--- a/derieux-cv.docx
+++ b/derieux-cv.docx
@@ -6620,13 +6620,7 @@
                     <w:keepNext w:val="0"/>
                   </w:pPr>
                   <w:r>
-                    <w:t xml:space="preserve">[ </w:t>
-                  </w:r>
-                  <w:r>
-                    <w:t>5</w:t>
-                  </w:r>
-                  <w:r>
-                    <w:t>/</w:t>
+                    <w:t>[ 5/</w:t>
                   </w:r>
                   <w:proofErr w:type="gramStart"/>
                   <w:r>
@@ -8369,7 +8363,7 @@
                 <w:b/>
                 <w:bCs/>
               </w:rPr>
-              <w:t xml:space="preserve"> packages</w:t>
+              <w:t>s</w:t>
             </w:r>
             <w:r>
               <w:t xml:space="preserve">: </w:t>
@@ -8379,6 +8373,9 @@
             </w:r>
             <w:r>
               <w:t>React.js / Electron.js / Cesium.js / Bootstrap</w:t>
+            </w:r>
+            <w:r>
+              <w:t xml:space="preserve"> / Jekyll</w:t>
             </w:r>
           </w:p>
           <w:p>
@@ -13281,7 +13278,7 @@
     <w:charset w:val="00"/>
     <w:family w:val="modern"/>
     <w:pitch w:val="fixed"/>
-    <w:sig w:usb0="E0002AFF" w:usb1="C0007843" w:usb2="00000009" w:usb3="00000000" w:csb0="000001FF" w:csb1="00000000"/>
+    <w:sig w:usb0="E0002EFF" w:usb1="C0007843" w:usb2="00000009" w:usb3="00000000" w:csb0="000001FF" w:csb1="00000000"/>
   </w:font>
   <w:font w:name="Wingdings">
     <w:panose1 w:val="05000000000000000000"/>
@@ -13394,6 +13391,7 @@
     <w:rsid w:val="002D1A8C"/>
     <w:rsid w:val="00302FDA"/>
     <w:rsid w:val="0032046F"/>
+    <w:rsid w:val="00336C33"/>
     <w:rsid w:val="003A5844"/>
     <w:rsid w:val="004133D8"/>
     <w:rsid w:val="004629BF"/>
@@ -13438,6 +13436,7 @@
     <w:rsid w:val="00FC2B46"/>
     <w:rsid w:val="00FC7234"/>
     <w:rsid w:val="00FE52AF"/>
+    <w:rsid w:val="00FE5E44"/>
   </w:rsids>
   <m:mathPr>
     <m:mathFont m:val="Cambria Math"/>

--- a/derieux-cv.docx
+++ b/derieux-cv.docx
@@ -6504,28 +6504,8 @@
                       <w:bCs w:val="0"/>
                       <w:color w:val="7F7F7F" w:themeColor="text1" w:themeTint="80"/>
                     </w:rPr>
-                    <w:t xml:space="preserve"> via a non-cooperative game to synthesize and identify nefarious in-phase and quadrature-phase (IQ) </w:t>
-                  </w:r>
-                  <w:proofErr w:type="gramStart"/>
-                  <w:r>
-                    <w:rPr>
-                      <w:rFonts w:ascii="Helvetica Neue" w:hAnsi="Helvetica Neue"/>
-                      <w:b w:val="0"/>
-                      <w:bCs w:val="0"/>
-                      <w:color w:val="7F7F7F" w:themeColor="text1" w:themeTint="80"/>
-                    </w:rPr>
-                    <w:t>waveforms.</w:t>
-                  </w:r>
-                  <w:r>
-                    <w:rPr>
-                      <w:rFonts w:ascii="Helvetica Neue" w:hAnsi="Helvetica Neue"/>
-                      <w:b w:val="0"/>
-                      <w:bCs w:val="0"/>
-                      <w:color w:val="7F7F7F" w:themeColor="text1" w:themeTint="80"/>
-                    </w:rPr>
-                    <w:t>.</w:t>
-                  </w:r>
-                  <w:proofErr w:type="gramEnd"/>
+                    <w:t xml:space="preserve"> via a non-cooperative game to synthesize and identify nefarious in-phase and quadrature-phase (IQ) waveforms.</w:t>
+                  </w:r>
                 </w:p>
               </w:tc>
             </w:tr>
@@ -13402,6 +13382,7 @@
     <w:rsid w:val="004E6208"/>
     <w:rsid w:val="0053687F"/>
     <w:rsid w:val="00674A94"/>
+    <w:rsid w:val="006752D4"/>
     <w:rsid w:val="006B5A05"/>
     <w:rsid w:val="006D4195"/>
     <w:rsid w:val="00717757"/>

--- a/derieux-cv.docx
+++ b/derieux-cv.docx
@@ -597,23 +597,7 @@
                       <w:color w:val="1F497D" w:themeColor="text2"/>
                       <w:sz w:val="24"/>
                     </w:rPr>
-                    <w:t xml:space="preserve">Quantum AI </w:t>
-                  </w:r>
-                  <w:proofErr w:type="gramStart"/>
-                  <w:r>
-                    <w:rPr>
-                      <w:color w:val="1F497D" w:themeColor="text2"/>
-                      <w:sz w:val="24"/>
-                    </w:rPr>
-                    <w:t>{ Scientist</w:t>
-                  </w:r>
-                  <w:proofErr w:type="gramEnd"/>
-                  <w:r>
-                    <w:rPr>
-                      <w:color w:val="1F497D" w:themeColor="text2"/>
-                      <w:sz w:val="24"/>
-                    </w:rPr>
-                    <w:t xml:space="preserve">, </w:t>
+                    <w:t xml:space="preserve">Quantum AI { Scientist, </w:t>
                   </w:r>
                   <w:r>
                     <w:rPr>
@@ -634,15 +618,7 @@
                       <w:color w:val="1F497D" w:themeColor="text2"/>
                       <w:sz w:val="24"/>
                     </w:rPr>
-                    <w:t xml:space="preserve"> </w:t>
-                  </w:r>
-                  <w:proofErr w:type="gramStart"/>
-                  <w:r>
-                    <w:rPr>
-                      <w:color w:val="1F497D" w:themeColor="text2"/>
-                      <w:sz w:val="24"/>
-                    </w:rPr>
-                    <w:t>Developer</w:t>
+                    <w:t xml:space="preserve"> Developer</w:t>
                   </w:r>
                   <w:r>
                     <w:rPr>
@@ -651,7 +627,6 @@
                     </w:rPr>
                     <w:t xml:space="preserve"> }</w:t>
                   </w:r>
-                  <w:proofErr w:type="gramEnd"/>
                 </w:p>
               </w:tc>
               <w:tc>
@@ -1282,16 +1257,11 @@
                     <w:t xml:space="preserve">[ 8/2022 – </w:t>
                   </w:r>
                   <w:r>
-                    <w:t>Expected 12/</w:t>
-                  </w:r>
-                  <w:proofErr w:type="gramStart"/>
-                  <w:r>
-                    <w:t>2026</w:t>
+                    <w:t>Expected 12/2026</w:t>
                   </w:r>
                   <w:r>
                     <w:t xml:space="preserve"> ]</w:t>
                   </w:r>
-                  <w:proofErr w:type="gramEnd"/>
                 </w:p>
               </w:tc>
             </w:tr>
@@ -1455,13 +1425,8 @@
                     <w:keepNext w:val="0"/>
                   </w:pPr>
                   <w:r>
-                    <w:t>[ 1/2021 – 8/</w:t>
-                  </w:r>
-                  <w:proofErr w:type="gramStart"/>
-                  <w:r>
-                    <w:t>2022 ]</w:t>
-                  </w:r>
-                  <w:proofErr w:type="gramEnd"/>
+                    <w:t>[ 1/2021 – 8/2022 ]</w:t>
+                  </w:r>
                 </w:p>
               </w:tc>
             </w:tr>
@@ -1663,13 +1628,8 @@
                     <w:keepNext w:val="0"/>
                   </w:pPr>
                   <w:r>
-                    <w:t>[ 8/2012 – 5/</w:t>
-                  </w:r>
-                  <w:proofErr w:type="gramStart"/>
-                  <w:r>
-                    <w:t>2016 ]</w:t>
-                  </w:r>
-                  <w:proofErr w:type="gramEnd"/>
+                    <w:t>[ 8/2012 – 5/2016 ]</w:t>
+                  </w:r>
                 </w:p>
               </w:tc>
             </w:tr>
@@ -1833,13 +1793,8 @@
                     <w:keepNext w:val="0"/>
                   </w:pPr>
                   <w:r>
-                    <w:t>[ 8/2012 – 12/</w:t>
-                  </w:r>
-                  <w:proofErr w:type="gramStart"/>
-                  <w:r>
-                    <w:t>2016 ]</w:t>
-                  </w:r>
-                  <w:proofErr w:type="gramEnd"/>
+                    <w:t>[ 8/2012 – 12/2016 ]</w:t>
+                  </w:r>
                 </w:p>
               </w:tc>
             </w:tr>
@@ -2024,13 +1979,8 @@
                     <w:keepNext w:val="0"/>
                   </w:pPr>
                   <w:r>
-                    <w:t xml:space="preserve">[ 8/2021 – </w:t>
-                  </w:r>
-                  <w:proofErr w:type="gramStart"/>
-                  <w:r>
-                    <w:t>Present ]</w:t>
-                  </w:r>
-                  <w:proofErr w:type="gramEnd"/>
+                    <w:t>[ 8/2021 – Present ]</w:t>
+                  </w:r>
                 </w:p>
               </w:tc>
             </w:tr>
@@ -2221,16 +2171,11 @@
                     <w:t xml:space="preserve"> </w:t>
                   </w:r>
                   <w:r>
-                    <w:t>05/</w:t>
-                  </w:r>
-                  <w:proofErr w:type="gramStart"/>
-                  <w:r>
-                    <w:t>2023</w:t>
+                    <w:t>05/2023</w:t>
                   </w:r>
                   <w:r>
                     <w:t xml:space="preserve"> ]</w:t>
                   </w:r>
-                  <w:proofErr w:type="gramEnd"/>
                 </w:p>
               </w:tc>
             </w:tr>
@@ -2374,16 +2319,11 @@
                     <w:t xml:space="preserve">[ 2/2017 – </w:t>
                   </w:r>
                   <w:r>
-                    <w:t>9/</w:t>
-                  </w:r>
-                  <w:proofErr w:type="gramStart"/>
-                  <w:r>
-                    <w:t>2024</w:t>
+                    <w:t>9/2024</w:t>
                   </w:r>
                   <w:r>
                     <w:t xml:space="preserve"> ]</w:t>
                   </w:r>
-                  <w:proofErr w:type="gramEnd"/>
                 </w:p>
               </w:tc>
             </w:tr>
@@ -2506,15 +2446,7 @@
                     <w:keepNext w:val="0"/>
                   </w:pPr>
                   <w:r>
-                    <w:t>[ 7/2012 – 2/</w:t>
-                  </w:r>
-                  <w:proofErr w:type="gramStart"/>
-                  <w:r>
-                    <w:t>2017 ]</w:t>
-                  </w:r>
-                  <w:proofErr w:type="gramEnd"/>
-                  <w:r>
-                    <w:t xml:space="preserve"> </w:t>
+                    <w:t xml:space="preserve">[ 7/2012 – 2/2017 ] </w:t>
                   </w:r>
                 </w:p>
               </w:tc>
@@ -2641,13 +2573,8 @@
                     <w:t>7</w:t>
                   </w:r>
                   <w:r>
-                    <w:t>/</w:t>
-                  </w:r>
-                  <w:proofErr w:type="gramStart"/>
-                  <w:r>
-                    <w:t>2012 ]</w:t>
-                  </w:r>
-                  <w:proofErr w:type="gramEnd"/>
+                    <w:t>/2012 ]</w:t>
+                  </w:r>
                 </w:p>
               </w:tc>
             </w:tr>
@@ -3838,15 +3765,7 @@
                 <w:b w:val="0"/>
                 <w:bCs w:val="0"/>
               </w:rPr>
-              <w:t xml:space="preserve">Rising Star </w:t>
-            </w:r>
-            <w:proofErr w:type="gramStart"/>
-            <w:r>
-              <w:rPr>
-                <w:b w:val="0"/>
-                <w:bCs w:val="0"/>
-              </w:rPr>
-              <w:t xml:space="preserve">Seminar  </w:t>
+              <w:t xml:space="preserve">Rising Star Seminar  </w:t>
             </w:r>
             <w:r>
               <w:rPr>
@@ -3854,35 +3773,24 @@
                 <w:sz w:val="16"/>
                 <w:szCs w:val="16"/>
               </w:rPr>
-              <w:t>[</w:t>
-            </w:r>
-            <w:proofErr w:type="gramEnd"/>
+              <w:t xml:space="preserve">[ </w:t>
+            </w:r>
             <w:r>
               <w:rPr>
                 <w:color w:val="4F81BD" w:themeColor="accent1"/>
                 <w:sz w:val="16"/>
                 <w:szCs w:val="16"/>
               </w:rPr>
-              <w:t xml:space="preserve"> </w:t>
-            </w:r>
-            <w:proofErr w:type="gramStart"/>
+              <w:t>2026</w:t>
+            </w:r>
             <w:r>
               <w:rPr>
                 <w:color w:val="4F81BD" w:themeColor="accent1"/>
                 <w:sz w:val="16"/>
                 <w:szCs w:val="16"/>
               </w:rPr>
-              <w:t>2026</w:t>
-            </w:r>
-            <w:r>
-              <w:rPr>
-                <w:color w:val="4F81BD" w:themeColor="accent1"/>
-                <w:sz w:val="16"/>
-                <w:szCs w:val="16"/>
-              </w:rPr>
               <w:t xml:space="preserve"> ]</w:t>
             </w:r>
-            <w:proofErr w:type="gramEnd"/>
             <w:r>
               <w:rPr>
                 <w:color w:val="4F81BD" w:themeColor="accent1"/>
@@ -3944,15 +3852,7 @@
                 <w:b w:val="0"/>
                 <w:bCs w:val="0"/>
               </w:rPr>
-              <w:t xml:space="preserve">Advantage Austria </w:t>
-            </w:r>
-            <w:proofErr w:type="gramStart"/>
-            <w:r>
-              <w:rPr>
-                <w:b w:val="0"/>
-                <w:bCs w:val="0"/>
-              </w:rPr>
-              <w:t xml:space="preserve">Delegation  </w:t>
+              <w:t xml:space="preserve">Advantage Austria Delegation  </w:t>
             </w:r>
             <w:r>
               <w:rPr>
@@ -3960,35 +3860,24 @@
                 <w:sz w:val="16"/>
                 <w:szCs w:val="16"/>
               </w:rPr>
-              <w:t>[</w:t>
-            </w:r>
-            <w:proofErr w:type="gramEnd"/>
+              <w:t xml:space="preserve">[ </w:t>
+            </w:r>
             <w:r>
               <w:rPr>
                 <w:color w:val="4F81BD" w:themeColor="accent1"/>
                 <w:sz w:val="16"/>
                 <w:szCs w:val="16"/>
               </w:rPr>
-              <w:t xml:space="preserve"> </w:t>
-            </w:r>
-            <w:proofErr w:type="gramStart"/>
+              <w:t>2026</w:t>
+            </w:r>
             <w:r>
               <w:rPr>
                 <w:color w:val="4F81BD" w:themeColor="accent1"/>
                 <w:sz w:val="16"/>
                 <w:szCs w:val="16"/>
               </w:rPr>
-              <w:t>2026</w:t>
-            </w:r>
-            <w:r>
-              <w:rPr>
-                <w:color w:val="4F81BD" w:themeColor="accent1"/>
-                <w:sz w:val="16"/>
-                <w:szCs w:val="16"/>
-              </w:rPr>
               <w:t xml:space="preserve"> ]</w:t>
             </w:r>
-            <w:proofErr w:type="gramEnd"/>
             <w:r>
               <w:rPr>
                 <w:color w:val="4F81BD" w:themeColor="accent1"/>
@@ -4028,15 +3917,7 @@
                 <w:b w:val="0"/>
                 <w:bCs w:val="0"/>
               </w:rPr>
-              <w:t xml:space="preserve">ICEX Digital Innovator </w:t>
-            </w:r>
-            <w:proofErr w:type="gramStart"/>
-            <w:r>
-              <w:rPr>
-                <w:b w:val="0"/>
-                <w:bCs w:val="0"/>
-              </w:rPr>
-              <w:t xml:space="preserve">Accelerator  </w:t>
+              <w:t xml:space="preserve">ICEX Digital Innovator Accelerator  </w:t>
             </w:r>
             <w:r>
               <w:rPr>
@@ -4044,35 +3925,24 @@
                 <w:sz w:val="16"/>
                 <w:szCs w:val="16"/>
               </w:rPr>
-              <w:t>[</w:t>
-            </w:r>
-            <w:proofErr w:type="gramEnd"/>
+              <w:t xml:space="preserve">[ </w:t>
+            </w:r>
             <w:r>
               <w:rPr>
                 <w:color w:val="4F81BD" w:themeColor="accent1"/>
                 <w:sz w:val="16"/>
                 <w:szCs w:val="16"/>
               </w:rPr>
-              <w:t xml:space="preserve"> </w:t>
-            </w:r>
-            <w:proofErr w:type="gramStart"/>
+              <w:t>2026</w:t>
+            </w:r>
             <w:r>
               <w:rPr>
                 <w:color w:val="4F81BD" w:themeColor="accent1"/>
                 <w:sz w:val="16"/>
                 <w:szCs w:val="16"/>
               </w:rPr>
-              <w:t>2026</w:t>
-            </w:r>
-            <w:r>
-              <w:rPr>
-                <w:color w:val="4F81BD" w:themeColor="accent1"/>
-                <w:sz w:val="16"/>
-                <w:szCs w:val="16"/>
-              </w:rPr>
               <w:t xml:space="preserve"> ]</w:t>
             </w:r>
-            <w:proofErr w:type="gramEnd"/>
             <w:r>
               <w:rPr>
                 <w:color w:val="4F81BD" w:themeColor="accent1"/>
@@ -4128,7 +3998,6 @@
               </w:rPr>
               <w:t xml:space="preserve">Fellowship </w:t>
             </w:r>
-            <w:proofErr w:type="gramStart"/>
             <w:r>
               <w:rPr>
                 <w:b w:val="0"/>
@@ -4149,35 +4018,24 @@
                 <w:sz w:val="16"/>
                 <w:szCs w:val="16"/>
               </w:rPr>
-              <w:t>[</w:t>
-            </w:r>
-            <w:proofErr w:type="gramEnd"/>
+              <w:t xml:space="preserve">[ </w:t>
+            </w:r>
             <w:r>
               <w:rPr>
                 <w:color w:val="4F81BD" w:themeColor="accent1"/>
                 <w:sz w:val="16"/>
                 <w:szCs w:val="16"/>
               </w:rPr>
-              <w:t xml:space="preserve"> </w:t>
-            </w:r>
-            <w:proofErr w:type="gramStart"/>
+              <w:t>2026</w:t>
+            </w:r>
             <w:r>
               <w:rPr>
                 <w:color w:val="4F81BD" w:themeColor="accent1"/>
                 <w:sz w:val="16"/>
                 <w:szCs w:val="16"/>
               </w:rPr>
-              <w:t>2026</w:t>
-            </w:r>
-            <w:r>
-              <w:rPr>
-                <w:color w:val="4F81BD" w:themeColor="accent1"/>
-                <w:sz w:val="16"/>
-                <w:szCs w:val="16"/>
-              </w:rPr>
               <w:t xml:space="preserve"> ]</w:t>
             </w:r>
-            <w:proofErr w:type="gramEnd"/>
             <w:r>
               <w:rPr>
                 <w:color w:val="4F81BD" w:themeColor="accent1"/>
@@ -4245,15 +4103,7 @@
                 <w:b w:val="0"/>
                 <w:bCs w:val="0"/>
               </w:rPr>
-              <w:t xml:space="preserve"> </w:t>
-            </w:r>
-            <w:proofErr w:type="gramStart"/>
-            <w:r>
-              <w:rPr>
-                <w:b w:val="0"/>
-                <w:bCs w:val="0"/>
-              </w:rPr>
-              <w:t>Events</w:t>
+              <w:t xml:space="preserve"> Events</w:t>
             </w:r>
             <w:r>
               <w:rPr>
@@ -4268,16 +4118,15 @@
                 <w:sz w:val="16"/>
                 <w:szCs w:val="16"/>
               </w:rPr>
-              <w:t>[</w:t>
-            </w:r>
-            <w:proofErr w:type="gramEnd"/>
+              <w:t xml:space="preserve">[ </w:t>
+            </w:r>
             <w:r>
               <w:rPr>
                 <w:color w:val="4F81BD" w:themeColor="accent1"/>
                 <w:sz w:val="16"/>
                 <w:szCs w:val="16"/>
               </w:rPr>
-              <w:t xml:space="preserve"> </w:t>
+              <w:t>2025</w:t>
             </w:r>
             <w:r>
               <w:rPr>
@@ -4285,7 +4134,7 @@
                 <w:sz w:val="16"/>
                 <w:szCs w:val="16"/>
               </w:rPr>
-              <w:t>2025</w:t>
+              <w:t xml:space="preserve"> – </w:t>
             </w:r>
             <w:r>
               <w:rPr>
@@ -4293,26 +4142,16 @@
                 <w:sz w:val="16"/>
                 <w:szCs w:val="16"/>
               </w:rPr>
-              <w:t xml:space="preserve"> – </w:t>
-            </w:r>
-            <w:proofErr w:type="gramStart"/>
+              <w:t xml:space="preserve">Present </w:t>
+            </w:r>
             <w:r>
               <w:rPr>
                 <w:color w:val="4F81BD" w:themeColor="accent1"/>
                 <w:sz w:val="16"/>
                 <w:szCs w:val="16"/>
               </w:rPr>
-              <w:t xml:space="preserve">Present </w:t>
-            </w:r>
-            <w:r>
-              <w:rPr>
-                <w:color w:val="4F81BD" w:themeColor="accent1"/>
-                <w:sz w:val="16"/>
-                <w:szCs w:val="16"/>
-              </w:rPr>
               <w:t>]</w:t>
             </w:r>
-            <w:proofErr w:type="gramEnd"/>
             <w:r>
               <w:rPr>
                 <w:color w:val="4F81BD" w:themeColor="accent1"/>
@@ -4348,15 +4187,7 @@
                 <w:b w:val="0"/>
                 <w:bCs w:val="0"/>
               </w:rPr>
-              <w:t xml:space="preserve">Fellowship </w:t>
-            </w:r>
-            <w:proofErr w:type="gramStart"/>
-            <w:r>
-              <w:rPr>
-                <w:b w:val="0"/>
-                <w:bCs w:val="0"/>
-              </w:rPr>
-              <w:t>Panels</w:t>
+              <w:t>Fellowship Panels</w:t>
             </w:r>
             <w:r>
               <w:rPr>
@@ -4371,16 +4202,15 @@
                 <w:sz w:val="16"/>
                 <w:szCs w:val="16"/>
               </w:rPr>
-              <w:t>[</w:t>
-            </w:r>
-            <w:proofErr w:type="gramEnd"/>
+              <w:t xml:space="preserve">[ </w:t>
+            </w:r>
             <w:r>
               <w:rPr>
                 <w:color w:val="4F81BD" w:themeColor="accent1"/>
                 <w:sz w:val="16"/>
                 <w:szCs w:val="16"/>
               </w:rPr>
-              <w:t xml:space="preserve"> </w:t>
+              <w:t>2022</w:t>
             </w:r>
             <w:r>
               <w:rPr>
@@ -4388,7 +4218,7 @@
                 <w:sz w:val="16"/>
                 <w:szCs w:val="16"/>
               </w:rPr>
-              <w:t>2022</w:t>
+              <w:t xml:space="preserve"> – </w:t>
             </w:r>
             <w:r>
               <w:rPr>
@@ -4396,26 +4226,16 @@
                 <w:sz w:val="16"/>
                 <w:szCs w:val="16"/>
               </w:rPr>
-              <w:t xml:space="preserve"> – </w:t>
-            </w:r>
-            <w:proofErr w:type="gramStart"/>
+              <w:t xml:space="preserve">Present </w:t>
+            </w:r>
             <w:r>
               <w:rPr>
                 <w:color w:val="4F81BD" w:themeColor="accent1"/>
                 <w:sz w:val="16"/>
                 <w:szCs w:val="16"/>
               </w:rPr>
-              <w:t xml:space="preserve">Present </w:t>
-            </w:r>
-            <w:r>
-              <w:rPr>
-                <w:color w:val="4F81BD" w:themeColor="accent1"/>
-                <w:sz w:val="16"/>
-                <w:szCs w:val="16"/>
-              </w:rPr>
               <w:t>]</w:t>
             </w:r>
-            <w:proofErr w:type="gramEnd"/>
             <w:r>
               <w:rPr>
                 <w:color w:val="4F81BD" w:themeColor="accent1"/>
@@ -4467,7 +4287,6 @@
               </w:rPr>
               <w:t xml:space="preserve">Research </w:t>
             </w:r>
-            <w:proofErr w:type="gramStart"/>
             <w:r>
               <w:rPr>
                 <w:b w:val="0"/>
@@ -4481,25 +4300,23 @@
                 <w:sz w:val="16"/>
                 <w:szCs w:val="16"/>
               </w:rPr>
-              <w:t>[</w:t>
-            </w:r>
-            <w:proofErr w:type="gramEnd"/>
+              <w:t xml:space="preserve">[ </w:t>
+            </w:r>
             <w:r>
               <w:rPr>
                 <w:color w:val="4F81BD" w:themeColor="accent1"/>
                 <w:sz w:val="16"/>
                 <w:szCs w:val="16"/>
               </w:rPr>
-              <w:t xml:space="preserve"> </w:t>
-            </w:r>
-            <w:proofErr w:type="gramStart"/>
+              <w:t>202</w:t>
+            </w:r>
             <w:r>
               <w:rPr>
                 <w:color w:val="4F81BD" w:themeColor="accent1"/>
                 <w:sz w:val="16"/>
                 <w:szCs w:val="16"/>
               </w:rPr>
-              <w:t>202</w:t>
+              <w:t>1</w:t>
             </w:r>
             <w:r>
               <w:rPr>
@@ -4507,7 +4324,7 @@
                 <w:sz w:val="16"/>
                 <w:szCs w:val="16"/>
               </w:rPr>
-              <w:t>1</w:t>
+              <w:t xml:space="preserve">  – </w:t>
             </w:r>
             <w:r>
               <w:rPr>
@@ -4515,35 +4332,16 @@
                 <w:sz w:val="16"/>
                 <w:szCs w:val="16"/>
               </w:rPr>
-              <w:t xml:space="preserve">  –</w:t>
-            </w:r>
-            <w:proofErr w:type="gramEnd"/>
+              <w:t xml:space="preserve">Present </w:t>
+            </w:r>
             <w:r>
               <w:rPr>
                 <w:color w:val="4F81BD" w:themeColor="accent1"/>
                 <w:sz w:val="16"/>
                 <w:szCs w:val="16"/>
               </w:rPr>
-              <w:t xml:space="preserve"> </w:t>
-            </w:r>
-            <w:proofErr w:type="gramStart"/>
-            <w:r>
-              <w:rPr>
-                <w:color w:val="4F81BD" w:themeColor="accent1"/>
-                <w:sz w:val="16"/>
-                <w:szCs w:val="16"/>
-              </w:rPr>
-              <w:t xml:space="preserve">Present </w:t>
-            </w:r>
-            <w:r>
-              <w:rPr>
-                <w:color w:val="4F81BD" w:themeColor="accent1"/>
-                <w:sz w:val="16"/>
-                <w:szCs w:val="16"/>
-              </w:rPr>
               <w:t>]</w:t>
             </w:r>
-            <w:proofErr w:type="gramEnd"/>
             <w:r>
               <w:rPr>
                 <w:color w:val="4F81BD" w:themeColor="accent1"/>
@@ -4583,15 +4381,7 @@
                 <w:b w:val="0"/>
                 <w:bCs w:val="0"/>
               </w:rPr>
-              <w:t xml:space="preserve">Ukraine </w:t>
-            </w:r>
-            <w:proofErr w:type="gramStart"/>
-            <w:r>
-              <w:rPr>
-                <w:b w:val="0"/>
-                <w:bCs w:val="0"/>
-              </w:rPr>
-              <w:t xml:space="preserve">Delegation  </w:t>
+              <w:t xml:space="preserve">Ukraine Delegation  </w:t>
             </w:r>
             <w:r>
               <w:rPr>
@@ -4599,35 +4389,24 @@
                 <w:sz w:val="16"/>
                 <w:szCs w:val="16"/>
               </w:rPr>
-              <w:t>[</w:t>
-            </w:r>
-            <w:proofErr w:type="gramEnd"/>
+              <w:t xml:space="preserve">[ </w:t>
+            </w:r>
             <w:r>
               <w:rPr>
                 <w:color w:val="4F81BD" w:themeColor="accent1"/>
                 <w:sz w:val="16"/>
                 <w:szCs w:val="16"/>
               </w:rPr>
-              <w:t xml:space="preserve"> </w:t>
-            </w:r>
-            <w:proofErr w:type="gramStart"/>
+              <w:t>2025</w:t>
+            </w:r>
             <w:r>
               <w:rPr>
                 <w:color w:val="4F81BD" w:themeColor="accent1"/>
                 <w:sz w:val="16"/>
                 <w:szCs w:val="16"/>
               </w:rPr>
-              <w:t>2025</w:t>
-            </w:r>
-            <w:r>
-              <w:rPr>
-                <w:color w:val="4F81BD" w:themeColor="accent1"/>
-                <w:sz w:val="16"/>
-                <w:szCs w:val="16"/>
-              </w:rPr>
               <w:t xml:space="preserve"> ]</w:t>
             </w:r>
-            <w:proofErr w:type="gramEnd"/>
             <w:r>
               <w:rPr>
                 <w:color w:val="4F81BD" w:themeColor="accent1"/>
@@ -4667,15 +4446,7 @@
                 <w:b w:val="0"/>
                 <w:bCs w:val="0"/>
               </w:rPr>
-              <w:t xml:space="preserve">Taiwan </w:t>
-            </w:r>
-            <w:proofErr w:type="gramStart"/>
-            <w:r>
-              <w:rPr>
-                <w:b w:val="0"/>
-                <w:bCs w:val="0"/>
-              </w:rPr>
-              <w:t xml:space="preserve">Delegation  </w:t>
+              <w:t xml:space="preserve">Taiwan Delegation  </w:t>
             </w:r>
             <w:r>
               <w:rPr>
@@ -4683,35 +4454,24 @@
                 <w:sz w:val="16"/>
                 <w:szCs w:val="16"/>
               </w:rPr>
-              <w:t>[</w:t>
-            </w:r>
-            <w:proofErr w:type="gramEnd"/>
+              <w:t xml:space="preserve">[ </w:t>
+            </w:r>
             <w:r>
               <w:rPr>
                 <w:color w:val="4F81BD" w:themeColor="accent1"/>
                 <w:sz w:val="16"/>
                 <w:szCs w:val="16"/>
               </w:rPr>
-              <w:t xml:space="preserve"> </w:t>
-            </w:r>
-            <w:proofErr w:type="gramStart"/>
+              <w:t>2025</w:t>
+            </w:r>
             <w:r>
               <w:rPr>
                 <w:color w:val="4F81BD" w:themeColor="accent1"/>
                 <w:sz w:val="16"/>
                 <w:szCs w:val="16"/>
               </w:rPr>
-              <w:t>2025</w:t>
-            </w:r>
-            <w:r>
-              <w:rPr>
-                <w:color w:val="4F81BD" w:themeColor="accent1"/>
-                <w:sz w:val="16"/>
-                <w:szCs w:val="16"/>
-              </w:rPr>
               <w:t xml:space="preserve"> ]</w:t>
             </w:r>
-            <w:proofErr w:type="gramEnd"/>
             <w:r>
               <w:rPr>
                 <w:color w:val="4F81BD" w:themeColor="accent1"/>
@@ -4751,15 +4511,7 @@
                 <w:b w:val="0"/>
                 <w:bCs w:val="0"/>
               </w:rPr>
-              <w:t>International Conference on Learning Representations (</w:t>
-            </w:r>
-            <w:proofErr w:type="gramStart"/>
-            <w:r>
-              <w:rPr>
-                <w:b w:val="0"/>
-                <w:bCs w:val="0"/>
-              </w:rPr>
-              <w:t xml:space="preserve">ICLR)  </w:t>
+              <w:t xml:space="preserve">International Conference on Learning Representations (ICLR)  </w:t>
             </w:r>
             <w:r>
               <w:rPr>
@@ -4767,35 +4519,24 @@
                 <w:sz w:val="16"/>
                 <w:szCs w:val="16"/>
               </w:rPr>
-              <w:t>[</w:t>
-            </w:r>
-            <w:proofErr w:type="gramEnd"/>
+              <w:t xml:space="preserve">[ </w:t>
+            </w:r>
             <w:r>
               <w:rPr>
                 <w:color w:val="4F81BD" w:themeColor="accent1"/>
                 <w:sz w:val="16"/>
                 <w:szCs w:val="16"/>
               </w:rPr>
-              <w:t xml:space="preserve"> </w:t>
-            </w:r>
-            <w:proofErr w:type="gramStart"/>
+              <w:t>2025</w:t>
+            </w:r>
             <w:r>
               <w:rPr>
                 <w:color w:val="4F81BD" w:themeColor="accent1"/>
                 <w:sz w:val="16"/>
                 <w:szCs w:val="16"/>
               </w:rPr>
-              <w:t>2025</w:t>
-            </w:r>
-            <w:r>
-              <w:rPr>
-                <w:color w:val="4F81BD" w:themeColor="accent1"/>
-                <w:sz w:val="16"/>
-                <w:szCs w:val="16"/>
-              </w:rPr>
               <w:t xml:space="preserve"> ]</w:t>
             </w:r>
-            <w:proofErr w:type="gramEnd"/>
             <w:r>
               <w:rPr>
                 <w:color w:val="4F81BD" w:themeColor="accent1"/>
@@ -4835,15 +4576,7 @@
                 <w:b w:val="0"/>
                 <w:bCs w:val="0"/>
               </w:rPr>
-              <w:t>AWS Quantum Networks Workshop (</w:t>
-            </w:r>
-            <w:proofErr w:type="gramStart"/>
-            <w:r>
-              <w:rPr>
-                <w:b w:val="0"/>
-                <w:bCs w:val="0"/>
-              </w:rPr>
-              <w:t xml:space="preserve">QNW)  </w:t>
+              <w:t xml:space="preserve">AWS Quantum Networks Workshop (QNW)  </w:t>
             </w:r>
             <w:r>
               <w:rPr>
@@ -4851,35 +4584,24 @@
                 <w:sz w:val="16"/>
                 <w:szCs w:val="16"/>
               </w:rPr>
-              <w:t>[</w:t>
-            </w:r>
-            <w:proofErr w:type="gramEnd"/>
+              <w:t xml:space="preserve">[ </w:t>
+            </w:r>
             <w:r>
               <w:rPr>
                 <w:color w:val="4F81BD" w:themeColor="accent1"/>
                 <w:sz w:val="16"/>
                 <w:szCs w:val="16"/>
               </w:rPr>
-              <w:t xml:space="preserve"> </w:t>
-            </w:r>
-            <w:proofErr w:type="gramStart"/>
+              <w:t>2023</w:t>
+            </w:r>
             <w:r>
               <w:rPr>
                 <w:color w:val="4F81BD" w:themeColor="accent1"/>
                 <w:sz w:val="16"/>
                 <w:szCs w:val="16"/>
               </w:rPr>
-              <w:t>2023</w:t>
-            </w:r>
-            <w:r>
-              <w:rPr>
-                <w:color w:val="4F81BD" w:themeColor="accent1"/>
-                <w:sz w:val="16"/>
-                <w:szCs w:val="16"/>
-              </w:rPr>
               <w:t xml:space="preserve"> ]</w:t>
             </w:r>
-            <w:proofErr w:type="gramEnd"/>
             <w:r>
               <w:rPr>
                 <w:color w:val="4F81BD" w:themeColor="accent1"/>
@@ -4930,15 +4652,7 @@
                 <w:b w:val="0"/>
                 <w:bCs w:val="0"/>
               </w:rPr>
-              <w:t xml:space="preserve"> </w:t>
-            </w:r>
-            <w:proofErr w:type="gramStart"/>
-            <w:r>
-              <w:rPr>
-                <w:b w:val="0"/>
-                <w:bCs w:val="0"/>
-              </w:rPr>
-              <w:t xml:space="preserve">Workshop  </w:t>
+              <w:t xml:space="preserve"> Workshop  </w:t>
             </w:r>
             <w:r>
               <w:rPr>
@@ -4946,35 +4660,24 @@
                 <w:sz w:val="16"/>
                 <w:szCs w:val="16"/>
               </w:rPr>
-              <w:t>[</w:t>
-            </w:r>
-            <w:proofErr w:type="gramEnd"/>
+              <w:t xml:space="preserve">[ </w:t>
+            </w:r>
             <w:r>
               <w:rPr>
                 <w:color w:val="4F81BD" w:themeColor="accent1"/>
                 <w:sz w:val="16"/>
                 <w:szCs w:val="16"/>
               </w:rPr>
-              <w:t xml:space="preserve"> </w:t>
-            </w:r>
-            <w:proofErr w:type="gramStart"/>
+              <w:t>2022</w:t>
+            </w:r>
             <w:r>
               <w:rPr>
                 <w:color w:val="4F81BD" w:themeColor="accent1"/>
                 <w:sz w:val="16"/>
                 <w:szCs w:val="16"/>
               </w:rPr>
-              <w:t>2022</w:t>
-            </w:r>
-            <w:r>
-              <w:rPr>
-                <w:color w:val="4F81BD" w:themeColor="accent1"/>
-                <w:sz w:val="16"/>
-                <w:szCs w:val="16"/>
-              </w:rPr>
               <w:t xml:space="preserve"> ]</w:t>
             </w:r>
-            <w:proofErr w:type="gramEnd"/>
             <w:r>
               <w:rPr>
                 <w:color w:val="4F81BD" w:themeColor="accent1"/>
@@ -5014,15 +4717,7 @@
                 <w:b w:val="0"/>
                 <w:bCs w:val="0"/>
               </w:rPr>
-              <w:t xml:space="preserve">International Laser Ranging Service (ILRS) Technical </w:t>
-            </w:r>
-            <w:proofErr w:type="gramStart"/>
-            <w:r>
-              <w:rPr>
-                <w:b w:val="0"/>
-                <w:bCs w:val="0"/>
-              </w:rPr>
-              <w:t xml:space="preserve">Workshop  </w:t>
+              <w:t xml:space="preserve">International Laser Ranging Service (ILRS) Technical Workshop  </w:t>
             </w:r>
             <w:r>
               <w:rPr>
@@ -5030,35 +4725,24 @@
                 <w:sz w:val="16"/>
                 <w:szCs w:val="16"/>
               </w:rPr>
-              <w:t>[</w:t>
-            </w:r>
-            <w:proofErr w:type="gramEnd"/>
+              <w:t xml:space="preserve">[ </w:t>
+            </w:r>
             <w:r>
               <w:rPr>
                 <w:color w:val="4F81BD" w:themeColor="accent1"/>
                 <w:sz w:val="16"/>
                 <w:szCs w:val="16"/>
               </w:rPr>
-              <w:t xml:space="preserve"> </w:t>
-            </w:r>
-            <w:proofErr w:type="gramStart"/>
+              <w:t>2019</w:t>
+            </w:r>
             <w:r>
               <w:rPr>
                 <w:color w:val="4F81BD" w:themeColor="accent1"/>
                 <w:sz w:val="16"/>
                 <w:szCs w:val="16"/>
               </w:rPr>
-              <w:t>2019</w:t>
-            </w:r>
-            <w:r>
-              <w:rPr>
-                <w:color w:val="4F81BD" w:themeColor="accent1"/>
-                <w:sz w:val="16"/>
-                <w:szCs w:val="16"/>
-              </w:rPr>
               <w:t xml:space="preserve"> ]</w:t>
             </w:r>
-            <w:proofErr w:type="gramEnd"/>
             <w:r>
               <w:rPr>
                 <w:color w:val="4F81BD" w:themeColor="accent1"/>
@@ -5098,15 +4782,7 @@
                 <w:b w:val="0"/>
                 <w:bCs w:val="0"/>
               </w:rPr>
-              <w:t xml:space="preserve">NRL Research Presentations and Performance </w:t>
-            </w:r>
-            <w:proofErr w:type="gramStart"/>
-            <w:r>
-              <w:rPr>
-                <w:b w:val="0"/>
-                <w:bCs w:val="0"/>
-              </w:rPr>
-              <w:t xml:space="preserve">Reviews  </w:t>
+              <w:t xml:space="preserve">NRL Research Presentations and Performance Reviews  </w:t>
             </w:r>
             <w:r>
               <w:rPr>
@@ -5114,50 +4790,31 @@
                 <w:sz w:val="16"/>
                 <w:szCs w:val="16"/>
               </w:rPr>
-              <w:t>[</w:t>
-            </w:r>
-            <w:proofErr w:type="gramEnd"/>
+              <w:t>[ 201</w:t>
+            </w:r>
             <w:r>
               <w:rPr>
                 <w:color w:val="4F81BD" w:themeColor="accent1"/>
                 <w:sz w:val="16"/>
                 <w:szCs w:val="16"/>
               </w:rPr>
-              <w:t xml:space="preserve"> 201</w:t>
+              <w:t>0</w:t>
             </w:r>
             <w:r>
               <w:rPr>
                 <w:color w:val="4F81BD" w:themeColor="accent1"/>
                 <w:sz w:val="16"/>
-                <w:szCs w:val="16"/>
-              </w:rPr>
-              <w:t>0</w:t>
+                <w:szCs w:val="24"/>
+              </w:rPr>
+              <w:t xml:space="preserve"> – </w:t>
             </w:r>
             <w:r>
               <w:rPr>
                 <w:color w:val="4F81BD" w:themeColor="accent1"/>
                 <w:sz w:val="16"/>
-                <w:szCs w:val="24"/>
-              </w:rPr>
-              <w:t xml:space="preserve"> – </w:t>
-            </w:r>
-            <w:proofErr w:type="gramStart"/>
-            <w:r>
-              <w:rPr>
-                <w:color w:val="4F81BD" w:themeColor="accent1"/>
-                <w:sz w:val="16"/>
-                <w:szCs w:val="16"/>
-              </w:rPr>
-              <w:t>2024 ]</w:t>
-            </w:r>
-            <w:proofErr w:type="gramEnd"/>
-            <w:r>
-              <w:rPr>
-                <w:color w:val="4F81BD" w:themeColor="accent1"/>
-                <w:sz w:val="16"/>
-                <w:szCs w:val="16"/>
-              </w:rPr>
-              <w:t xml:space="preserve">  </w:t>
+                <w:szCs w:val="16"/>
+              </w:rPr>
+              <w:t xml:space="preserve">2024 ]  </w:t>
             </w:r>
             <w:r>
               <w:rPr>
@@ -5381,11 +5038,7 @@
               <w:keepNext w:val="0"/>
             </w:pPr>
             <w:r>
-              <w:t xml:space="preserve">Peer </w:t>
-            </w:r>
-            <w:proofErr w:type="gramStart"/>
-            <w:r>
-              <w:t xml:space="preserve">Mentorship  </w:t>
+              <w:t xml:space="preserve">Peer Mentorship  </w:t>
             </w:r>
             <w:r>
               <w:rPr>
@@ -5393,24 +5046,89 @@
                 <w:sz w:val="16"/>
                 <w:szCs w:val="16"/>
               </w:rPr>
-              <w:t>[</w:t>
-            </w:r>
-            <w:proofErr w:type="gramEnd"/>
+              <w:t xml:space="preserve">[ </w:t>
+            </w:r>
             <w:r>
               <w:rPr>
                 <w:color w:val="4F81BD" w:themeColor="accent1"/>
                 <w:sz w:val="16"/>
                 <w:szCs w:val="16"/>
               </w:rPr>
-              <w:t xml:space="preserve"> </w:t>
-            </w:r>
-            <w:proofErr w:type="gramStart"/>
+              <w:t>2021</w:t>
+            </w:r>
             <w:r>
               <w:rPr>
                 <w:color w:val="4F81BD" w:themeColor="accent1"/>
                 <w:sz w:val="16"/>
                 <w:szCs w:val="16"/>
               </w:rPr>
+              <w:t xml:space="preserve">  – </w:t>
+            </w:r>
+            <w:r>
+              <w:rPr>
+                <w:color w:val="4F81BD" w:themeColor="accent1"/>
+                <w:sz w:val="16"/>
+                <w:szCs w:val="16"/>
+              </w:rPr>
+              <w:t xml:space="preserve">Present </w:t>
+            </w:r>
+            <w:r>
+              <w:rPr>
+                <w:color w:val="4F81BD" w:themeColor="accent1"/>
+                <w:sz w:val="16"/>
+                <w:szCs w:val="16"/>
+              </w:rPr>
+              <w:t>]</w:t>
+            </w:r>
+            <w:r>
+              <w:rPr>
+                <w:color w:val="4F81BD" w:themeColor="accent1"/>
+                <w:sz w:val="16"/>
+                <w:szCs w:val="16"/>
+              </w:rPr>
+              <w:t xml:space="preserve">  </w:t>
+            </w:r>
+            <w:r>
+              <w:rPr>
+                <w:rFonts w:ascii="Helvetica Neue" w:hAnsi="Helvetica Neue"/>
+                <w:b w:val="0"/>
+                <w:bCs w:val="0"/>
+                <w:color w:val="7F7F7F" w:themeColor="text1" w:themeTint="80"/>
+                <w:sz w:val="16"/>
+                <w:szCs w:val="16"/>
+              </w:rPr>
+              <w:t>Research direction, academic planning, software development and deployment, dataset management, high-performance computing and Linux system tutorials, presentation and paper reviews, etc.</w:t>
+            </w:r>
+          </w:p>
+          <w:p>
+            <w:pPr>
+              <w:pStyle w:val="Heading2"/>
+              <w:keepNext w:val="0"/>
+            </w:pPr>
+            <w:r>
+              <w:t>University and Department Tours</w:t>
+            </w:r>
+            <w:r>
+              <w:rPr>
+                <w:b w:val="0"/>
+                <w:bCs w:val="0"/>
+              </w:rPr>
+              <w:t xml:space="preserve">  </w:t>
+            </w:r>
+            <w:r>
+              <w:rPr>
+                <w:color w:val="4F81BD" w:themeColor="accent1"/>
+                <w:sz w:val="16"/>
+                <w:szCs w:val="16"/>
+              </w:rPr>
+              <w:t xml:space="preserve">[ </w:t>
+            </w:r>
+            <w:r>
+              <w:rPr>
+                <w:color w:val="4F81BD" w:themeColor="accent1"/>
+                <w:sz w:val="16"/>
+                <w:szCs w:val="16"/>
+              </w:rPr>
               <w:t>2021</w:t>
             </w:r>
             <w:r>
@@ -5419,25 +5137,23 @@
                 <w:sz w:val="16"/>
                 <w:szCs w:val="16"/>
               </w:rPr>
-              <w:t xml:space="preserve">  –</w:t>
-            </w:r>
-            <w:proofErr w:type="gramEnd"/>
+              <w:t xml:space="preserve">  – </w:t>
+            </w:r>
             <w:r>
               <w:rPr>
                 <w:color w:val="4F81BD" w:themeColor="accent1"/>
                 <w:sz w:val="16"/>
                 <w:szCs w:val="16"/>
               </w:rPr>
-              <w:t xml:space="preserve"> </w:t>
-            </w:r>
-            <w:proofErr w:type="gramStart"/>
+              <w:t xml:space="preserve">Present </w:t>
+            </w:r>
             <w:r>
               <w:rPr>
                 <w:color w:val="4F81BD" w:themeColor="accent1"/>
                 <w:sz w:val="16"/>
                 <w:szCs w:val="16"/>
               </w:rPr>
-              <w:t xml:space="preserve">Present </w:t>
+              <w:t>]</w:t>
             </w:r>
             <w:r>
               <w:rPr>
@@ -5445,47 +5161,58 @@
                 <w:sz w:val="16"/>
                 <w:szCs w:val="16"/>
               </w:rPr>
-              <w:t>]</w:t>
-            </w:r>
-            <w:proofErr w:type="gramEnd"/>
+              <w:t xml:space="preserve">  </w:t>
+            </w:r>
+            <w:r>
+              <w:rPr>
+                <w:rFonts w:ascii="Helvetica Neue" w:hAnsi="Helvetica Neue"/>
+                <w:b w:val="0"/>
+                <w:bCs w:val="0"/>
+                <w:color w:val="7F7F7F" w:themeColor="text1" w:themeTint="80"/>
+                <w:sz w:val="16"/>
+                <w:szCs w:val="16"/>
+              </w:rPr>
+              <w:t>Alexandria, VA; Arlington, VA; Blacksburg, VA</w:t>
+            </w:r>
+          </w:p>
+          <w:p>
+            <w:pPr>
+              <w:pStyle w:val="Heading2"/>
+              <w:keepNext w:val="0"/>
+            </w:pPr>
+            <w:r>
+              <w:t>Tutoring</w:t>
+            </w:r>
+            <w:r>
+              <w:rPr>
+                <w:b w:val="0"/>
+                <w:bCs w:val="0"/>
+              </w:rPr>
+              <w:t xml:space="preserve"> via </w:t>
+            </w:r>
+            <w:proofErr w:type="spellStart"/>
+            <w:r>
+              <w:rPr>
+                <w:b w:val="0"/>
+                <w:bCs w:val="0"/>
+              </w:rPr>
+              <w:t>Eta</w:t>
+            </w:r>
+            <w:proofErr w:type="spellEnd"/>
+            <w:r>
+              <w:rPr>
+                <w:b w:val="0"/>
+                <w:bCs w:val="0"/>
+              </w:rPr>
+              <w:t xml:space="preserve"> Kappa Nu  </w:t>
+            </w:r>
             <w:r>
               <w:rPr>
                 <w:color w:val="4F81BD" w:themeColor="accent1"/>
                 <w:sz w:val="16"/>
                 <w:szCs w:val="16"/>
               </w:rPr>
-              <w:t xml:space="preserve">  </w:t>
-            </w:r>
-            <w:r>
-              <w:rPr>
-                <w:rFonts w:ascii="Helvetica Neue" w:hAnsi="Helvetica Neue"/>
-                <w:b w:val="0"/>
-                <w:bCs w:val="0"/>
-                <w:color w:val="7F7F7F" w:themeColor="text1" w:themeTint="80"/>
-                <w:sz w:val="16"/>
-                <w:szCs w:val="16"/>
-              </w:rPr>
-              <w:t>Research direction, academic planning, software development and deployment, dataset management, high-performance computing and Linux system tutorials, presentation and paper reviews, etc.</w:t>
-            </w:r>
-          </w:p>
-          <w:p>
-            <w:pPr>
-              <w:pStyle w:val="Heading2"/>
-              <w:keepNext w:val="0"/>
-            </w:pPr>
-            <w:r>
-              <w:t xml:space="preserve">University and Department </w:t>
-            </w:r>
-            <w:proofErr w:type="gramStart"/>
-            <w:r>
-              <w:t>Tours</w:t>
-            </w:r>
-            <w:r>
-              <w:rPr>
-                <w:b w:val="0"/>
-                <w:bCs w:val="0"/>
-              </w:rPr>
-              <w:t xml:space="preserve">  </w:t>
+              <w:t xml:space="preserve">[ </w:t>
             </w:r>
             <w:r>
               <w:rPr>
@@ -5493,155 +5220,16 @@
                 <w:sz w:val="16"/>
                 <w:szCs w:val="16"/>
               </w:rPr>
-              <w:t>[</w:t>
-            </w:r>
-            <w:proofErr w:type="gramEnd"/>
+              <w:t>2021</w:t>
+            </w:r>
             <w:r>
               <w:rPr>
                 <w:color w:val="4F81BD" w:themeColor="accent1"/>
                 <w:sz w:val="16"/>
                 <w:szCs w:val="16"/>
               </w:rPr>
-              <w:t xml:space="preserve"> </w:t>
-            </w:r>
-            <w:proofErr w:type="gramStart"/>
-            <w:r>
-              <w:rPr>
-                <w:color w:val="4F81BD" w:themeColor="accent1"/>
-                <w:sz w:val="16"/>
-                <w:szCs w:val="16"/>
-              </w:rPr>
-              <w:t>2021</w:t>
-            </w:r>
-            <w:r>
-              <w:rPr>
-                <w:color w:val="4F81BD" w:themeColor="accent1"/>
-                <w:sz w:val="16"/>
-                <w:szCs w:val="16"/>
-              </w:rPr>
-              <w:t xml:space="preserve">  –</w:t>
-            </w:r>
-            <w:proofErr w:type="gramEnd"/>
-            <w:r>
-              <w:rPr>
-                <w:color w:val="4F81BD" w:themeColor="accent1"/>
-                <w:sz w:val="16"/>
-                <w:szCs w:val="16"/>
-              </w:rPr>
-              <w:t xml:space="preserve"> </w:t>
-            </w:r>
-            <w:proofErr w:type="gramStart"/>
-            <w:r>
-              <w:rPr>
-                <w:color w:val="4F81BD" w:themeColor="accent1"/>
-                <w:sz w:val="16"/>
-                <w:szCs w:val="16"/>
-              </w:rPr>
-              <w:t xml:space="preserve">Present </w:t>
-            </w:r>
-            <w:r>
-              <w:rPr>
-                <w:color w:val="4F81BD" w:themeColor="accent1"/>
-                <w:sz w:val="16"/>
-                <w:szCs w:val="16"/>
-              </w:rPr>
-              <w:t>]</w:t>
-            </w:r>
-            <w:proofErr w:type="gramEnd"/>
-            <w:r>
-              <w:rPr>
-                <w:color w:val="4F81BD" w:themeColor="accent1"/>
-                <w:sz w:val="16"/>
-                <w:szCs w:val="16"/>
-              </w:rPr>
-              <w:t xml:space="preserve">  </w:t>
-            </w:r>
-            <w:r>
-              <w:rPr>
-                <w:rFonts w:ascii="Helvetica Neue" w:hAnsi="Helvetica Neue"/>
-                <w:b w:val="0"/>
-                <w:bCs w:val="0"/>
-                <w:color w:val="7F7F7F" w:themeColor="text1" w:themeTint="80"/>
-                <w:sz w:val="16"/>
-                <w:szCs w:val="16"/>
-              </w:rPr>
-              <w:t>Alexandria, VA; Arlington, VA; Blacksburg, VA</w:t>
-            </w:r>
-          </w:p>
-          <w:p>
-            <w:pPr>
-              <w:pStyle w:val="Heading2"/>
-              <w:keepNext w:val="0"/>
-            </w:pPr>
-            <w:r>
-              <w:t>Tutoring</w:t>
-            </w:r>
-            <w:r>
-              <w:rPr>
-                <w:b w:val="0"/>
-                <w:bCs w:val="0"/>
-              </w:rPr>
-              <w:t xml:space="preserve"> via </w:t>
-            </w:r>
-            <w:proofErr w:type="spellStart"/>
-            <w:r>
-              <w:rPr>
-                <w:b w:val="0"/>
-                <w:bCs w:val="0"/>
-              </w:rPr>
-              <w:t>Eta</w:t>
-            </w:r>
-            <w:proofErr w:type="spellEnd"/>
-            <w:r>
-              <w:rPr>
-                <w:b w:val="0"/>
-                <w:bCs w:val="0"/>
-              </w:rPr>
-              <w:t xml:space="preserve"> Kappa </w:t>
-            </w:r>
-            <w:proofErr w:type="gramStart"/>
-            <w:r>
-              <w:rPr>
-                <w:b w:val="0"/>
-                <w:bCs w:val="0"/>
-              </w:rPr>
-              <w:t xml:space="preserve">Nu  </w:t>
-            </w:r>
-            <w:r>
-              <w:rPr>
-                <w:color w:val="4F81BD" w:themeColor="accent1"/>
-                <w:sz w:val="16"/>
-                <w:szCs w:val="16"/>
-              </w:rPr>
-              <w:t>[</w:t>
-            </w:r>
-            <w:proofErr w:type="gramEnd"/>
-            <w:r>
-              <w:rPr>
-                <w:color w:val="4F81BD" w:themeColor="accent1"/>
-                <w:sz w:val="16"/>
-                <w:szCs w:val="16"/>
-              </w:rPr>
-              <w:t xml:space="preserve"> </w:t>
-            </w:r>
-            <w:proofErr w:type="gramStart"/>
-            <w:r>
-              <w:rPr>
-                <w:color w:val="4F81BD" w:themeColor="accent1"/>
-                <w:sz w:val="16"/>
-                <w:szCs w:val="16"/>
-              </w:rPr>
-              <w:t>2021</w:t>
-            </w:r>
-            <w:r>
-              <w:rPr>
-                <w:color w:val="4F81BD" w:themeColor="accent1"/>
-                <w:sz w:val="16"/>
-                <w:szCs w:val="16"/>
-              </w:rPr>
               <w:t xml:space="preserve"> ]</w:t>
             </w:r>
-            <w:proofErr w:type="gramEnd"/>
             <w:r>
               <w:rPr>
                 <w:color w:val="4F81BD" w:themeColor="accent1"/>
@@ -5814,13 +5402,8 @@
                     <w:keepNext w:val="0"/>
                   </w:pPr>
                   <w:r>
-                    <w:t>[ 6/</w:t>
-                  </w:r>
-                  <w:proofErr w:type="gramStart"/>
-                  <w:r>
-                    <w:t>2026 ]</w:t>
-                  </w:r>
-                  <w:proofErr w:type="gramEnd"/>
+                    <w:t>[ 6/2026 ]</w:t>
+                  </w:r>
                 </w:p>
               </w:tc>
             </w:tr>
@@ -6251,13 +5834,8 @@
                     <w:keepNext w:val="0"/>
                   </w:pPr>
                   <w:r>
-                    <w:t>[ 3/</w:t>
-                  </w:r>
-                  <w:proofErr w:type="gramStart"/>
-                  <w:r>
-                    <w:t>2023 ]</w:t>
-                  </w:r>
-                  <w:proofErr w:type="gramEnd"/>
+                    <w:t>[ 3/2023 ]</w:t>
+                  </w:r>
                 </w:p>
               </w:tc>
             </w:tr>
@@ -6397,13 +5975,8 @@
                     <w:keepNext w:val="0"/>
                   </w:pPr>
                   <w:r>
-                    <w:t>[ 12/</w:t>
-                  </w:r>
-                  <w:proofErr w:type="gramStart"/>
-                  <w:r>
-                    <w:t>2022 ]</w:t>
-                  </w:r>
-                  <w:proofErr w:type="gramEnd"/>
+                    <w:t>[ 12/2022 ]</w:t>
+                  </w:r>
                 </w:p>
               </w:tc>
             </w:tr>
@@ -6600,13 +6173,8 @@
                     <w:keepNext w:val="0"/>
                   </w:pPr>
                   <w:r>
-                    <w:t>[ 5/</w:t>
-                  </w:r>
-                  <w:proofErr w:type="gramStart"/>
-                  <w:r>
-                    <w:t>2022 ]</w:t>
-                  </w:r>
-                  <w:proofErr w:type="gramEnd"/>
+                    <w:t>[ 5/2022 ]</w:t>
+                  </w:r>
                 </w:p>
               </w:tc>
             </w:tr>
@@ -6767,13 +6335,8 @@
                     <w:keepNext w:val="0"/>
                   </w:pPr>
                   <w:r>
-                    <w:t>[ 1/2021 – 8/</w:t>
-                  </w:r>
-                  <w:proofErr w:type="gramStart"/>
-                  <w:r>
-                    <w:t>2022 ]</w:t>
-                  </w:r>
-                  <w:proofErr w:type="gramEnd"/>
+                    <w:t>[ 1/2021 – 8/2022 ]</w:t>
+                  </w:r>
                 </w:p>
               </w:tc>
             </w:tr>
@@ -6916,13 +6479,8 @@
                     <w:keepNext w:val="0"/>
                   </w:pPr>
                   <w:r>
-                    <w:t>[ 10/2021 – 12/</w:t>
-                  </w:r>
-                  <w:proofErr w:type="gramStart"/>
-                  <w:r>
-                    <w:t>2021 ]</w:t>
-                  </w:r>
-                  <w:proofErr w:type="gramEnd"/>
+                    <w:t>[ 10/2021 – 12/2021 ]</w:t>
+                  </w:r>
                 </w:p>
               </w:tc>
             </w:tr>
@@ -7038,13 +6596,8 @@
                     <w:keepNext w:val="0"/>
                   </w:pPr>
                   <w:r>
-                    <w:t>[ 4/2021 – 5/</w:t>
-                  </w:r>
-                  <w:proofErr w:type="gramStart"/>
-                  <w:r>
-                    <w:t>2021 ]</w:t>
-                  </w:r>
-                  <w:proofErr w:type="gramEnd"/>
+                    <w:t>[ 4/2021 – 5/2021 ]</w:t>
+                  </w:r>
                 </w:p>
               </w:tc>
             </w:tr>
@@ -7155,13 +6708,8 @@
                     <w:keepNext w:val="0"/>
                   </w:pPr>
                   <w:r>
-                    <w:t>[ 8/2016 – 12/</w:t>
-                  </w:r>
-                  <w:proofErr w:type="gramStart"/>
-                  <w:r>
-                    <w:t>2016 ]</w:t>
-                  </w:r>
-                  <w:proofErr w:type="gramEnd"/>
+                    <w:t>[ 8/2016 – 12/2016 ]</w:t>
+                  </w:r>
                 </w:p>
               </w:tc>
             </w:tr>
@@ -7276,15 +6824,7 @@
                     <w:keepNext w:val="0"/>
                   </w:pPr>
                   <w:r>
-                    <w:t>[ 8/2015 – 5/</w:t>
-                  </w:r>
-                  <w:proofErr w:type="gramStart"/>
-                  <w:r>
-                    <w:t>2016 ]</w:t>
-                  </w:r>
-                  <w:proofErr w:type="gramEnd"/>
-                  <w:r>
-                    <w:t xml:space="preserve"> </w:t>
+                    <w:t xml:space="preserve">[ 8/2015 – 5/2016 ] </w:t>
                   </w:r>
                 </w:p>
               </w:tc>
@@ -7300,15 +6840,7 @@
                     <w:pStyle w:val="Content"/>
                   </w:pPr>
                   <w:r>
-                    <w:t xml:space="preserve">Created a wireless off-the-shelf device for interfacing with vehicle OBDII system. Developed companion Linux and mobile application software for wireless data acquisition and interaction. Learned project management, project documentation such as </w:t>
-                  </w:r>
-                  <w:proofErr w:type="gramStart"/>
-                  <w:r>
-                    <w:t>request</w:t>
-                  </w:r>
-                  <w:proofErr w:type="gramEnd"/>
-                  <w:r>
-                    <w:t xml:space="preserve"> for proposal, and customer relations from instructors that have extensive backgrounds in the corporate world. </w:t>
+                    <w:t xml:space="preserve">Created a wireless off-the-shelf device for interfacing with vehicle OBDII system. Developed companion Linux and mobile application software for wireless data acquisition and interaction. Learned project management, project documentation such as request for proposal, and customer relations from instructors that have extensive backgrounds in the corporate world. </w:t>
                   </w:r>
                 </w:p>
               </w:tc>
@@ -7424,13 +6956,8 @@
                     <w:keepNext w:val="0"/>
                   </w:pPr>
                   <w:r>
-                    <w:t>[ 1/2015 – 5/</w:t>
-                  </w:r>
-                  <w:proofErr w:type="gramStart"/>
-                  <w:r>
-                    <w:t>2015 ]</w:t>
-                  </w:r>
-                  <w:proofErr w:type="gramEnd"/>
+                    <w:t>[ 1/2015 – 5/2015 ]</w:t>
+                  </w:r>
                 </w:p>
               </w:tc>
             </w:tr>
@@ -7445,15 +6972,7 @@
                     <w:pStyle w:val="Content"/>
                   </w:pPr>
                   <w:r>
-                    <w:t xml:space="preserve">Developed </w:t>
-                  </w:r>
-                  <w:proofErr w:type="gramStart"/>
-                  <w:r>
-                    <w:t>a</w:t>
-                  </w:r>
-                  <w:proofErr w:type="gramEnd"/>
-                  <w:r>
-                    <w:t xml:space="preserve"> RTL-SDR receiver system called ‘</w:t>
+                    <w:t>Developed a RTL-SDR receiver system called ‘</w:t>
                   </w:r>
                   <w:proofErr w:type="spellStart"/>
                   <w:r>
@@ -7571,13 +7090,8 @@
                     <w:keepNext w:val="0"/>
                   </w:pPr>
                   <w:r>
-                    <w:t>[ 7/2015 – 08/</w:t>
-                  </w:r>
-                  <w:proofErr w:type="gramStart"/>
-                  <w:r>
-                    <w:t>2015 ]</w:t>
-                  </w:r>
-                  <w:proofErr w:type="gramEnd"/>
+                    <w:t>[ 7/2015 – 08/2015 ]</w:t>
+                  </w:r>
                 </w:p>
               </w:tc>
             </w:tr>
@@ -8174,6 +7688,9 @@
             </w:r>
             <w:r>
               <w:t>Rust / Go</w:t>
+            </w:r>
+            <w:r>
+              <w:t xml:space="preserve"> / Ruby</w:t>
             </w:r>
           </w:p>
           <w:p>
@@ -8880,15 +8397,7 @@
                 <w:b w:val="0"/>
                 <w:bCs w:val="0"/>
               </w:rPr>
-              <w:t xml:space="preserve">IEEE Honor </w:t>
-            </w:r>
-            <w:proofErr w:type="gramStart"/>
-            <w:r>
-              <w:rPr>
-                <w:b w:val="0"/>
-                <w:bCs w:val="0"/>
-              </w:rPr>
-              <w:t>Society</w:t>
+              <w:t>IEEE Honor Society</w:t>
             </w:r>
             <w:r>
               <w:t xml:space="preserve">  </w:t>
@@ -8899,27 +8408,8 @@
                 <w:sz w:val="16"/>
                 <w:szCs w:val="24"/>
               </w:rPr>
-              <w:t>[</w:t>
-            </w:r>
-            <w:proofErr w:type="gramEnd"/>
-            <w:r>
-              <w:rPr>
-                <w:color w:val="4F81BD" w:themeColor="accent1"/>
-                <w:sz w:val="16"/>
-                <w:szCs w:val="24"/>
-              </w:rPr>
-              <w:t xml:space="preserve"> 2021 – </w:t>
-            </w:r>
-            <w:proofErr w:type="gramStart"/>
-            <w:r>
-              <w:rPr>
-                <w:color w:val="4F81BD" w:themeColor="accent1"/>
-                <w:sz w:val="16"/>
-                <w:szCs w:val="24"/>
-              </w:rPr>
-              <w:t>Present ]</w:t>
-            </w:r>
-            <w:proofErr w:type="gramEnd"/>
+              <w:t>[ 2021 – Present ]</w:t>
+            </w:r>
           </w:p>
           <w:p>
             <w:pPr>
@@ -8930,7 +8420,6 @@
                 <w:szCs w:val="10"/>
               </w:rPr>
             </w:pPr>
-            <w:proofErr w:type="gramStart"/>
             <w:r>
               <w:t xml:space="preserve">IEEE  </w:t>
             </w:r>
@@ -8940,27 +8429,8 @@
                 <w:sz w:val="16"/>
                 <w:szCs w:val="24"/>
               </w:rPr>
-              <w:t>[</w:t>
-            </w:r>
-            <w:proofErr w:type="gramEnd"/>
-            <w:r>
-              <w:rPr>
-                <w:color w:val="4F81BD" w:themeColor="accent1"/>
-                <w:sz w:val="16"/>
-                <w:szCs w:val="24"/>
-              </w:rPr>
-              <w:t xml:space="preserve"> 2021 – </w:t>
-            </w:r>
-            <w:proofErr w:type="gramStart"/>
-            <w:r>
-              <w:rPr>
-                <w:color w:val="4F81BD" w:themeColor="accent1"/>
-                <w:sz w:val="16"/>
-                <w:szCs w:val="24"/>
-              </w:rPr>
-              <w:t>Present ]</w:t>
-            </w:r>
-            <w:proofErr w:type="gramEnd"/>
+              <w:t>[ 2021 – Present ]</w:t>
+            </w:r>
           </w:p>
         </w:tc>
       </w:tr>
@@ -9088,15 +8558,7 @@
                 <w:b w:val="0"/>
                 <w:bCs w:val="0"/>
               </w:rPr>
-              <w:t xml:space="preserve">Department of Electrical and Computer </w:t>
-            </w:r>
-            <w:proofErr w:type="gramStart"/>
-            <w:r>
-              <w:rPr>
-                <w:b w:val="0"/>
-                <w:bCs w:val="0"/>
-              </w:rPr>
-              <w:t>Engineering</w:t>
+              <w:t>Department of Electrical and Computer Engineering</w:t>
             </w:r>
             <w:r>
               <w:t xml:space="preserve"> </w:t>
@@ -9110,16 +8572,15 @@
                 <w:sz w:val="16"/>
                 <w:szCs w:val="24"/>
               </w:rPr>
-              <w:t>[</w:t>
-            </w:r>
-            <w:proofErr w:type="gramEnd"/>
+              <w:t>[ 202</w:t>
+            </w:r>
             <w:r>
               <w:rPr>
                 <w:color w:val="4F81BD" w:themeColor="accent1"/>
                 <w:sz w:val="16"/>
                 <w:szCs w:val="24"/>
               </w:rPr>
-              <w:t xml:space="preserve"> 202</w:t>
+              <w:t>2</w:t>
             </w:r>
             <w:r>
               <w:rPr>
@@ -9127,26 +8588,8 @@
                 <w:sz w:val="16"/>
                 <w:szCs w:val="24"/>
               </w:rPr>
-              <w:t>2</w:t>
-            </w:r>
-            <w:r>
-              <w:rPr>
-                <w:color w:val="4F81BD" w:themeColor="accent1"/>
-                <w:sz w:val="16"/>
-                <w:szCs w:val="24"/>
-              </w:rPr>
-              <w:t xml:space="preserve"> – </w:t>
-            </w:r>
-            <w:proofErr w:type="gramStart"/>
-            <w:r>
-              <w:rPr>
-                <w:color w:val="4F81BD" w:themeColor="accent1"/>
-                <w:sz w:val="16"/>
-                <w:szCs w:val="24"/>
-              </w:rPr>
-              <w:t>Present ]</w:t>
-            </w:r>
-            <w:proofErr w:type="gramEnd"/>
+              <w:t xml:space="preserve"> – Present ]</w:t>
+            </w:r>
           </w:p>
           <w:p>
             <w:pPr>
@@ -9592,15 +9035,7 @@
                 <w:b w:val="0"/>
                 <w:bCs w:val="0"/>
               </w:rPr>
-              <w:t xml:space="preserve">employment, Virginia </w:t>
-            </w:r>
-            <w:proofErr w:type="gramStart"/>
-            <w:r>
-              <w:rPr>
-                <w:b w:val="0"/>
-                <w:bCs w:val="0"/>
-              </w:rPr>
-              <w:t>Tech</w:t>
+              <w:t>employment, Virginia Tech</w:t>
             </w:r>
             <w:r>
               <w:t xml:space="preserve">  </w:t>
@@ -9611,16 +9046,15 @@
                 <w:sz w:val="16"/>
                 <w:szCs w:val="16"/>
               </w:rPr>
-              <w:t>[</w:t>
-            </w:r>
-            <w:proofErr w:type="gramEnd"/>
+              <w:t xml:space="preserve">[ </w:t>
+            </w:r>
             <w:r>
               <w:rPr>
                 <w:color w:val="4F81BD" w:themeColor="accent1"/>
                 <w:sz w:val="16"/>
                 <w:szCs w:val="16"/>
               </w:rPr>
-              <w:t xml:space="preserve"> </w:t>
+              <w:t>8/2016</w:t>
             </w:r>
             <w:r>
               <w:rPr>
@@ -9628,7 +9062,7 @@
                 <w:sz w:val="16"/>
                 <w:szCs w:val="16"/>
               </w:rPr>
-              <w:t>8/2016</w:t>
+              <w:t xml:space="preserve"> – </w:t>
             </w:r>
             <w:r>
               <w:rPr>
@@ -9636,7 +9070,7 @@
                 <w:sz w:val="16"/>
                 <w:szCs w:val="16"/>
               </w:rPr>
-              <w:t xml:space="preserve"> – </w:t>
+              <w:t>12/2016</w:t>
             </w:r>
             <w:r>
               <w:rPr>
@@ -9644,33 +9078,7 @@
                 <w:sz w:val="16"/>
                 <w:szCs w:val="16"/>
               </w:rPr>
-              <w:t>12/</w:t>
-            </w:r>
-            <w:proofErr w:type="gramStart"/>
-            <w:r>
-              <w:rPr>
-                <w:color w:val="4F81BD" w:themeColor="accent1"/>
-                <w:sz w:val="16"/>
-                <w:szCs w:val="16"/>
-              </w:rPr>
-              <w:t>2016</w:t>
-            </w:r>
-            <w:r>
-              <w:rPr>
-                <w:color w:val="4F81BD" w:themeColor="accent1"/>
-                <w:sz w:val="16"/>
-                <w:szCs w:val="16"/>
-              </w:rPr>
-              <w:t xml:space="preserve"> ]</w:t>
-            </w:r>
-            <w:proofErr w:type="gramEnd"/>
-            <w:r>
-              <w:rPr>
-                <w:color w:val="4F81BD" w:themeColor="accent1"/>
-                <w:sz w:val="16"/>
-                <w:szCs w:val="16"/>
-              </w:rPr>
-              <w:t xml:space="preserve"> </w:t>
+              <w:t xml:space="preserve"> ] </w:t>
             </w:r>
             <w:r>
               <w:rPr>
@@ -9740,15 +9148,7 @@
                 <w:b w:val="0"/>
                 <w:bCs w:val="0"/>
               </w:rPr>
-              <w:t xml:space="preserve">, employment, Germanna Community </w:t>
-            </w:r>
-            <w:proofErr w:type="gramStart"/>
-            <w:r>
-              <w:rPr>
-                <w:b w:val="0"/>
-                <w:bCs w:val="0"/>
-              </w:rPr>
-              <w:t>College</w:t>
+              <w:t>, employment, Germanna Community College</w:t>
             </w:r>
             <w:r>
               <w:t xml:space="preserve">  </w:t>
@@ -9759,16 +9159,15 @@
                 <w:sz w:val="16"/>
                 <w:szCs w:val="16"/>
               </w:rPr>
-              <w:t>[</w:t>
-            </w:r>
-            <w:proofErr w:type="gramEnd"/>
+              <w:t xml:space="preserve">[ </w:t>
+            </w:r>
             <w:r>
               <w:rPr>
                 <w:color w:val="4F81BD" w:themeColor="accent1"/>
                 <w:sz w:val="16"/>
                 <w:szCs w:val="16"/>
               </w:rPr>
-              <w:t xml:space="preserve"> </w:t>
+              <w:t xml:space="preserve">1/2012 </w:t>
             </w:r>
             <w:r>
               <w:rPr>
@@ -9776,7 +9175,7 @@
                 <w:sz w:val="16"/>
                 <w:szCs w:val="16"/>
               </w:rPr>
-              <w:t xml:space="preserve">1/2012 </w:t>
+              <w:t xml:space="preserve">– </w:t>
             </w:r>
             <w:r>
               <w:rPr>
@@ -9784,7 +9183,7 @@
                 <w:sz w:val="16"/>
                 <w:szCs w:val="16"/>
               </w:rPr>
-              <w:t xml:space="preserve">– </w:t>
+              <w:t>5/2012</w:t>
             </w:r>
             <w:r>
               <w:rPr>
@@ -9792,33 +9191,7 @@
                 <w:sz w:val="16"/>
                 <w:szCs w:val="16"/>
               </w:rPr>
-              <w:t>5/</w:t>
-            </w:r>
-            <w:proofErr w:type="gramStart"/>
-            <w:r>
-              <w:rPr>
-                <w:color w:val="4F81BD" w:themeColor="accent1"/>
-                <w:sz w:val="16"/>
-                <w:szCs w:val="16"/>
-              </w:rPr>
-              <w:t>2012</w:t>
-            </w:r>
-            <w:r>
-              <w:rPr>
-                <w:color w:val="4F81BD" w:themeColor="accent1"/>
-                <w:sz w:val="16"/>
-                <w:szCs w:val="16"/>
-              </w:rPr>
-              <w:t xml:space="preserve"> ]</w:t>
-            </w:r>
-            <w:proofErr w:type="gramEnd"/>
-            <w:r>
-              <w:rPr>
-                <w:color w:val="4F81BD" w:themeColor="accent1"/>
-                <w:sz w:val="16"/>
-                <w:szCs w:val="16"/>
-              </w:rPr>
-              <w:t xml:space="preserve"> </w:t>
+              <w:t xml:space="preserve"> ] </w:t>
             </w:r>
             <w:r>
               <w:rPr>
@@ -9894,7 +9267,6 @@
             <w:r>
               <w:t xml:space="preserve">Chi Alpha Campus </w:t>
             </w:r>
-            <w:proofErr w:type="gramStart"/>
             <w:r>
               <w:t>Ministries</w:t>
             </w:r>
@@ -9907,16 +9279,15 @@
                 <w:sz w:val="16"/>
                 <w:szCs w:val="16"/>
               </w:rPr>
-              <w:t>[</w:t>
-            </w:r>
-            <w:proofErr w:type="gramEnd"/>
+              <w:t>[ 201</w:t>
+            </w:r>
             <w:r>
               <w:rPr>
                 <w:color w:val="4F81BD" w:themeColor="accent1"/>
                 <w:sz w:val="16"/>
                 <w:szCs w:val="16"/>
               </w:rPr>
-              <w:t xml:space="preserve"> 201</w:t>
+              <w:t>2</w:t>
             </w:r>
             <w:r>
               <w:rPr>
@@ -9924,7 +9295,7 @@
                 <w:sz w:val="16"/>
                 <w:szCs w:val="16"/>
               </w:rPr>
-              <w:t>2</w:t>
+              <w:t xml:space="preserve"> – </w:t>
             </w:r>
             <w:r>
               <w:rPr>
@@ -9932,33 +9303,15 @@
                 <w:sz w:val="16"/>
                 <w:szCs w:val="16"/>
               </w:rPr>
-              <w:t xml:space="preserve"> – </w:t>
-            </w:r>
-            <w:proofErr w:type="gramStart"/>
+              <w:t>2023</w:t>
+            </w:r>
             <w:r>
               <w:rPr>
                 <w:color w:val="4F81BD" w:themeColor="accent1"/>
                 <w:sz w:val="16"/>
                 <w:szCs w:val="16"/>
               </w:rPr>
-              <w:t>2023</w:t>
-            </w:r>
-            <w:r>
-              <w:rPr>
-                <w:color w:val="4F81BD" w:themeColor="accent1"/>
-                <w:sz w:val="16"/>
-                <w:szCs w:val="16"/>
-              </w:rPr>
-              <w:t xml:space="preserve"> ]</w:t>
-            </w:r>
-            <w:proofErr w:type="gramEnd"/>
-            <w:r>
-              <w:rPr>
-                <w:color w:val="4F81BD" w:themeColor="accent1"/>
-                <w:sz w:val="16"/>
-                <w:szCs w:val="16"/>
-              </w:rPr>
-              <w:t xml:space="preserve"> </w:t>
+              <w:t xml:space="preserve"> ] </w:t>
             </w:r>
             <w:r>
               <w:rPr>
@@ -10043,11 +9396,7 @@
               <w:keepNext w:val="0"/>
             </w:pPr>
             <w:r>
-              <w:t xml:space="preserve">Church Audio-Visual (AV), Information Technology (IT), and Experience </w:t>
-            </w:r>
-            <w:proofErr w:type="gramStart"/>
-            <w:r>
-              <w:t xml:space="preserve">Teams  </w:t>
+              <w:t xml:space="preserve">Church Audio-Visual (AV), Information Technology (IT), and Experience Teams  </w:t>
             </w:r>
             <w:r>
               <w:rPr>
@@ -10055,16 +9404,15 @@
                 <w:sz w:val="16"/>
                 <w:szCs w:val="16"/>
               </w:rPr>
-              <w:t>[</w:t>
-            </w:r>
-            <w:proofErr w:type="gramEnd"/>
+              <w:t>[ 20</w:t>
+            </w:r>
             <w:r>
               <w:rPr>
                 <w:color w:val="4F81BD" w:themeColor="accent1"/>
                 <w:sz w:val="16"/>
                 <w:szCs w:val="16"/>
               </w:rPr>
-              <w:t xml:space="preserve"> 20</w:t>
+              <w:t>20</w:t>
             </w:r>
             <w:r>
               <w:rPr>
@@ -10072,7 +9420,7 @@
                 <w:sz w:val="16"/>
                 <w:szCs w:val="16"/>
               </w:rPr>
-              <w:t>20</w:t>
+              <w:t xml:space="preserve"> – </w:t>
             </w:r>
             <w:r>
               <w:rPr>
@@ -10080,26 +9428,16 @@
                 <w:sz w:val="16"/>
                 <w:szCs w:val="16"/>
               </w:rPr>
-              <w:t xml:space="preserve"> – </w:t>
-            </w:r>
-            <w:proofErr w:type="gramStart"/>
+              <w:t>2024</w:t>
+            </w:r>
             <w:r>
               <w:rPr>
                 <w:color w:val="4F81BD" w:themeColor="accent1"/>
                 <w:sz w:val="16"/>
                 <w:szCs w:val="16"/>
               </w:rPr>
-              <w:t>2024</w:t>
-            </w:r>
-            <w:r>
-              <w:rPr>
-                <w:color w:val="4F81BD" w:themeColor="accent1"/>
-                <w:sz w:val="16"/>
-                <w:szCs w:val="16"/>
-              </w:rPr>
               <w:t xml:space="preserve"> ]</w:t>
             </w:r>
-            <w:proofErr w:type="gramEnd"/>
             <w:r>
               <w:rPr>
                 <w:color w:val="4F81BD" w:themeColor="accent1"/>
@@ -10161,11 +9499,7 @@
               <w:keepNext w:val="0"/>
             </w:pPr>
             <w:r>
-              <w:t xml:space="preserve">Virginia Tech Fencing </w:t>
-            </w:r>
-            <w:proofErr w:type="gramStart"/>
-            <w:r>
-              <w:t xml:space="preserve">Club  </w:t>
+              <w:t xml:space="preserve">Virginia Tech Fencing Club  </w:t>
             </w:r>
             <w:r>
               <w:rPr>
@@ -10173,27 +9507,8 @@
                 <w:sz w:val="16"/>
                 <w:szCs w:val="16"/>
               </w:rPr>
-              <w:t>[</w:t>
-            </w:r>
-            <w:proofErr w:type="gramEnd"/>
-            <w:r>
-              <w:rPr>
-                <w:color w:val="4F81BD" w:themeColor="accent1"/>
-                <w:sz w:val="16"/>
-                <w:szCs w:val="16"/>
-              </w:rPr>
-              <w:t xml:space="preserve"> 2013 – </w:t>
-            </w:r>
-            <w:proofErr w:type="gramStart"/>
-            <w:r>
-              <w:rPr>
-                <w:color w:val="4F81BD" w:themeColor="accent1"/>
-                <w:sz w:val="16"/>
-                <w:szCs w:val="16"/>
-              </w:rPr>
-              <w:t>2014 ]</w:t>
-            </w:r>
-            <w:proofErr w:type="gramEnd"/>
+              <w:t>[ 2013 – 2014 ]</w:t>
+            </w:r>
             <w:r>
               <w:rPr>
                 <w:rFonts w:ascii="Helvetica Neue" w:hAnsi="Helvetica Neue"/>
@@ -13368,6 +12683,7 @@
     <w:rsid w:val="002141FB"/>
     <w:rsid w:val="0021737E"/>
     <w:rsid w:val="00230187"/>
+    <w:rsid w:val="00263A9F"/>
     <w:rsid w:val="002D1A8C"/>
     <w:rsid w:val="00302FDA"/>
     <w:rsid w:val="0032046F"/>

--- a/derieux-cv.docx
+++ b/derieux-cv.docx
@@ -597,7 +597,23 @@
                       <w:color w:val="1F497D" w:themeColor="text2"/>
                       <w:sz w:val="24"/>
                     </w:rPr>
-                    <w:t xml:space="preserve">Quantum AI { Scientist, </w:t>
+                    <w:t xml:space="preserve">Quantum AI </w:t>
+                  </w:r>
+                  <w:proofErr w:type="gramStart"/>
+                  <w:r>
+                    <w:rPr>
+                      <w:color w:val="1F497D" w:themeColor="text2"/>
+                      <w:sz w:val="24"/>
+                    </w:rPr>
+                    <w:t>{ Scientist</w:t>
+                  </w:r>
+                  <w:proofErr w:type="gramEnd"/>
+                  <w:r>
+                    <w:rPr>
+                      <w:color w:val="1F497D" w:themeColor="text2"/>
+                      <w:sz w:val="24"/>
+                    </w:rPr>
+                    <w:t xml:space="preserve">, </w:t>
                   </w:r>
                   <w:r>
                     <w:rPr>
@@ -618,7 +634,15 @@
                       <w:color w:val="1F497D" w:themeColor="text2"/>
                       <w:sz w:val="24"/>
                     </w:rPr>
-                    <w:t xml:space="preserve"> Developer</w:t>
+                    <w:t xml:space="preserve"> </w:t>
+                  </w:r>
+                  <w:proofErr w:type="gramStart"/>
+                  <w:r>
+                    <w:rPr>
+                      <w:color w:val="1F497D" w:themeColor="text2"/>
+                      <w:sz w:val="24"/>
+                    </w:rPr>
+                    <w:t>Developer</w:t>
                   </w:r>
                   <w:r>
                     <w:rPr>
@@ -627,6 +651,7 @@
                     </w:rPr>
                     <w:t xml:space="preserve"> }</w:t>
                   </w:r>
+                  <w:proofErr w:type="gramEnd"/>
                 </w:p>
               </w:tc>
               <w:tc>
@@ -1257,11 +1282,16 @@
                     <w:t xml:space="preserve">[ 8/2022 – </w:t>
                   </w:r>
                   <w:r>
-                    <w:t>Expected 12/2026</w:t>
+                    <w:t>Expected 12/</w:t>
+                  </w:r>
+                  <w:proofErr w:type="gramStart"/>
+                  <w:r>
+                    <w:t>2026</w:t>
                   </w:r>
                   <w:r>
                     <w:t xml:space="preserve"> ]</w:t>
                   </w:r>
+                  <w:proofErr w:type="gramEnd"/>
                 </w:p>
               </w:tc>
             </w:tr>
@@ -1425,8 +1455,13 @@
                     <w:keepNext w:val="0"/>
                   </w:pPr>
                   <w:r>
-                    <w:t>[ 1/2021 – 8/2022 ]</w:t>
-                  </w:r>
+                    <w:t>[ 1/2021 – 8/</w:t>
+                  </w:r>
+                  <w:proofErr w:type="gramStart"/>
+                  <w:r>
+                    <w:t>2022 ]</w:t>
+                  </w:r>
+                  <w:proofErr w:type="gramEnd"/>
                 </w:p>
               </w:tc>
             </w:tr>
@@ -1628,8 +1663,13 @@
                     <w:keepNext w:val="0"/>
                   </w:pPr>
                   <w:r>
-                    <w:t>[ 8/2012 – 5/2016 ]</w:t>
-                  </w:r>
+                    <w:t>[ 8/2012 – 5/</w:t>
+                  </w:r>
+                  <w:proofErr w:type="gramStart"/>
+                  <w:r>
+                    <w:t>2016 ]</w:t>
+                  </w:r>
+                  <w:proofErr w:type="gramEnd"/>
                 </w:p>
               </w:tc>
             </w:tr>
@@ -1793,8 +1833,13 @@
                     <w:keepNext w:val="0"/>
                   </w:pPr>
                   <w:r>
-                    <w:t>[ 8/2012 – 12/2016 ]</w:t>
-                  </w:r>
+                    <w:t>[ 8/2012 – 12/</w:t>
+                  </w:r>
+                  <w:proofErr w:type="gramStart"/>
+                  <w:r>
+                    <w:t>2016 ]</w:t>
+                  </w:r>
+                  <w:proofErr w:type="gramEnd"/>
                 </w:p>
               </w:tc>
             </w:tr>
@@ -1979,8 +2024,13 @@
                     <w:keepNext w:val="0"/>
                   </w:pPr>
                   <w:r>
-                    <w:t>[ 8/2021 – Present ]</w:t>
-                  </w:r>
+                    <w:t xml:space="preserve">[ 8/2021 – </w:t>
+                  </w:r>
+                  <w:proofErr w:type="gramStart"/>
+                  <w:r>
+                    <w:t>Present ]</w:t>
+                  </w:r>
+                  <w:proofErr w:type="gramEnd"/>
                 </w:p>
               </w:tc>
             </w:tr>
@@ -2171,11 +2221,16 @@
                     <w:t xml:space="preserve"> </w:t>
                   </w:r>
                   <w:r>
-                    <w:t>05/2023</w:t>
+                    <w:t>05/</w:t>
+                  </w:r>
+                  <w:proofErr w:type="gramStart"/>
+                  <w:r>
+                    <w:t>2023</w:t>
                   </w:r>
                   <w:r>
                     <w:t xml:space="preserve"> ]</w:t>
                   </w:r>
+                  <w:proofErr w:type="gramEnd"/>
                 </w:p>
               </w:tc>
             </w:tr>
@@ -2319,11 +2374,16 @@
                     <w:t xml:space="preserve">[ 2/2017 – </w:t>
                   </w:r>
                   <w:r>
-                    <w:t>9/2024</w:t>
+                    <w:t>9/</w:t>
+                  </w:r>
+                  <w:proofErr w:type="gramStart"/>
+                  <w:r>
+                    <w:t>2024</w:t>
                   </w:r>
                   <w:r>
                     <w:t xml:space="preserve"> ]</w:t>
                   </w:r>
+                  <w:proofErr w:type="gramEnd"/>
                 </w:p>
               </w:tc>
             </w:tr>
@@ -2446,7 +2506,15 @@
                     <w:keepNext w:val="0"/>
                   </w:pPr>
                   <w:r>
-                    <w:t xml:space="preserve">[ 7/2012 – 2/2017 ] </w:t>
+                    <w:t>[ 7/2012 – 2/</w:t>
+                  </w:r>
+                  <w:proofErr w:type="gramStart"/>
+                  <w:r>
+                    <w:t>2017 ]</w:t>
+                  </w:r>
+                  <w:proofErr w:type="gramEnd"/>
+                  <w:r>
+                    <w:t xml:space="preserve"> </w:t>
                   </w:r>
                 </w:p>
               </w:tc>
@@ -2573,8 +2641,13 @@
                     <w:t>7</w:t>
                   </w:r>
                   <w:r>
-                    <w:t>/2012 ]</w:t>
-                  </w:r>
+                    <w:t>/</w:t>
+                  </w:r>
+                  <w:proofErr w:type="gramStart"/>
+                  <w:r>
+                    <w:t>2012 ]</w:t>
+                  </w:r>
+                  <w:proofErr w:type="gramEnd"/>
                 </w:p>
               </w:tc>
             </w:tr>
@@ -3765,16 +3838,34 @@
                 <w:b w:val="0"/>
                 <w:bCs w:val="0"/>
               </w:rPr>
-              <w:t xml:space="preserve">Rising Star Seminar  </w:t>
-            </w:r>
-            <w:r>
-              <w:rPr>
-                <w:color w:val="4F81BD" w:themeColor="accent1"/>
-                <w:sz w:val="16"/>
-                <w:szCs w:val="16"/>
-              </w:rPr>
-              <w:t xml:space="preserve">[ </w:t>
-            </w:r>
+              <w:t xml:space="preserve">Rising Star </w:t>
+            </w:r>
+            <w:proofErr w:type="gramStart"/>
+            <w:r>
+              <w:rPr>
+                <w:b w:val="0"/>
+                <w:bCs w:val="0"/>
+              </w:rPr>
+              <w:t xml:space="preserve">Seminar  </w:t>
+            </w:r>
+            <w:r>
+              <w:rPr>
+                <w:color w:val="4F81BD" w:themeColor="accent1"/>
+                <w:sz w:val="16"/>
+                <w:szCs w:val="16"/>
+              </w:rPr>
+              <w:t>[</w:t>
+            </w:r>
+            <w:proofErr w:type="gramEnd"/>
+            <w:r>
+              <w:rPr>
+                <w:color w:val="4F81BD" w:themeColor="accent1"/>
+                <w:sz w:val="16"/>
+                <w:szCs w:val="16"/>
+              </w:rPr>
+              <w:t xml:space="preserve"> </w:t>
+            </w:r>
+            <w:proofErr w:type="gramStart"/>
             <w:r>
               <w:rPr>
                 <w:color w:val="4F81BD" w:themeColor="accent1"/>
@@ -3791,6 +3882,7 @@
               </w:rPr>
               <w:t xml:space="preserve"> ]</w:t>
             </w:r>
+            <w:proofErr w:type="gramEnd"/>
             <w:r>
               <w:rPr>
                 <w:color w:val="4F81BD" w:themeColor="accent1"/>
@@ -3852,16 +3944,34 @@
                 <w:b w:val="0"/>
                 <w:bCs w:val="0"/>
               </w:rPr>
-              <w:t xml:space="preserve">Advantage Austria Delegation  </w:t>
-            </w:r>
-            <w:r>
-              <w:rPr>
-                <w:color w:val="4F81BD" w:themeColor="accent1"/>
-                <w:sz w:val="16"/>
-                <w:szCs w:val="16"/>
-              </w:rPr>
-              <w:t xml:space="preserve">[ </w:t>
-            </w:r>
+              <w:t xml:space="preserve">ICEX Digital Innovator </w:t>
+            </w:r>
+            <w:proofErr w:type="gramStart"/>
+            <w:r>
+              <w:rPr>
+                <w:b w:val="0"/>
+                <w:bCs w:val="0"/>
+              </w:rPr>
+              <w:t xml:space="preserve">Accelerator  </w:t>
+            </w:r>
+            <w:r>
+              <w:rPr>
+                <w:color w:val="4F81BD" w:themeColor="accent1"/>
+                <w:sz w:val="16"/>
+                <w:szCs w:val="16"/>
+              </w:rPr>
+              <w:t>[</w:t>
+            </w:r>
+            <w:proofErr w:type="gramEnd"/>
+            <w:r>
+              <w:rPr>
+                <w:color w:val="4F81BD" w:themeColor="accent1"/>
+                <w:sz w:val="16"/>
+                <w:szCs w:val="16"/>
+              </w:rPr>
+              <w:t xml:space="preserve"> </w:t>
+            </w:r>
+            <w:proofErr w:type="gramStart"/>
             <w:r>
               <w:rPr>
                 <w:color w:val="4F81BD" w:themeColor="accent1"/>
@@ -3878,6 +3988,7 @@
               </w:rPr>
               <w:t xml:space="preserve"> ]</w:t>
             </w:r>
+            <w:proofErr w:type="gramEnd"/>
             <w:r>
               <w:rPr>
                 <w:color w:val="4F81BD" w:themeColor="accent1"/>
@@ -3917,16 +4028,55 @@
                 <w:b w:val="0"/>
                 <w:bCs w:val="0"/>
               </w:rPr>
-              <w:t xml:space="preserve">ICEX Digital Innovator Accelerator  </w:t>
-            </w:r>
-            <w:r>
-              <w:rPr>
-                <w:color w:val="4F81BD" w:themeColor="accent1"/>
-                <w:sz w:val="16"/>
-                <w:szCs w:val="16"/>
-              </w:rPr>
-              <w:t xml:space="preserve">[ </w:t>
-            </w:r>
+              <w:t xml:space="preserve">Virginia Tech </w:t>
+            </w:r>
+            <w:r>
+              <w:rPr>
+                <w:b w:val="0"/>
+                <w:bCs w:val="0"/>
+              </w:rPr>
+              <w:t xml:space="preserve">Bradley </w:t>
+            </w:r>
+            <w:r>
+              <w:rPr>
+                <w:b w:val="0"/>
+                <w:bCs w:val="0"/>
+              </w:rPr>
+              <w:t xml:space="preserve">Fellowship </w:t>
+            </w:r>
+            <w:proofErr w:type="gramStart"/>
+            <w:r>
+              <w:rPr>
+                <w:b w:val="0"/>
+                <w:bCs w:val="0"/>
+              </w:rPr>
+              <w:t>Banquet</w:t>
+            </w:r>
+            <w:r>
+              <w:rPr>
+                <w:b w:val="0"/>
+                <w:bCs w:val="0"/>
+              </w:rPr>
+              <w:t xml:space="preserve">  </w:t>
+            </w:r>
+            <w:r>
+              <w:rPr>
+                <w:color w:val="4F81BD" w:themeColor="accent1"/>
+                <w:sz w:val="16"/>
+                <w:szCs w:val="16"/>
+              </w:rPr>
+              <w:t>[</w:t>
+            </w:r>
+            <w:proofErr w:type="gramEnd"/>
+            <w:r>
+              <w:rPr>
+                <w:color w:val="4F81BD" w:themeColor="accent1"/>
+                <w:sz w:val="16"/>
+                <w:szCs w:val="16"/>
+              </w:rPr>
+              <w:t xml:space="preserve"> </w:t>
+            </w:r>
+            <w:proofErr w:type="gramStart"/>
             <w:r>
               <w:rPr>
                 <w:color w:val="4F81BD" w:themeColor="accent1"/>
@@ -3943,6 +4093,7 @@
               </w:rPr>
               <w:t xml:space="preserve"> ]</w:t>
             </w:r>
+            <w:proofErr w:type="gramEnd"/>
             <w:r>
               <w:rPr>
                 <w:color w:val="4F81BD" w:themeColor="accent1"/>
@@ -3960,7 +4111,7 @@
                 <w:sz w:val="16"/>
                 <w:szCs w:val="16"/>
               </w:rPr>
-              <w:t>Virginia Tech Institute for Advanced Computing, Alexandria, VA</w:t>
+              <w:t>Virginia Tech, Blacksburg, VA</w:t>
             </w:r>
           </w:p>
           <w:p>
@@ -3982,70 +4133,69 @@
                 <w:b w:val="0"/>
                 <w:bCs w:val="0"/>
               </w:rPr>
-              <w:t xml:space="preserve">Virginia Tech </w:t>
-            </w:r>
-            <w:r>
-              <w:rPr>
-                <w:b w:val="0"/>
-                <w:bCs w:val="0"/>
-              </w:rPr>
-              <w:t xml:space="preserve">Bradley </w:t>
-            </w:r>
-            <w:r>
-              <w:rPr>
-                <w:b w:val="0"/>
-                <w:bCs w:val="0"/>
-              </w:rPr>
-              <w:t xml:space="preserve">Fellowship </w:t>
-            </w:r>
-            <w:r>
-              <w:rPr>
-                <w:b w:val="0"/>
-                <w:bCs w:val="0"/>
-              </w:rPr>
-              <w:t>Banquet</w:t>
-            </w:r>
-            <w:r>
-              <w:rPr>
-                <w:b w:val="0"/>
-                <w:bCs w:val="0"/>
+              <w:t xml:space="preserve">International </w:t>
+            </w:r>
+            <w:proofErr w:type="gramStart"/>
+            <w:r>
+              <w:rPr>
+                <w:b w:val="0"/>
+                <w:bCs w:val="0"/>
+              </w:rPr>
+              <w:t xml:space="preserve">Delegations  </w:t>
+            </w:r>
+            <w:r>
+              <w:rPr>
+                <w:color w:val="4F81BD" w:themeColor="accent1"/>
+                <w:sz w:val="16"/>
+                <w:szCs w:val="16"/>
+              </w:rPr>
+              <w:t>[</w:t>
+            </w:r>
+            <w:proofErr w:type="gramEnd"/>
+            <w:r>
+              <w:rPr>
+                <w:color w:val="4F81BD" w:themeColor="accent1"/>
+                <w:sz w:val="16"/>
+                <w:szCs w:val="16"/>
+              </w:rPr>
+              <w:t xml:space="preserve"> </w:t>
+            </w:r>
+            <w:r>
+              <w:rPr>
+                <w:color w:val="4F81BD" w:themeColor="accent1"/>
+                <w:sz w:val="16"/>
+                <w:szCs w:val="16"/>
+              </w:rPr>
+              <w:t xml:space="preserve">2025 – </w:t>
+            </w:r>
+            <w:proofErr w:type="gramStart"/>
+            <w:r>
+              <w:rPr>
+                <w:color w:val="4F81BD" w:themeColor="accent1"/>
+                <w:sz w:val="16"/>
+                <w:szCs w:val="16"/>
+              </w:rPr>
+              <w:t>2026</w:t>
+            </w:r>
+            <w:r>
+              <w:rPr>
+                <w:color w:val="4F81BD" w:themeColor="accent1"/>
+                <w:sz w:val="16"/>
+                <w:szCs w:val="16"/>
+              </w:rPr>
+              <w:t xml:space="preserve"> ]</w:t>
+            </w:r>
+            <w:proofErr w:type="gramEnd"/>
+            <w:r>
+              <w:rPr>
+                <w:color w:val="4F81BD" w:themeColor="accent1"/>
+                <w:sz w:val="16"/>
+                <w:szCs w:val="16"/>
               </w:rPr>
               <w:t xml:space="preserve">  </w:t>
             </w:r>
             <w:r>
               <w:rPr>
-                <w:color w:val="4F81BD" w:themeColor="accent1"/>
-                <w:sz w:val="16"/>
-                <w:szCs w:val="16"/>
-              </w:rPr>
-              <w:t xml:space="preserve">[ </w:t>
-            </w:r>
-            <w:r>
-              <w:rPr>
-                <w:color w:val="4F81BD" w:themeColor="accent1"/>
-                <w:sz w:val="16"/>
-                <w:szCs w:val="16"/>
-              </w:rPr>
-              <w:t>2026</w:t>
-            </w:r>
-            <w:r>
-              <w:rPr>
-                <w:color w:val="4F81BD" w:themeColor="accent1"/>
-                <w:sz w:val="16"/>
-                <w:szCs w:val="16"/>
-              </w:rPr>
-              <w:t xml:space="preserve"> ]</w:t>
-            </w:r>
-            <w:r>
-              <w:rPr>
-                <w:color w:val="4F81BD" w:themeColor="accent1"/>
-                <w:sz w:val="16"/>
-                <w:szCs w:val="16"/>
-              </w:rPr>
-              <w:t xml:space="preserve">  </w:t>
-            </w:r>
-            <w:r>
-              <w:rPr>
                 <w:rFonts w:ascii="Helvetica Neue" w:hAnsi="Helvetica Neue"/>
                 <w:b w:val="0"/>
                 <w:bCs w:val="0"/>
@@ -4053,7 +4203,7 @@
                 <w:sz w:val="16"/>
                 <w:szCs w:val="16"/>
               </w:rPr>
-              <w:t>Virginia Tech, Blacksburg, VA</w:t>
+              <w:t>Virginia Tech Institute for Advanced Computing, Alexandria, VA</w:t>
             </w:r>
           </w:p>
           <w:p>
@@ -4103,7 +4253,15 @@
                 <w:b w:val="0"/>
                 <w:bCs w:val="0"/>
               </w:rPr>
-              <w:t xml:space="preserve"> Events</w:t>
+              <w:t xml:space="preserve"> </w:t>
+            </w:r>
+            <w:proofErr w:type="gramStart"/>
+            <w:r>
+              <w:rPr>
+                <w:b w:val="0"/>
+                <w:bCs w:val="0"/>
+              </w:rPr>
+              <w:t>Events</w:t>
             </w:r>
             <w:r>
               <w:rPr>
@@ -4118,7 +4276,16 @@
                 <w:sz w:val="16"/>
                 <w:szCs w:val="16"/>
               </w:rPr>
-              <w:t xml:space="preserve">[ </w:t>
+              <w:t>[</w:t>
+            </w:r>
+            <w:proofErr w:type="gramEnd"/>
+            <w:r>
+              <w:rPr>
+                <w:color w:val="4F81BD" w:themeColor="accent1"/>
+                <w:sz w:val="16"/>
+                <w:szCs w:val="16"/>
+              </w:rPr>
+              <w:t xml:space="preserve"> </w:t>
             </w:r>
             <w:r>
               <w:rPr>
@@ -4136,6 +4303,7 @@
               </w:rPr>
               <w:t xml:space="preserve"> – </w:t>
             </w:r>
+            <w:proofErr w:type="gramStart"/>
             <w:r>
               <w:rPr>
                 <w:color w:val="4F81BD" w:themeColor="accent1"/>
@@ -4152,6 +4320,7 @@
               </w:rPr>
               <w:t>]</w:t>
             </w:r>
+            <w:proofErr w:type="gramEnd"/>
             <w:r>
               <w:rPr>
                 <w:color w:val="4F81BD" w:themeColor="accent1"/>
@@ -4187,7 +4356,15 @@
                 <w:b w:val="0"/>
                 <w:bCs w:val="0"/>
               </w:rPr>
-              <w:t>Fellowship Panels</w:t>
+              <w:t xml:space="preserve">Fellowship </w:t>
+            </w:r>
+            <w:proofErr w:type="gramStart"/>
+            <w:r>
+              <w:rPr>
+                <w:b w:val="0"/>
+                <w:bCs w:val="0"/>
+              </w:rPr>
+              <w:t>Panels</w:t>
             </w:r>
             <w:r>
               <w:rPr>
@@ -4202,7 +4379,16 @@
                 <w:sz w:val="16"/>
                 <w:szCs w:val="16"/>
               </w:rPr>
-              <w:t xml:space="preserve">[ </w:t>
+              <w:t>[</w:t>
+            </w:r>
+            <w:proofErr w:type="gramEnd"/>
+            <w:r>
+              <w:rPr>
+                <w:color w:val="4F81BD" w:themeColor="accent1"/>
+                <w:sz w:val="16"/>
+                <w:szCs w:val="16"/>
+              </w:rPr>
+              <w:t xml:space="preserve"> </w:t>
             </w:r>
             <w:r>
               <w:rPr>
@@ -4220,6 +4406,7 @@
               </w:rPr>
               <w:t xml:space="preserve"> – </w:t>
             </w:r>
+            <w:proofErr w:type="gramStart"/>
             <w:r>
               <w:rPr>
                 <w:color w:val="4F81BD" w:themeColor="accent1"/>
@@ -4236,6 +4423,7 @@
               </w:rPr>
               <w:t>]</w:t>
             </w:r>
+            <w:proofErr w:type="gramEnd"/>
             <w:r>
               <w:rPr>
                 <w:color w:val="4F81BD" w:themeColor="accent1"/>
@@ -4287,6 +4475,7 @@
               </w:rPr>
               <w:t xml:space="preserve">Research </w:t>
             </w:r>
+            <w:proofErr w:type="gramStart"/>
             <w:r>
               <w:rPr>
                 <w:b w:val="0"/>
@@ -4300,8 +4489,18 @@
                 <w:sz w:val="16"/>
                 <w:szCs w:val="16"/>
               </w:rPr>
-              <w:t xml:space="preserve">[ </w:t>
-            </w:r>
+              <w:t>[</w:t>
+            </w:r>
+            <w:proofErr w:type="gramEnd"/>
+            <w:r>
+              <w:rPr>
+                <w:color w:val="4F81BD" w:themeColor="accent1"/>
+                <w:sz w:val="16"/>
+                <w:szCs w:val="16"/>
+              </w:rPr>
+              <w:t xml:space="preserve"> </w:t>
+            </w:r>
+            <w:proofErr w:type="gramStart"/>
             <w:r>
               <w:rPr>
                 <w:color w:val="4F81BD" w:themeColor="accent1"/>
@@ -4324,8 +4523,18 @@
                 <w:sz w:val="16"/>
                 <w:szCs w:val="16"/>
               </w:rPr>
-              <w:t xml:space="preserve">  – </w:t>
-            </w:r>
+              <w:t xml:space="preserve">  –</w:t>
+            </w:r>
+            <w:proofErr w:type="gramEnd"/>
+            <w:r>
+              <w:rPr>
+                <w:color w:val="4F81BD" w:themeColor="accent1"/>
+                <w:sz w:val="16"/>
+                <w:szCs w:val="16"/>
+              </w:rPr>
+              <w:t xml:space="preserve"> </w:t>
+            </w:r>
+            <w:proofErr w:type="gramStart"/>
             <w:r>
               <w:rPr>
                 <w:color w:val="4F81BD" w:themeColor="accent1"/>
@@ -4342,6 +4551,7 @@
               </w:rPr>
               <w:t>]</w:t>
             </w:r>
+            <w:proofErr w:type="gramEnd"/>
             <w:r>
               <w:rPr>
                 <w:color w:val="4F81BD" w:themeColor="accent1"/>
@@ -4381,16 +4591,55 @@
                 <w:b w:val="0"/>
                 <w:bCs w:val="0"/>
               </w:rPr>
-              <w:t xml:space="preserve">Ukraine Delegation  </w:t>
-            </w:r>
-            <w:r>
-              <w:rPr>
-                <w:color w:val="4F81BD" w:themeColor="accent1"/>
-                <w:sz w:val="16"/>
-                <w:szCs w:val="16"/>
-              </w:rPr>
-              <w:t xml:space="preserve">[ </w:t>
-            </w:r>
+              <w:t>Guest Lecture</w:t>
+            </w:r>
+            <w:r>
+              <w:rPr>
+                <w:b w:val="0"/>
+                <w:bCs w:val="0"/>
+              </w:rPr>
+              <w:t xml:space="preserve">, Quantum Machine </w:t>
+            </w:r>
+            <w:proofErr w:type="gramStart"/>
+            <w:r>
+              <w:rPr>
+                <w:b w:val="0"/>
+                <w:bCs w:val="0"/>
+              </w:rPr>
+              <w:t>Learning</w:t>
+            </w:r>
+            <w:r>
+              <w:rPr>
+                <w:b w:val="0"/>
+                <w:bCs w:val="0"/>
+              </w:rPr>
+              <w:t xml:space="preserve"> </w:t>
+            </w:r>
+            <w:r>
+              <w:rPr>
+                <w:b w:val="0"/>
+                <w:bCs w:val="0"/>
+              </w:rPr>
+              <w:t xml:space="preserve"> </w:t>
+            </w:r>
+            <w:r>
+              <w:rPr>
+                <w:color w:val="4F81BD" w:themeColor="accent1"/>
+                <w:sz w:val="16"/>
+                <w:szCs w:val="16"/>
+              </w:rPr>
+              <w:t>[</w:t>
+            </w:r>
+            <w:proofErr w:type="gramEnd"/>
+            <w:r>
+              <w:rPr>
+                <w:color w:val="4F81BD" w:themeColor="accent1"/>
+                <w:sz w:val="16"/>
+                <w:szCs w:val="16"/>
+              </w:rPr>
+              <w:t xml:space="preserve"> </w:t>
+            </w:r>
+            <w:proofErr w:type="gramStart"/>
             <w:r>
               <w:rPr>
                 <w:color w:val="4F81BD" w:themeColor="accent1"/>
@@ -4407,6 +4656,7 @@
               </w:rPr>
               <w:t xml:space="preserve"> ]</w:t>
             </w:r>
+            <w:proofErr w:type="gramEnd"/>
             <w:r>
               <w:rPr>
                 <w:color w:val="4F81BD" w:themeColor="accent1"/>
@@ -4424,7 +4674,7 @@
                 <w:sz w:val="16"/>
                 <w:szCs w:val="16"/>
               </w:rPr>
-              <w:t>Virginia Tech Institute for Advanced Computing, Alexandria, VA</w:t>
+              <w:t>University of Vermont</w:t>
             </w:r>
           </w:p>
           <w:p>
@@ -4446,16 +4696,34 @@
                 <w:b w:val="0"/>
                 <w:bCs w:val="0"/>
               </w:rPr>
-              <w:t xml:space="preserve">Taiwan Delegation  </w:t>
-            </w:r>
-            <w:r>
-              <w:rPr>
-                <w:color w:val="4F81BD" w:themeColor="accent1"/>
-                <w:sz w:val="16"/>
-                <w:szCs w:val="16"/>
-              </w:rPr>
-              <w:t xml:space="preserve">[ </w:t>
-            </w:r>
+              <w:t>International Conference on Learning Representations (</w:t>
+            </w:r>
+            <w:proofErr w:type="gramStart"/>
+            <w:r>
+              <w:rPr>
+                <w:b w:val="0"/>
+                <w:bCs w:val="0"/>
+              </w:rPr>
+              <w:t xml:space="preserve">ICLR)  </w:t>
+            </w:r>
+            <w:r>
+              <w:rPr>
+                <w:color w:val="4F81BD" w:themeColor="accent1"/>
+                <w:sz w:val="16"/>
+                <w:szCs w:val="16"/>
+              </w:rPr>
+              <w:t>[</w:t>
+            </w:r>
+            <w:proofErr w:type="gramEnd"/>
+            <w:r>
+              <w:rPr>
+                <w:color w:val="4F81BD" w:themeColor="accent1"/>
+                <w:sz w:val="16"/>
+                <w:szCs w:val="16"/>
+              </w:rPr>
+              <w:t xml:space="preserve"> </w:t>
+            </w:r>
+            <w:proofErr w:type="gramStart"/>
             <w:r>
               <w:rPr>
                 <w:color w:val="4F81BD" w:themeColor="accent1"/>
@@ -4472,6 +4740,7 @@
               </w:rPr>
               <w:t xml:space="preserve"> ]</w:t>
             </w:r>
+            <w:proofErr w:type="gramEnd"/>
             <w:r>
               <w:rPr>
                 <w:color w:val="4F81BD" w:themeColor="accent1"/>
@@ -4489,7 +4758,7 @@
                 <w:sz w:val="16"/>
                 <w:szCs w:val="16"/>
               </w:rPr>
-              <w:t>Virginia Tech Institute for Advanced Computing, Alexandria, VA</w:t>
+              <w:t>Singapore</w:t>
             </w:r>
           </w:p>
           <w:p>
@@ -4511,23 +4780,41 @@
                 <w:b w:val="0"/>
                 <w:bCs w:val="0"/>
               </w:rPr>
-              <w:t xml:space="preserve">International Conference on Learning Representations (ICLR)  </w:t>
-            </w:r>
-            <w:r>
-              <w:rPr>
-                <w:color w:val="4F81BD" w:themeColor="accent1"/>
-                <w:sz w:val="16"/>
-                <w:szCs w:val="16"/>
-              </w:rPr>
-              <w:t xml:space="preserve">[ </w:t>
-            </w:r>
-            <w:r>
-              <w:rPr>
-                <w:color w:val="4F81BD" w:themeColor="accent1"/>
-                <w:sz w:val="16"/>
-                <w:szCs w:val="16"/>
-              </w:rPr>
-              <w:t>2025</w:t>
+              <w:t>AWS Quantum Networks Workshop (</w:t>
+            </w:r>
+            <w:proofErr w:type="gramStart"/>
+            <w:r>
+              <w:rPr>
+                <w:b w:val="0"/>
+                <w:bCs w:val="0"/>
+              </w:rPr>
+              <w:t xml:space="preserve">QNW)  </w:t>
+            </w:r>
+            <w:r>
+              <w:rPr>
+                <w:color w:val="4F81BD" w:themeColor="accent1"/>
+                <w:sz w:val="16"/>
+                <w:szCs w:val="16"/>
+              </w:rPr>
+              <w:t>[</w:t>
+            </w:r>
+            <w:proofErr w:type="gramEnd"/>
+            <w:r>
+              <w:rPr>
+                <w:color w:val="4F81BD" w:themeColor="accent1"/>
+                <w:sz w:val="16"/>
+                <w:szCs w:val="16"/>
+              </w:rPr>
+              <w:t xml:space="preserve"> </w:t>
+            </w:r>
+            <w:proofErr w:type="gramStart"/>
+            <w:r>
+              <w:rPr>
+                <w:color w:val="4F81BD" w:themeColor="accent1"/>
+                <w:sz w:val="16"/>
+                <w:szCs w:val="16"/>
+              </w:rPr>
+              <w:t>2023</w:t>
             </w:r>
             <w:r>
               <w:rPr>
@@ -4537,6 +4824,7 @@
               </w:rPr>
               <w:t xml:space="preserve"> ]</w:t>
             </w:r>
+            <w:proofErr w:type="gramEnd"/>
             <w:r>
               <w:rPr>
                 <w:color w:val="4F81BD" w:themeColor="accent1"/>
@@ -4554,7 +4842,7 @@
                 <w:sz w:val="16"/>
                 <w:szCs w:val="16"/>
               </w:rPr>
-              <w:t>Singapore</w:t>
+              <w:t>Beverly, MA</w:t>
             </w:r>
           </w:p>
           <w:p>
@@ -4566,33 +4854,62 @@
                 <w:numId w:val="21"/>
               </w:numPr>
               <w:ind w:left="245" w:hanging="245"/>
-              <w:rPr>
-                <w:b w:val="0"/>
-                <w:bCs w:val="0"/>
-              </w:rPr>
-            </w:pPr>
-            <w:r>
-              <w:rPr>
-                <w:b w:val="0"/>
-                <w:bCs w:val="0"/>
-              </w:rPr>
-              <w:t xml:space="preserve">AWS Quantum Networks Workshop (QNW)  </w:t>
-            </w:r>
-            <w:r>
-              <w:rPr>
-                <w:color w:val="4F81BD" w:themeColor="accent1"/>
-                <w:sz w:val="16"/>
-                <w:szCs w:val="16"/>
-              </w:rPr>
-              <w:t xml:space="preserve">[ </w:t>
-            </w:r>
-            <w:r>
-              <w:rPr>
-                <w:color w:val="4F81BD" w:themeColor="accent1"/>
-                <w:sz w:val="16"/>
-                <w:szCs w:val="16"/>
-              </w:rPr>
-              <w:t>2023</w:t>
+            </w:pPr>
+            <w:r>
+              <w:rPr>
+                <w:b w:val="0"/>
+                <w:bCs w:val="0"/>
+              </w:rPr>
+              <w:t>C-Tech</w:t>
+            </w:r>
+            <w:r>
+              <w:rPr>
+                <w:b w:val="0"/>
+                <w:bCs w:val="0"/>
+                <w:vertAlign w:val="superscript"/>
+              </w:rPr>
+              <w:t>2</w:t>
+            </w:r>
+            <w:r>
+              <w:rPr>
+                <w:b w:val="0"/>
+                <w:bCs w:val="0"/>
+              </w:rPr>
+              <w:t xml:space="preserve"> </w:t>
+            </w:r>
+            <w:proofErr w:type="gramStart"/>
+            <w:r>
+              <w:rPr>
+                <w:b w:val="0"/>
+                <w:bCs w:val="0"/>
+              </w:rPr>
+              <w:t xml:space="preserve">Workshop  </w:t>
+            </w:r>
+            <w:r>
+              <w:rPr>
+                <w:color w:val="4F81BD" w:themeColor="accent1"/>
+                <w:sz w:val="16"/>
+                <w:szCs w:val="16"/>
+              </w:rPr>
+              <w:t>[</w:t>
+            </w:r>
+            <w:proofErr w:type="gramEnd"/>
+            <w:r>
+              <w:rPr>
+                <w:color w:val="4F81BD" w:themeColor="accent1"/>
+                <w:sz w:val="16"/>
+                <w:szCs w:val="16"/>
+              </w:rPr>
+              <w:t xml:space="preserve"> </w:t>
+            </w:r>
+            <w:proofErr w:type="gramStart"/>
+            <w:r>
+              <w:rPr>
+                <w:color w:val="4F81BD" w:themeColor="accent1"/>
+                <w:sz w:val="16"/>
+                <w:szCs w:val="16"/>
+              </w:rPr>
+              <w:t>2022</w:t>
             </w:r>
             <w:r>
               <w:rPr>
@@ -4602,6 +4919,7 @@
               </w:rPr>
               <w:t xml:space="preserve"> ]</w:t>
             </w:r>
+            <w:proofErr w:type="gramEnd"/>
             <w:r>
               <w:rPr>
                 <w:color w:val="4F81BD" w:themeColor="accent1"/>
@@ -4619,7 +4937,7 @@
                 <w:sz w:val="16"/>
                 <w:szCs w:val="16"/>
               </w:rPr>
-              <w:t>Beverly, MA</w:t>
+              <w:t>Virginia Tech, Blacksburg, VA</w:t>
             </w:r>
           </w:p>
           <w:p>
@@ -4631,44 +4949,51 @@
                 <w:numId w:val="21"/>
               </w:numPr>
               <w:ind w:left="245" w:hanging="245"/>
-            </w:pPr>
-            <w:r>
-              <w:rPr>
-                <w:b w:val="0"/>
-                <w:bCs w:val="0"/>
-              </w:rPr>
-              <w:t>C-Tech</w:t>
-            </w:r>
-            <w:r>
-              <w:rPr>
-                <w:b w:val="0"/>
-                <w:bCs w:val="0"/>
-                <w:vertAlign w:val="superscript"/>
-              </w:rPr>
-              <w:t>2</w:t>
-            </w:r>
-            <w:r>
-              <w:rPr>
-                <w:b w:val="0"/>
-                <w:bCs w:val="0"/>
-              </w:rPr>
-              <w:t xml:space="preserve"> Workshop  </w:t>
-            </w:r>
-            <w:r>
-              <w:rPr>
-                <w:color w:val="4F81BD" w:themeColor="accent1"/>
-                <w:sz w:val="16"/>
-                <w:szCs w:val="16"/>
-              </w:rPr>
-              <w:t xml:space="preserve">[ </w:t>
-            </w:r>
-            <w:r>
-              <w:rPr>
-                <w:color w:val="4F81BD" w:themeColor="accent1"/>
-                <w:sz w:val="16"/>
-                <w:szCs w:val="16"/>
-              </w:rPr>
-              <w:t>2022</w:t>
+              <w:rPr>
+                <w:b w:val="0"/>
+                <w:bCs w:val="0"/>
+              </w:rPr>
+            </w:pPr>
+            <w:r>
+              <w:rPr>
+                <w:b w:val="0"/>
+                <w:bCs w:val="0"/>
+              </w:rPr>
+              <w:t xml:space="preserve">International Laser Ranging Service (ILRS) Technical </w:t>
+            </w:r>
+            <w:proofErr w:type="gramStart"/>
+            <w:r>
+              <w:rPr>
+                <w:b w:val="0"/>
+                <w:bCs w:val="0"/>
+              </w:rPr>
+              <w:t xml:space="preserve">Workshop  </w:t>
+            </w:r>
+            <w:r>
+              <w:rPr>
+                <w:color w:val="4F81BD" w:themeColor="accent1"/>
+                <w:sz w:val="16"/>
+                <w:szCs w:val="16"/>
+              </w:rPr>
+              <w:t>[</w:t>
+            </w:r>
+            <w:proofErr w:type="gramEnd"/>
+            <w:r>
+              <w:rPr>
+                <w:color w:val="4F81BD" w:themeColor="accent1"/>
+                <w:sz w:val="16"/>
+                <w:szCs w:val="16"/>
+              </w:rPr>
+              <w:t xml:space="preserve"> </w:t>
+            </w:r>
+            <w:proofErr w:type="gramStart"/>
+            <w:r>
+              <w:rPr>
+                <w:color w:val="4F81BD" w:themeColor="accent1"/>
+                <w:sz w:val="16"/>
+                <w:szCs w:val="16"/>
+              </w:rPr>
+              <w:t>2019</w:t>
             </w:r>
             <w:r>
               <w:rPr>
@@ -4678,6 +5003,7 @@
               </w:rPr>
               <w:t xml:space="preserve"> ]</w:t>
             </w:r>
+            <w:proofErr w:type="gramEnd"/>
             <w:r>
               <w:rPr>
                 <w:color w:val="4F81BD" w:themeColor="accent1"/>
@@ -4695,7 +5021,7 @@
                 <w:sz w:val="16"/>
                 <w:szCs w:val="16"/>
               </w:rPr>
-              <w:t>Virginia Tech, Blacksburg, VA</w:t>
+              <w:t>Stuttgart, Germany</w:t>
             </w:r>
           </w:p>
           <w:p>
@@ -4717,32 +5043,59 @@
                 <w:b w:val="0"/>
                 <w:bCs w:val="0"/>
               </w:rPr>
-              <w:t xml:space="preserve">International Laser Ranging Service (ILRS) Technical Workshop  </w:t>
-            </w:r>
-            <w:r>
-              <w:rPr>
-                <w:color w:val="4F81BD" w:themeColor="accent1"/>
-                <w:sz w:val="16"/>
-                <w:szCs w:val="16"/>
-              </w:rPr>
-              <w:t xml:space="preserve">[ </w:t>
-            </w:r>
-            <w:r>
-              <w:rPr>
-                <w:color w:val="4F81BD" w:themeColor="accent1"/>
-                <w:sz w:val="16"/>
-                <w:szCs w:val="16"/>
-              </w:rPr>
-              <w:t>2019</w:t>
-            </w:r>
-            <w:r>
-              <w:rPr>
-                <w:color w:val="4F81BD" w:themeColor="accent1"/>
-                <w:sz w:val="16"/>
-                <w:szCs w:val="16"/>
-              </w:rPr>
-              <w:t xml:space="preserve"> ]</w:t>
-            </w:r>
+              <w:t xml:space="preserve">NRL Research Presentations and Performance </w:t>
+            </w:r>
+            <w:proofErr w:type="gramStart"/>
+            <w:r>
+              <w:rPr>
+                <w:b w:val="0"/>
+                <w:bCs w:val="0"/>
+              </w:rPr>
+              <w:t xml:space="preserve">Reviews  </w:t>
+            </w:r>
+            <w:r>
+              <w:rPr>
+                <w:color w:val="4F81BD" w:themeColor="accent1"/>
+                <w:sz w:val="16"/>
+                <w:szCs w:val="16"/>
+              </w:rPr>
+              <w:t>[</w:t>
+            </w:r>
+            <w:proofErr w:type="gramEnd"/>
+            <w:r>
+              <w:rPr>
+                <w:color w:val="4F81BD" w:themeColor="accent1"/>
+                <w:sz w:val="16"/>
+                <w:szCs w:val="16"/>
+              </w:rPr>
+              <w:t xml:space="preserve"> 201</w:t>
+            </w:r>
+            <w:r>
+              <w:rPr>
+                <w:color w:val="4F81BD" w:themeColor="accent1"/>
+                <w:sz w:val="16"/>
+                <w:szCs w:val="16"/>
+              </w:rPr>
+              <w:t>0</w:t>
+            </w:r>
+            <w:r>
+              <w:rPr>
+                <w:color w:val="4F81BD" w:themeColor="accent1"/>
+                <w:sz w:val="16"/>
+                <w:szCs w:val="24"/>
+              </w:rPr>
+              <w:t xml:space="preserve"> – </w:t>
+            </w:r>
+            <w:proofErr w:type="gramStart"/>
+            <w:r>
+              <w:rPr>
+                <w:color w:val="4F81BD" w:themeColor="accent1"/>
+                <w:sz w:val="16"/>
+                <w:szCs w:val="16"/>
+              </w:rPr>
+              <w:t>2024 ]</w:t>
+            </w:r>
+            <w:proofErr w:type="gramEnd"/>
             <w:r>
               <w:rPr>
                 <w:color w:val="4F81BD" w:themeColor="accent1"/>
@@ -4750,71 +5103,6 @@
                 <w:szCs w:val="16"/>
               </w:rPr>
               <w:t xml:space="preserve">  </w:t>
-            </w:r>
-            <w:r>
-              <w:rPr>
-                <w:rFonts w:ascii="Helvetica Neue" w:hAnsi="Helvetica Neue"/>
-                <w:b w:val="0"/>
-                <w:bCs w:val="0"/>
-                <w:color w:val="7F7F7F" w:themeColor="text1" w:themeTint="80"/>
-                <w:sz w:val="16"/>
-                <w:szCs w:val="16"/>
-              </w:rPr>
-              <w:t>Stuttgart, Germany</w:t>
-            </w:r>
-          </w:p>
-          <w:p>
-            <w:pPr>
-              <w:pStyle w:val="Heading2"/>
-              <w:keepNext w:val="0"/>
-              <w:numPr>
-                <w:ilvl w:val="0"/>
-                <w:numId w:val="21"/>
-              </w:numPr>
-              <w:ind w:left="245" w:hanging="245"/>
-              <w:rPr>
-                <w:b w:val="0"/>
-                <w:bCs w:val="0"/>
-              </w:rPr>
-            </w:pPr>
-            <w:r>
-              <w:rPr>
-                <w:b w:val="0"/>
-                <w:bCs w:val="0"/>
-              </w:rPr>
-              <w:t xml:space="preserve">NRL Research Presentations and Performance Reviews  </w:t>
-            </w:r>
-            <w:r>
-              <w:rPr>
-                <w:color w:val="4F81BD" w:themeColor="accent1"/>
-                <w:sz w:val="16"/>
-                <w:szCs w:val="16"/>
-              </w:rPr>
-              <w:t>[ 201</w:t>
-            </w:r>
-            <w:r>
-              <w:rPr>
-                <w:color w:val="4F81BD" w:themeColor="accent1"/>
-                <w:sz w:val="16"/>
-                <w:szCs w:val="16"/>
-              </w:rPr>
-              <w:t>0</w:t>
-            </w:r>
-            <w:r>
-              <w:rPr>
-                <w:color w:val="4F81BD" w:themeColor="accent1"/>
-                <w:sz w:val="16"/>
-                <w:szCs w:val="24"/>
-              </w:rPr>
-              <w:t xml:space="preserve"> – </w:t>
-            </w:r>
-            <w:r>
-              <w:rPr>
-                <w:color w:val="4F81BD" w:themeColor="accent1"/>
-                <w:sz w:val="16"/>
-                <w:szCs w:val="16"/>
-              </w:rPr>
-              <w:t xml:space="preserve">2024 ]  </w:t>
             </w:r>
             <w:r>
               <w:rPr>
@@ -5038,16 +5326,30 @@
               <w:keepNext w:val="0"/>
             </w:pPr>
             <w:r>
-              <w:t xml:space="preserve">Peer Mentorship  </w:t>
-            </w:r>
-            <w:r>
-              <w:rPr>
-                <w:color w:val="4F81BD" w:themeColor="accent1"/>
-                <w:sz w:val="16"/>
-                <w:szCs w:val="16"/>
-              </w:rPr>
-              <w:t xml:space="preserve">[ </w:t>
-            </w:r>
+              <w:t xml:space="preserve">Peer </w:t>
+            </w:r>
+            <w:proofErr w:type="gramStart"/>
+            <w:r>
+              <w:t xml:space="preserve">Mentorship  </w:t>
+            </w:r>
+            <w:r>
+              <w:rPr>
+                <w:color w:val="4F81BD" w:themeColor="accent1"/>
+                <w:sz w:val="16"/>
+                <w:szCs w:val="16"/>
+              </w:rPr>
+              <w:t>[</w:t>
+            </w:r>
+            <w:proofErr w:type="gramEnd"/>
+            <w:r>
+              <w:rPr>
+                <w:color w:val="4F81BD" w:themeColor="accent1"/>
+                <w:sz w:val="16"/>
+                <w:szCs w:val="16"/>
+              </w:rPr>
+              <w:t xml:space="preserve"> </w:t>
+            </w:r>
+            <w:proofErr w:type="gramStart"/>
             <w:r>
               <w:rPr>
                 <w:color w:val="4F81BD" w:themeColor="accent1"/>
@@ -5062,8 +5364,18 @@
                 <w:sz w:val="16"/>
                 <w:szCs w:val="16"/>
               </w:rPr>
-              <w:t xml:space="preserve">  – </w:t>
-            </w:r>
+              <w:t xml:space="preserve">  –</w:t>
+            </w:r>
+            <w:proofErr w:type="gramEnd"/>
+            <w:r>
+              <w:rPr>
+                <w:color w:val="4F81BD" w:themeColor="accent1"/>
+                <w:sz w:val="16"/>
+                <w:szCs w:val="16"/>
+              </w:rPr>
+              <w:t xml:space="preserve"> </w:t>
+            </w:r>
+            <w:proofErr w:type="gramStart"/>
             <w:r>
               <w:rPr>
                 <w:color w:val="4F81BD" w:themeColor="accent1"/>
@@ -5080,6 +5392,7 @@
               </w:rPr>
               <w:t>]</w:t>
             </w:r>
+            <w:proofErr w:type="gramEnd"/>
             <w:r>
               <w:rPr>
                 <w:color w:val="4F81BD" w:themeColor="accent1"/>
@@ -5106,7 +5419,11 @@
               <w:keepNext w:val="0"/>
             </w:pPr>
             <w:r>
-              <w:t>University and Department Tours</w:t>
+              <w:t xml:space="preserve">University and Department </w:t>
+            </w:r>
+            <w:proofErr w:type="gramStart"/>
+            <w:r>
+              <w:t>Tours</w:t>
             </w:r>
             <w:r>
               <w:rPr>
@@ -5121,8 +5438,18 @@
                 <w:sz w:val="16"/>
                 <w:szCs w:val="16"/>
               </w:rPr>
-              <w:t xml:space="preserve">[ </w:t>
-            </w:r>
+              <w:t>[</w:t>
+            </w:r>
+            <w:proofErr w:type="gramEnd"/>
+            <w:r>
+              <w:rPr>
+                <w:color w:val="4F81BD" w:themeColor="accent1"/>
+                <w:sz w:val="16"/>
+                <w:szCs w:val="16"/>
+              </w:rPr>
+              <w:t xml:space="preserve"> </w:t>
+            </w:r>
+            <w:proofErr w:type="gramStart"/>
             <w:r>
               <w:rPr>
                 <w:color w:val="4F81BD" w:themeColor="accent1"/>
@@ -5137,8 +5464,18 @@
                 <w:sz w:val="16"/>
                 <w:szCs w:val="16"/>
               </w:rPr>
-              <w:t xml:space="preserve">  – </w:t>
-            </w:r>
+              <w:t xml:space="preserve">  –</w:t>
+            </w:r>
+            <w:proofErr w:type="gramEnd"/>
+            <w:r>
+              <w:rPr>
+                <w:color w:val="4F81BD" w:themeColor="accent1"/>
+                <w:sz w:val="16"/>
+                <w:szCs w:val="16"/>
+              </w:rPr>
+              <w:t xml:space="preserve"> </w:t>
+            </w:r>
+            <w:proofErr w:type="gramStart"/>
             <w:r>
               <w:rPr>
                 <w:color w:val="4F81BD" w:themeColor="accent1"/>
@@ -5155,6 +5492,7 @@
               </w:rPr>
               <w:t>]</w:t>
             </w:r>
+            <w:proofErr w:type="gramEnd"/>
             <w:r>
               <w:rPr>
                 <w:color w:val="4F81BD" w:themeColor="accent1"/>
@@ -5204,16 +5542,34 @@
                 <w:b w:val="0"/>
                 <w:bCs w:val="0"/>
               </w:rPr>
-              <w:t xml:space="preserve"> Kappa Nu  </w:t>
-            </w:r>
-            <w:r>
-              <w:rPr>
-                <w:color w:val="4F81BD" w:themeColor="accent1"/>
-                <w:sz w:val="16"/>
-                <w:szCs w:val="16"/>
-              </w:rPr>
-              <w:t xml:space="preserve">[ </w:t>
-            </w:r>
+              <w:t xml:space="preserve"> Kappa </w:t>
+            </w:r>
+            <w:proofErr w:type="gramStart"/>
+            <w:r>
+              <w:rPr>
+                <w:b w:val="0"/>
+                <w:bCs w:val="0"/>
+              </w:rPr>
+              <w:t xml:space="preserve">Nu  </w:t>
+            </w:r>
+            <w:r>
+              <w:rPr>
+                <w:color w:val="4F81BD" w:themeColor="accent1"/>
+                <w:sz w:val="16"/>
+                <w:szCs w:val="16"/>
+              </w:rPr>
+              <w:t>[</w:t>
+            </w:r>
+            <w:proofErr w:type="gramEnd"/>
+            <w:r>
+              <w:rPr>
+                <w:color w:val="4F81BD" w:themeColor="accent1"/>
+                <w:sz w:val="16"/>
+                <w:szCs w:val="16"/>
+              </w:rPr>
+              <w:t xml:space="preserve"> </w:t>
+            </w:r>
+            <w:proofErr w:type="gramStart"/>
             <w:r>
               <w:rPr>
                 <w:color w:val="4F81BD" w:themeColor="accent1"/>
@@ -5230,6 +5586,7 @@
               </w:rPr>
               <w:t xml:space="preserve"> ]</w:t>
             </w:r>
+            <w:proofErr w:type="gramEnd"/>
             <w:r>
               <w:rPr>
                 <w:color w:val="4F81BD" w:themeColor="accent1"/>
@@ -5402,8 +5759,13 @@
                     <w:keepNext w:val="0"/>
                   </w:pPr>
                   <w:r>
-                    <w:t>[ 6/2026 ]</w:t>
-                  </w:r>
+                    <w:t>[ 6/</w:t>
+                  </w:r>
+                  <w:proofErr w:type="gramStart"/>
+                  <w:r>
+                    <w:t>2026 ]</w:t>
+                  </w:r>
+                  <w:proofErr w:type="gramEnd"/>
                 </w:p>
               </w:tc>
             </w:tr>
@@ -5834,8 +6196,13 @@
                     <w:keepNext w:val="0"/>
                   </w:pPr>
                   <w:r>
-                    <w:t>[ 3/2023 ]</w:t>
-                  </w:r>
+                    <w:t>[ 3/</w:t>
+                  </w:r>
+                  <w:proofErr w:type="gramStart"/>
+                  <w:r>
+                    <w:t>2023 ]</w:t>
+                  </w:r>
+                  <w:proofErr w:type="gramEnd"/>
                 </w:p>
               </w:tc>
             </w:tr>
@@ -5975,8 +6342,13 @@
                     <w:keepNext w:val="0"/>
                   </w:pPr>
                   <w:r>
-                    <w:t>[ 12/2022 ]</w:t>
-                  </w:r>
+                    <w:t>[ 12/</w:t>
+                  </w:r>
+                  <w:proofErr w:type="gramStart"/>
+                  <w:r>
+                    <w:t>2022 ]</w:t>
+                  </w:r>
+                  <w:proofErr w:type="gramEnd"/>
                 </w:p>
               </w:tc>
             </w:tr>
@@ -6173,8 +6545,13 @@
                     <w:keepNext w:val="0"/>
                   </w:pPr>
                   <w:r>
-                    <w:t>[ 5/2022 ]</w:t>
-                  </w:r>
+                    <w:t>[ 5/</w:t>
+                  </w:r>
+                  <w:proofErr w:type="gramStart"/>
+                  <w:r>
+                    <w:t>2022 ]</w:t>
+                  </w:r>
+                  <w:proofErr w:type="gramEnd"/>
                 </w:p>
               </w:tc>
             </w:tr>
@@ -6335,8 +6712,13 @@
                     <w:keepNext w:val="0"/>
                   </w:pPr>
                   <w:r>
-                    <w:t>[ 1/2021 – 8/2022 ]</w:t>
-                  </w:r>
+                    <w:t>[ 1/2021 – 8/</w:t>
+                  </w:r>
+                  <w:proofErr w:type="gramStart"/>
+                  <w:r>
+                    <w:t>2022 ]</w:t>
+                  </w:r>
+                  <w:proofErr w:type="gramEnd"/>
                 </w:p>
               </w:tc>
             </w:tr>
@@ -6479,8 +6861,13 @@
                     <w:keepNext w:val="0"/>
                   </w:pPr>
                   <w:r>
-                    <w:t>[ 10/2021 – 12/2021 ]</w:t>
-                  </w:r>
+                    <w:t>[ 10/2021 – 12/</w:t>
+                  </w:r>
+                  <w:proofErr w:type="gramStart"/>
+                  <w:r>
+                    <w:t>2021 ]</w:t>
+                  </w:r>
+                  <w:proofErr w:type="gramEnd"/>
                 </w:p>
               </w:tc>
             </w:tr>
@@ -6596,8 +6983,13 @@
                     <w:keepNext w:val="0"/>
                   </w:pPr>
                   <w:r>
-                    <w:t>[ 4/2021 – 5/2021 ]</w:t>
-                  </w:r>
+                    <w:t>[ 4/2021 – 5/</w:t>
+                  </w:r>
+                  <w:proofErr w:type="gramStart"/>
+                  <w:r>
+                    <w:t>2021 ]</w:t>
+                  </w:r>
+                  <w:proofErr w:type="gramEnd"/>
                 </w:p>
               </w:tc>
             </w:tr>
@@ -6708,8 +7100,13 @@
                     <w:keepNext w:val="0"/>
                   </w:pPr>
                   <w:r>
-                    <w:t>[ 8/2016 – 12/2016 ]</w:t>
-                  </w:r>
+                    <w:t>[ 8/2016 – 12/</w:t>
+                  </w:r>
+                  <w:proofErr w:type="gramStart"/>
+                  <w:r>
+                    <w:t>2016 ]</w:t>
+                  </w:r>
+                  <w:proofErr w:type="gramEnd"/>
                 </w:p>
               </w:tc>
             </w:tr>
@@ -6824,7 +7221,15 @@
                     <w:keepNext w:val="0"/>
                   </w:pPr>
                   <w:r>
-                    <w:t xml:space="preserve">[ 8/2015 – 5/2016 ] </w:t>
+                    <w:t>[ 8/2015 – 5/</w:t>
+                  </w:r>
+                  <w:proofErr w:type="gramStart"/>
+                  <w:r>
+                    <w:t>2016 ]</w:t>
+                  </w:r>
+                  <w:proofErr w:type="gramEnd"/>
+                  <w:r>
+                    <w:t xml:space="preserve"> </w:t>
                   </w:r>
                 </w:p>
               </w:tc>
@@ -6840,7 +7245,15 @@
                     <w:pStyle w:val="Content"/>
                   </w:pPr>
                   <w:r>
-                    <w:t xml:space="preserve">Created a wireless off-the-shelf device for interfacing with vehicle OBDII system. Developed companion Linux and mobile application software for wireless data acquisition and interaction. Learned project management, project documentation such as request for proposal, and customer relations from instructors that have extensive backgrounds in the corporate world. </w:t>
+                    <w:t xml:space="preserve">Created a wireless off-the-shelf device for interfacing with vehicle OBDII system. Developed companion Linux and mobile application software for wireless data acquisition and interaction. Learned project management, project documentation such as </w:t>
+                  </w:r>
+                  <w:proofErr w:type="gramStart"/>
+                  <w:r>
+                    <w:t>request</w:t>
+                  </w:r>
+                  <w:proofErr w:type="gramEnd"/>
+                  <w:r>
+                    <w:t xml:space="preserve"> for proposal, and customer relations from instructors that have extensive backgrounds in the corporate world. </w:t>
                   </w:r>
                 </w:p>
               </w:tc>
@@ -6956,8 +7369,13 @@
                     <w:keepNext w:val="0"/>
                   </w:pPr>
                   <w:r>
-                    <w:t>[ 1/2015 – 5/2015 ]</w:t>
-                  </w:r>
+                    <w:t>[ 1/2015 – 5/</w:t>
+                  </w:r>
+                  <w:proofErr w:type="gramStart"/>
+                  <w:r>
+                    <w:t>2015 ]</w:t>
+                  </w:r>
+                  <w:proofErr w:type="gramEnd"/>
                 </w:p>
               </w:tc>
             </w:tr>
@@ -6972,7 +7390,15 @@
                     <w:pStyle w:val="Content"/>
                   </w:pPr>
                   <w:r>
-                    <w:t>Developed a RTL-SDR receiver system called ‘</w:t>
+                    <w:t xml:space="preserve">Developed </w:t>
+                  </w:r>
+                  <w:proofErr w:type="gramStart"/>
+                  <w:r>
+                    <w:t>a</w:t>
+                  </w:r>
+                  <w:proofErr w:type="gramEnd"/>
+                  <w:r>
+                    <w:t xml:space="preserve"> RTL-SDR receiver system called ‘</w:t>
                   </w:r>
                   <w:proofErr w:type="spellStart"/>
                   <w:r>
@@ -7090,8 +7516,13 @@
                     <w:keepNext w:val="0"/>
                   </w:pPr>
                   <w:r>
-                    <w:t>[ 7/2015 – 08/2015 ]</w:t>
-                  </w:r>
+                    <w:t>[ 7/2015 – 08/</w:t>
+                  </w:r>
+                  <w:proofErr w:type="gramStart"/>
+                  <w:r>
+                    <w:t>2015 ]</w:t>
+                  </w:r>
+                  <w:proofErr w:type="gramEnd"/>
                 </w:p>
               </w:tc>
             </w:tr>
@@ -8397,7 +8828,15 @@
                 <w:b w:val="0"/>
                 <w:bCs w:val="0"/>
               </w:rPr>
-              <w:t>IEEE Honor Society</w:t>
+              <w:t xml:space="preserve">IEEE Honor </w:t>
+            </w:r>
+            <w:proofErr w:type="gramStart"/>
+            <w:r>
+              <w:rPr>
+                <w:b w:val="0"/>
+                <w:bCs w:val="0"/>
+              </w:rPr>
+              <w:t>Society</w:t>
             </w:r>
             <w:r>
               <w:t xml:space="preserve">  </w:t>
@@ -8408,8 +8847,27 @@
                 <w:sz w:val="16"/>
                 <w:szCs w:val="24"/>
               </w:rPr>
-              <w:t>[ 2021 – Present ]</w:t>
-            </w:r>
+              <w:t>[</w:t>
+            </w:r>
+            <w:proofErr w:type="gramEnd"/>
+            <w:r>
+              <w:rPr>
+                <w:color w:val="4F81BD" w:themeColor="accent1"/>
+                <w:sz w:val="16"/>
+                <w:szCs w:val="24"/>
+              </w:rPr>
+              <w:t xml:space="preserve"> 2021 – </w:t>
+            </w:r>
+            <w:proofErr w:type="gramStart"/>
+            <w:r>
+              <w:rPr>
+                <w:color w:val="4F81BD" w:themeColor="accent1"/>
+                <w:sz w:val="16"/>
+                <w:szCs w:val="24"/>
+              </w:rPr>
+              <w:t>Present ]</w:t>
+            </w:r>
+            <w:proofErr w:type="gramEnd"/>
           </w:p>
           <w:p>
             <w:pPr>
@@ -8420,6 +8878,7 @@
                 <w:szCs w:val="10"/>
               </w:rPr>
             </w:pPr>
+            <w:proofErr w:type="gramStart"/>
             <w:r>
               <w:t xml:space="preserve">IEEE  </w:t>
             </w:r>
@@ -8429,8 +8888,27 @@
                 <w:sz w:val="16"/>
                 <w:szCs w:val="24"/>
               </w:rPr>
-              <w:t>[ 2021 – Present ]</w:t>
-            </w:r>
+              <w:t>[</w:t>
+            </w:r>
+            <w:proofErr w:type="gramEnd"/>
+            <w:r>
+              <w:rPr>
+                <w:color w:val="4F81BD" w:themeColor="accent1"/>
+                <w:sz w:val="16"/>
+                <w:szCs w:val="24"/>
+              </w:rPr>
+              <w:t xml:space="preserve"> 2021 – </w:t>
+            </w:r>
+            <w:proofErr w:type="gramStart"/>
+            <w:r>
+              <w:rPr>
+                <w:color w:val="4F81BD" w:themeColor="accent1"/>
+                <w:sz w:val="16"/>
+                <w:szCs w:val="24"/>
+              </w:rPr>
+              <w:t>Present ]</w:t>
+            </w:r>
+            <w:proofErr w:type="gramEnd"/>
           </w:p>
         </w:tc>
       </w:tr>
@@ -8558,7 +9036,15 @@
                 <w:b w:val="0"/>
                 <w:bCs w:val="0"/>
               </w:rPr>
-              <w:t>Department of Electrical and Computer Engineering</w:t>
+              <w:t xml:space="preserve">Department of Electrical and Computer </w:t>
+            </w:r>
+            <w:proofErr w:type="gramStart"/>
+            <w:r>
+              <w:rPr>
+                <w:b w:val="0"/>
+                <w:bCs w:val="0"/>
+              </w:rPr>
+              <w:t>Engineering</w:t>
             </w:r>
             <w:r>
               <w:t xml:space="preserve"> </w:t>
@@ -8572,14 +9058,23 @@
                 <w:sz w:val="16"/>
                 <w:szCs w:val="24"/>
               </w:rPr>
-              <w:t>[ 202</w:t>
-            </w:r>
+              <w:t>[</w:t>
+            </w:r>
+            <w:proofErr w:type="gramEnd"/>
             <w:r>
               <w:rPr>
                 <w:color w:val="4F81BD" w:themeColor="accent1"/>
                 <w:sz w:val="16"/>
                 <w:szCs w:val="24"/>
               </w:rPr>
+              <w:t xml:space="preserve"> 202</w:t>
+            </w:r>
+            <w:r>
+              <w:rPr>
+                <w:color w:val="4F81BD" w:themeColor="accent1"/>
+                <w:sz w:val="16"/>
+                <w:szCs w:val="24"/>
+              </w:rPr>
               <w:t>2</w:t>
             </w:r>
             <w:r>
@@ -8588,8 +9083,18 @@
                 <w:sz w:val="16"/>
                 <w:szCs w:val="24"/>
               </w:rPr>
-              <w:t xml:space="preserve"> – Present ]</w:t>
-            </w:r>
+              <w:t xml:space="preserve"> – </w:t>
+            </w:r>
+            <w:proofErr w:type="gramStart"/>
+            <w:r>
+              <w:rPr>
+                <w:color w:val="4F81BD" w:themeColor="accent1"/>
+                <w:sz w:val="16"/>
+                <w:szCs w:val="24"/>
+              </w:rPr>
+              <w:t>Present ]</w:t>
+            </w:r>
+            <w:proofErr w:type="gramEnd"/>
           </w:p>
           <w:p>
             <w:pPr>
@@ -9035,7 +9540,15 @@
                 <w:b w:val="0"/>
                 <w:bCs w:val="0"/>
               </w:rPr>
-              <w:t>employment, Virginia Tech</w:t>
+              <w:t xml:space="preserve">employment, Virginia </w:t>
+            </w:r>
+            <w:proofErr w:type="gramStart"/>
+            <w:r>
+              <w:rPr>
+                <w:b w:val="0"/>
+                <w:bCs w:val="0"/>
+              </w:rPr>
+              <w:t>Tech</w:t>
             </w:r>
             <w:r>
               <w:t xml:space="preserve">  </w:t>
@@ -9046,7 +9559,16 @@
                 <w:sz w:val="16"/>
                 <w:szCs w:val="16"/>
               </w:rPr>
-              <w:t xml:space="preserve">[ </w:t>
+              <w:t>[</w:t>
+            </w:r>
+            <w:proofErr w:type="gramEnd"/>
+            <w:r>
+              <w:rPr>
+                <w:color w:val="4F81BD" w:themeColor="accent1"/>
+                <w:sz w:val="16"/>
+                <w:szCs w:val="16"/>
+              </w:rPr>
+              <w:t xml:space="preserve"> </w:t>
             </w:r>
             <w:r>
               <w:rPr>
@@ -9070,15 +9592,33 @@
                 <w:sz w:val="16"/>
                 <w:szCs w:val="16"/>
               </w:rPr>
-              <w:t>12/2016</w:t>
-            </w:r>
-            <w:r>
-              <w:rPr>
-                <w:color w:val="4F81BD" w:themeColor="accent1"/>
-                <w:sz w:val="16"/>
-                <w:szCs w:val="16"/>
-              </w:rPr>
-              <w:t xml:space="preserve"> ] </w:t>
+              <w:t>12/</w:t>
+            </w:r>
+            <w:proofErr w:type="gramStart"/>
+            <w:r>
+              <w:rPr>
+                <w:color w:val="4F81BD" w:themeColor="accent1"/>
+                <w:sz w:val="16"/>
+                <w:szCs w:val="16"/>
+              </w:rPr>
+              <w:t>2016</w:t>
+            </w:r>
+            <w:r>
+              <w:rPr>
+                <w:color w:val="4F81BD" w:themeColor="accent1"/>
+                <w:sz w:val="16"/>
+                <w:szCs w:val="16"/>
+              </w:rPr>
+              <w:t xml:space="preserve"> ]</w:t>
+            </w:r>
+            <w:proofErr w:type="gramEnd"/>
+            <w:r>
+              <w:rPr>
+                <w:color w:val="4F81BD" w:themeColor="accent1"/>
+                <w:sz w:val="16"/>
+                <w:szCs w:val="16"/>
+              </w:rPr>
+              <w:t xml:space="preserve"> </w:t>
             </w:r>
             <w:r>
               <w:rPr>
@@ -9148,7 +9688,15 @@
                 <w:b w:val="0"/>
                 <w:bCs w:val="0"/>
               </w:rPr>
-              <w:t>, employment, Germanna Community College</w:t>
+              <w:t xml:space="preserve">, employment, Germanna Community </w:t>
+            </w:r>
+            <w:proofErr w:type="gramStart"/>
+            <w:r>
+              <w:rPr>
+                <w:b w:val="0"/>
+                <w:bCs w:val="0"/>
+              </w:rPr>
+              <w:t>College</w:t>
             </w:r>
             <w:r>
               <w:t xml:space="preserve">  </w:t>
@@ -9159,7 +9707,16 @@
                 <w:sz w:val="16"/>
                 <w:szCs w:val="16"/>
               </w:rPr>
-              <w:t xml:space="preserve">[ </w:t>
+              <w:t>[</w:t>
+            </w:r>
+            <w:proofErr w:type="gramEnd"/>
+            <w:r>
+              <w:rPr>
+                <w:color w:val="4F81BD" w:themeColor="accent1"/>
+                <w:sz w:val="16"/>
+                <w:szCs w:val="16"/>
+              </w:rPr>
+              <w:t xml:space="preserve"> </w:t>
             </w:r>
             <w:r>
               <w:rPr>
@@ -9183,15 +9740,33 @@
                 <w:sz w:val="16"/>
                 <w:szCs w:val="16"/>
               </w:rPr>
-              <w:t>5/2012</w:t>
-            </w:r>
-            <w:r>
-              <w:rPr>
-                <w:color w:val="4F81BD" w:themeColor="accent1"/>
-                <w:sz w:val="16"/>
-                <w:szCs w:val="16"/>
-              </w:rPr>
-              <w:t xml:space="preserve"> ] </w:t>
+              <w:t>5/</w:t>
+            </w:r>
+            <w:proofErr w:type="gramStart"/>
+            <w:r>
+              <w:rPr>
+                <w:color w:val="4F81BD" w:themeColor="accent1"/>
+                <w:sz w:val="16"/>
+                <w:szCs w:val="16"/>
+              </w:rPr>
+              <w:t>2012</w:t>
+            </w:r>
+            <w:r>
+              <w:rPr>
+                <w:color w:val="4F81BD" w:themeColor="accent1"/>
+                <w:sz w:val="16"/>
+                <w:szCs w:val="16"/>
+              </w:rPr>
+              <w:t xml:space="preserve"> ]</w:t>
+            </w:r>
+            <w:proofErr w:type="gramEnd"/>
+            <w:r>
+              <w:rPr>
+                <w:color w:val="4F81BD" w:themeColor="accent1"/>
+                <w:sz w:val="16"/>
+                <w:szCs w:val="16"/>
+              </w:rPr>
+              <w:t xml:space="preserve"> </w:t>
             </w:r>
             <w:r>
               <w:rPr>
@@ -9267,6 +9842,7 @@
             <w:r>
               <w:t xml:space="preserve">Chi Alpha Campus </w:t>
             </w:r>
+            <w:proofErr w:type="gramStart"/>
             <w:r>
               <w:t>Ministries</w:t>
             </w:r>
@@ -9279,7 +9855,16 @@
                 <w:sz w:val="16"/>
                 <w:szCs w:val="16"/>
               </w:rPr>
-              <w:t>[ 201</w:t>
+              <w:t>[</w:t>
+            </w:r>
+            <w:proofErr w:type="gramEnd"/>
+            <w:r>
+              <w:rPr>
+                <w:color w:val="4F81BD" w:themeColor="accent1"/>
+                <w:sz w:val="16"/>
+                <w:szCs w:val="16"/>
+              </w:rPr>
+              <w:t xml:space="preserve"> 201</w:t>
             </w:r>
             <w:r>
               <w:rPr>
@@ -9297,6 +9882,7 @@
               </w:rPr>
               <w:t xml:space="preserve"> – </w:t>
             </w:r>
+            <w:proofErr w:type="gramStart"/>
             <w:r>
               <w:rPr>
                 <w:color w:val="4F81BD" w:themeColor="accent1"/>
@@ -9311,7 +9897,16 @@
                 <w:sz w:val="16"/>
                 <w:szCs w:val="16"/>
               </w:rPr>
-              <w:t xml:space="preserve"> ] </w:t>
+              <w:t xml:space="preserve"> ]</w:t>
+            </w:r>
+            <w:proofErr w:type="gramEnd"/>
+            <w:r>
+              <w:rPr>
+                <w:color w:val="4F81BD" w:themeColor="accent1"/>
+                <w:sz w:val="16"/>
+                <w:szCs w:val="16"/>
+              </w:rPr>
+              <w:t xml:space="preserve"> </w:t>
             </w:r>
             <w:r>
               <w:rPr>
@@ -9396,15 +9991,28 @@
               <w:keepNext w:val="0"/>
             </w:pPr>
             <w:r>
-              <w:t xml:space="preserve">Church Audio-Visual (AV), Information Technology (IT), and Experience Teams  </w:t>
-            </w:r>
-            <w:r>
-              <w:rPr>
-                <w:color w:val="4F81BD" w:themeColor="accent1"/>
-                <w:sz w:val="16"/>
-                <w:szCs w:val="16"/>
-              </w:rPr>
-              <w:t>[ 20</w:t>
+              <w:t xml:space="preserve">Church Audio-Visual (AV), Information Technology (IT), and Experience </w:t>
+            </w:r>
+            <w:proofErr w:type="gramStart"/>
+            <w:r>
+              <w:t xml:space="preserve">Teams  </w:t>
+            </w:r>
+            <w:r>
+              <w:rPr>
+                <w:color w:val="4F81BD" w:themeColor="accent1"/>
+                <w:sz w:val="16"/>
+                <w:szCs w:val="16"/>
+              </w:rPr>
+              <w:t>[</w:t>
+            </w:r>
+            <w:proofErr w:type="gramEnd"/>
+            <w:r>
+              <w:rPr>
+                <w:color w:val="4F81BD" w:themeColor="accent1"/>
+                <w:sz w:val="16"/>
+                <w:szCs w:val="16"/>
+              </w:rPr>
+              <w:t xml:space="preserve"> 20</w:t>
             </w:r>
             <w:r>
               <w:rPr>
@@ -9422,6 +10030,7 @@
               </w:rPr>
               <w:t xml:space="preserve"> – </w:t>
             </w:r>
+            <w:proofErr w:type="gramStart"/>
             <w:r>
               <w:rPr>
                 <w:color w:val="4F81BD" w:themeColor="accent1"/>
@@ -9438,6 +10047,7 @@
               </w:rPr>
               <w:t xml:space="preserve"> ]</w:t>
             </w:r>
+            <w:proofErr w:type="gramEnd"/>
             <w:r>
               <w:rPr>
                 <w:color w:val="4F81BD" w:themeColor="accent1"/>
@@ -9499,16 +10109,39 @@
               <w:keepNext w:val="0"/>
             </w:pPr>
             <w:r>
-              <w:t xml:space="preserve">Virginia Tech Fencing Club  </w:t>
-            </w:r>
-            <w:r>
-              <w:rPr>
-                <w:color w:val="4F81BD" w:themeColor="accent1"/>
-                <w:sz w:val="16"/>
-                <w:szCs w:val="16"/>
-              </w:rPr>
-              <w:t>[ 2013 – 2014 ]</w:t>
-            </w:r>
+              <w:t xml:space="preserve">Virginia Tech Fencing </w:t>
+            </w:r>
+            <w:proofErr w:type="gramStart"/>
+            <w:r>
+              <w:t xml:space="preserve">Club  </w:t>
+            </w:r>
+            <w:r>
+              <w:rPr>
+                <w:color w:val="4F81BD" w:themeColor="accent1"/>
+                <w:sz w:val="16"/>
+                <w:szCs w:val="16"/>
+              </w:rPr>
+              <w:t>[</w:t>
+            </w:r>
+            <w:proofErr w:type="gramEnd"/>
+            <w:r>
+              <w:rPr>
+                <w:color w:val="4F81BD" w:themeColor="accent1"/>
+                <w:sz w:val="16"/>
+                <w:szCs w:val="16"/>
+              </w:rPr>
+              <w:t xml:space="preserve"> 2013 – </w:t>
+            </w:r>
+            <w:proofErr w:type="gramStart"/>
+            <w:r>
+              <w:rPr>
+                <w:color w:val="4F81BD" w:themeColor="accent1"/>
+                <w:sz w:val="16"/>
+                <w:szCs w:val="16"/>
+              </w:rPr>
+              <w:t>2014 ]</w:t>
+            </w:r>
+            <w:proofErr w:type="gramEnd"/>
             <w:r>
               <w:rPr>
                 <w:rFonts w:ascii="Helvetica Neue" w:hAnsi="Helvetica Neue"/>
@@ -12712,6 +13345,7 @@
     <w:rsid w:val="00963654"/>
     <w:rsid w:val="009B4380"/>
     <w:rsid w:val="00A74C64"/>
+    <w:rsid w:val="00AC033A"/>
     <w:rsid w:val="00B16D3B"/>
     <w:rsid w:val="00B3182F"/>
     <w:rsid w:val="00B67F5F"/>

--- a/derieux-cv.docx
+++ b/derieux-cv.docx
@@ -597,23 +597,7 @@
                       <w:color w:val="1F497D" w:themeColor="text2"/>
                       <w:sz w:val="24"/>
                     </w:rPr>
-                    <w:t xml:space="preserve">Quantum AI </w:t>
-                  </w:r>
-                  <w:proofErr w:type="gramStart"/>
-                  <w:r>
-                    <w:rPr>
-                      <w:color w:val="1F497D" w:themeColor="text2"/>
-                      <w:sz w:val="24"/>
-                    </w:rPr>
-                    <w:t>{ Scientist</w:t>
-                  </w:r>
-                  <w:proofErr w:type="gramEnd"/>
-                  <w:r>
-                    <w:rPr>
-                      <w:color w:val="1F497D" w:themeColor="text2"/>
-                      <w:sz w:val="24"/>
-                    </w:rPr>
-                    <w:t xml:space="preserve">, </w:t>
+                    <w:t xml:space="preserve">Quantum AI { Scientist, </w:t>
                   </w:r>
                   <w:r>
                     <w:rPr>
@@ -634,15 +618,7 @@
                       <w:color w:val="1F497D" w:themeColor="text2"/>
                       <w:sz w:val="24"/>
                     </w:rPr>
-                    <w:t xml:space="preserve"> </w:t>
-                  </w:r>
-                  <w:proofErr w:type="gramStart"/>
-                  <w:r>
-                    <w:rPr>
-                      <w:color w:val="1F497D" w:themeColor="text2"/>
-                      <w:sz w:val="24"/>
-                    </w:rPr>
-                    <w:t>Developer</w:t>
+                    <w:t xml:space="preserve"> Developer</w:t>
                   </w:r>
                   <w:r>
                     <w:rPr>
@@ -651,7 +627,6 @@
                     </w:rPr>
                     <w:t xml:space="preserve"> }</w:t>
                   </w:r>
-                  <w:proofErr w:type="gramEnd"/>
                 </w:p>
               </w:tc>
               <w:tc>
@@ -1282,16 +1257,11 @@
                     <w:t xml:space="preserve">[ 8/2022 – </w:t>
                   </w:r>
                   <w:r>
-                    <w:t>Expected 12/</w:t>
-                  </w:r>
-                  <w:proofErr w:type="gramStart"/>
-                  <w:r>
-                    <w:t>2026</w:t>
+                    <w:t>Expected 12/2026</w:t>
                   </w:r>
                   <w:r>
                     <w:t xml:space="preserve"> ]</w:t>
                   </w:r>
-                  <w:proofErr w:type="gramEnd"/>
                 </w:p>
               </w:tc>
             </w:tr>
@@ -1455,13 +1425,8 @@
                     <w:keepNext w:val="0"/>
                   </w:pPr>
                   <w:r>
-                    <w:t>[ 1/2021 – 8/</w:t>
-                  </w:r>
-                  <w:proofErr w:type="gramStart"/>
-                  <w:r>
-                    <w:t>2022 ]</w:t>
-                  </w:r>
-                  <w:proofErr w:type="gramEnd"/>
+                    <w:t>[ 1/2021 – 8/2022 ]</w:t>
+                  </w:r>
                 </w:p>
               </w:tc>
             </w:tr>
@@ -1663,13 +1628,8 @@
                     <w:keepNext w:val="0"/>
                   </w:pPr>
                   <w:r>
-                    <w:t>[ 8/2012 – 5/</w:t>
-                  </w:r>
-                  <w:proofErr w:type="gramStart"/>
-                  <w:r>
-                    <w:t>2016 ]</w:t>
-                  </w:r>
-                  <w:proofErr w:type="gramEnd"/>
+                    <w:t>[ 8/2012 – 5/2016 ]</w:t>
+                  </w:r>
                 </w:p>
               </w:tc>
             </w:tr>
@@ -1833,13 +1793,8 @@
                     <w:keepNext w:val="0"/>
                   </w:pPr>
                   <w:r>
-                    <w:t>[ 8/2012 – 12/</w:t>
-                  </w:r>
-                  <w:proofErr w:type="gramStart"/>
-                  <w:r>
-                    <w:t>2016 ]</w:t>
-                  </w:r>
-                  <w:proofErr w:type="gramEnd"/>
+                    <w:t>[ 8/2012 – 12/2016 ]</w:t>
+                  </w:r>
                 </w:p>
               </w:tc>
             </w:tr>
@@ -2024,13 +1979,8 @@
                     <w:keepNext w:val="0"/>
                   </w:pPr>
                   <w:r>
-                    <w:t xml:space="preserve">[ 8/2021 – </w:t>
-                  </w:r>
-                  <w:proofErr w:type="gramStart"/>
-                  <w:r>
-                    <w:t>Present ]</w:t>
-                  </w:r>
-                  <w:proofErr w:type="gramEnd"/>
+                    <w:t>[ 8/2021 – Present ]</w:t>
+                  </w:r>
                 </w:p>
               </w:tc>
             </w:tr>
@@ -2221,16 +2171,11 @@
                     <w:t xml:space="preserve"> </w:t>
                   </w:r>
                   <w:r>
-                    <w:t>05/</w:t>
-                  </w:r>
-                  <w:proofErr w:type="gramStart"/>
-                  <w:r>
-                    <w:t>2023</w:t>
+                    <w:t>05/2023</w:t>
                   </w:r>
                   <w:r>
                     <w:t xml:space="preserve"> ]</w:t>
                   </w:r>
-                  <w:proofErr w:type="gramEnd"/>
                 </w:p>
               </w:tc>
             </w:tr>
@@ -2374,16 +2319,11 @@
                     <w:t xml:space="preserve">[ 2/2017 – </w:t>
                   </w:r>
                   <w:r>
-                    <w:t>9/</w:t>
-                  </w:r>
-                  <w:proofErr w:type="gramStart"/>
-                  <w:r>
-                    <w:t>2024</w:t>
+                    <w:t>9/2024</w:t>
                   </w:r>
                   <w:r>
                     <w:t xml:space="preserve"> ]</w:t>
                   </w:r>
-                  <w:proofErr w:type="gramEnd"/>
                 </w:p>
               </w:tc>
             </w:tr>
@@ -2506,15 +2446,7 @@
                     <w:keepNext w:val="0"/>
                   </w:pPr>
                   <w:r>
-                    <w:t>[ 7/2012 – 2/</w:t>
-                  </w:r>
-                  <w:proofErr w:type="gramStart"/>
-                  <w:r>
-                    <w:t>2017 ]</w:t>
-                  </w:r>
-                  <w:proofErr w:type="gramEnd"/>
-                  <w:r>
-                    <w:t xml:space="preserve"> </w:t>
+                    <w:t xml:space="preserve">[ 7/2012 – 2/2017 ] </w:t>
                   </w:r>
                 </w:p>
               </w:tc>
@@ -2641,13 +2573,8 @@
                     <w:t>7</w:t>
                   </w:r>
                   <w:r>
-                    <w:t>/</w:t>
-                  </w:r>
-                  <w:proofErr w:type="gramStart"/>
-                  <w:r>
-                    <w:t>2012 ]</w:t>
-                  </w:r>
-                  <w:proofErr w:type="gramEnd"/>
+                    <w:t>/2012 ]</w:t>
+                  </w:r>
                 </w:p>
               </w:tc>
             </w:tr>
@@ -3838,15 +3765,7 @@
                 <w:b w:val="0"/>
                 <w:bCs w:val="0"/>
               </w:rPr>
-              <w:t xml:space="preserve">Rising Star </w:t>
-            </w:r>
-            <w:proofErr w:type="gramStart"/>
-            <w:r>
-              <w:rPr>
-                <w:b w:val="0"/>
-                <w:bCs w:val="0"/>
-              </w:rPr>
-              <w:t xml:space="preserve">Seminar  </w:t>
+              <w:t xml:space="preserve">Rising Star Seminar  </w:t>
             </w:r>
             <w:r>
               <w:rPr>
@@ -3854,35 +3773,24 @@
                 <w:sz w:val="16"/>
                 <w:szCs w:val="16"/>
               </w:rPr>
-              <w:t>[</w:t>
-            </w:r>
-            <w:proofErr w:type="gramEnd"/>
+              <w:t xml:space="preserve">[ </w:t>
+            </w:r>
             <w:r>
               <w:rPr>
                 <w:color w:val="4F81BD" w:themeColor="accent1"/>
                 <w:sz w:val="16"/>
                 <w:szCs w:val="16"/>
               </w:rPr>
-              <w:t xml:space="preserve"> </w:t>
-            </w:r>
-            <w:proofErr w:type="gramStart"/>
+              <w:t>2026</w:t>
+            </w:r>
             <w:r>
               <w:rPr>
                 <w:color w:val="4F81BD" w:themeColor="accent1"/>
                 <w:sz w:val="16"/>
                 <w:szCs w:val="16"/>
               </w:rPr>
-              <w:t>2026</w:t>
-            </w:r>
-            <w:r>
-              <w:rPr>
-                <w:color w:val="4F81BD" w:themeColor="accent1"/>
-                <w:sz w:val="16"/>
-                <w:szCs w:val="16"/>
-              </w:rPr>
               <w:t xml:space="preserve"> ]</w:t>
             </w:r>
-            <w:proofErr w:type="gramEnd"/>
             <w:r>
               <w:rPr>
                 <w:color w:val="4F81BD" w:themeColor="accent1"/>
@@ -3944,15 +3852,7 @@
                 <w:b w:val="0"/>
                 <w:bCs w:val="0"/>
               </w:rPr>
-              <w:t xml:space="preserve">ICEX Digital Innovator </w:t>
-            </w:r>
-            <w:proofErr w:type="gramStart"/>
-            <w:r>
-              <w:rPr>
-                <w:b w:val="0"/>
-                <w:bCs w:val="0"/>
-              </w:rPr>
-              <w:t xml:space="preserve">Accelerator  </w:t>
+              <w:t xml:space="preserve">ICEX Digital Innovator Accelerator  </w:t>
             </w:r>
             <w:r>
               <w:rPr>
@@ -3960,35 +3860,24 @@
                 <w:sz w:val="16"/>
                 <w:szCs w:val="16"/>
               </w:rPr>
-              <w:t>[</w:t>
-            </w:r>
-            <w:proofErr w:type="gramEnd"/>
+              <w:t xml:space="preserve">[ </w:t>
+            </w:r>
             <w:r>
               <w:rPr>
                 <w:color w:val="4F81BD" w:themeColor="accent1"/>
                 <w:sz w:val="16"/>
                 <w:szCs w:val="16"/>
               </w:rPr>
-              <w:t xml:space="preserve"> </w:t>
-            </w:r>
-            <w:proofErr w:type="gramStart"/>
+              <w:t>2026</w:t>
+            </w:r>
             <w:r>
               <w:rPr>
                 <w:color w:val="4F81BD" w:themeColor="accent1"/>
                 <w:sz w:val="16"/>
                 <w:szCs w:val="16"/>
               </w:rPr>
-              <w:t>2026</w:t>
-            </w:r>
-            <w:r>
-              <w:rPr>
-                <w:color w:val="4F81BD" w:themeColor="accent1"/>
-                <w:sz w:val="16"/>
-                <w:szCs w:val="16"/>
-              </w:rPr>
               <w:t xml:space="preserve"> ]</w:t>
             </w:r>
-            <w:proofErr w:type="gramEnd"/>
             <w:r>
               <w:rPr>
                 <w:color w:val="4F81BD" w:themeColor="accent1"/>
@@ -4044,7 +3933,6 @@
               </w:rPr>
               <w:t xml:space="preserve">Fellowship </w:t>
             </w:r>
-            <w:proofErr w:type="gramStart"/>
             <w:r>
               <w:rPr>
                 <w:b w:val="0"/>
@@ -4065,35 +3953,24 @@
                 <w:sz w:val="16"/>
                 <w:szCs w:val="16"/>
               </w:rPr>
-              <w:t>[</w:t>
-            </w:r>
-            <w:proofErr w:type="gramEnd"/>
+              <w:t xml:space="preserve">[ </w:t>
+            </w:r>
             <w:r>
               <w:rPr>
                 <w:color w:val="4F81BD" w:themeColor="accent1"/>
                 <w:sz w:val="16"/>
                 <w:szCs w:val="16"/>
               </w:rPr>
-              <w:t xml:space="preserve"> </w:t>
-            </w:r>
-            <w:proofErr w:type="gramStart"/>
+              <w:t>2026</w:t>
+            </w:r>
             <w:r>
               <w:rPr>
                 <w:color w:val="4F81BD" w:themeColor="accent1"/>
                 <w:sz w:val="16"/>
                 <w:szCs w:val="16"/>
               </w:rPr>
-              <w:t>2026</w:t>
-            </w:r>
-            <w:r>
-              <w:rPr>
-                <w:color w:val="4F81BD" w:themeColor="accent1"/>
-                <w:sz w:val="16"/>
-                <w:szCs w:val="16"/>
-              </w:rPr>
               <w:t xml:space="preserve"> ]</w:t>
             </w:r>
-            <w:proofErr w:type="gramEnd"/>
             <w:r>
               <w:rPr>
                 <w:color w:val="4F81BD" w:themeColor="accent1"/>
@@ -4133,15 +4010,7 @@
                 <w:b w:val="0"/>
                 <w:bCs w:val="0"/>
               </w:rPr>
-              <w:t xml:space="preserve">International </w:t>
-            </w:r>
-            <w:proofErr w:type="gramStart"/>
-            <w:r>
-              <w:rPr>
-                <w:b w:val="0"/>
-                <w:bCs w:val="0"/>
-              </w:rPr>
-              <w:t xml:space="preserve">Delegations  </w:t>
+              <w:t xml:space="preserve">International Delegations  </w:t>
             </w:r>
             <w:r>
               <w:rPr>
@@ -4149,16 +4018,15 @@
                 <w:sz w:val="16"/>
                 <w:szCs w:val="16"/>
               </w:rPr>
-              <w:t>[</w:t>
-            </w:r>
-            <w:proofErr w:type="gramEnd"/>
+              <w:t xml:space="preserve">[ </w:t>
+            </w:r>
             <w:r>
               <w:rPr>
                 <w:color w:val="4F81BD" w:themeColor="accent1"/>
                 <w:sz w:val="16"/>
                 <w:szCs w:val="16"/>
               </w:rPr>
-              <w:t xml:space="preserve"> </w:t>
+              <w:t>2025 – 2026</w:t>
             </w:r>
             <w:r>
               <w:rPr>
@@ -4166,26 +4034,8 @@
                 <w:sz w:val="16"/>
                 <w:szCs w:val="16"/>
               </w:rPr>
-              <w:t xml:space="preserve">2025 – </w:t>
-            </w:r>
-            <w:proofErr w:type="gramStart"/>
-            <w:r>
-              <w:rPr>
-                <w:color w:val="4F81BD" w:themeColor="accent1"/>
-                <w:sz w:val="16"/>
-                <w:szCs w:val="16"/>
-              </w:rPr>
-              <w:t>2026</w:t>
-            </w:r>
-            <w:r>
-              <w:rPr>
-                <w:color w:val="4F81BD" w:themeColor="accent1"/>
-                <w:sz w:val="16"/>
-                <w:szCs w:val="16"/>
-              </w:rPr>
               <w:t xml:space="preserve"> ]</w:t>
             </w:r>
-            <w:proofErr w:type="gramEnd"/>
             <w:r>
               <w:rPr>
                 <w:color w:val="4F81BD" w:themeColor="accent1"/>
@@ -4253,15 +4103,7 @@
                 <w:b w:val="0"/>
                 <w:bCs w:val="0"/>
               </w:rPr>
-              <w:t xml:space="preserve"> </w:t>
-            </w:r>
-            <w:proofErr w:type="gramStart"/>
-            <w:r>
-              <w:rPr>
-                <w:b w:val="0"/>
-                <w:bCs w:val="0"/>
-              </w:rPr>
-              <w:t>Events</w:t>
+              <w:t xml:space="preserve"> Events</w:t>
             </w:r>
             <w:r>
               <w:rPr>
@@ -4276,16 +4118,15 @@
                 <w:sz w:val="16"/>
                 <w:szCs w:val="16"/>
               </w:rPr>
-              <w:t>[</w:t>
-            </w:r>
-            <w:proofErr w:type="gramEnd"/>
+              <w:t xml:space="preserve">[ </w:t>
+            </w:r>
             <w:r>
               <w:rPr>
                 <w:color w:val="4F81BD" w:themeColor="accent1"/>
                 <w:sz w:val="16"/>
                 <w:szCs w:val="16"/>
               </w:rPr>
-              <w:t xml:space="preserve"> </w:t>
+              <w:t>2025</w:t>
             </w:r>
             <w:r>
               <w:rPr>
@@ -4293,7 +4134,7 @@
                 <w:sz w:val="16"/>
                 <w:szCs w:val="16"/>
               </w:rPr>
-              <w:t>2025</w:t>
+              <w:t xml:space="preserve"> – </w:t>
             </w:r>
             <w:r>
               <w:rPr>
@@ -4301,26 +4142,16 @@
                 <w:sz w:val="16"/>
                 <w:szCs w:val="16"/>
               </w:rPr>
-              <w:t xml:space="preserve"> – </w:t>
-            </w:r>
-            <w:proofErr w:type="gramStart"/>
+              <w:t xml:space="preserve">Present </w:t>
+            </w:r>
             <w:r>
               <w:rPr>
                 <w:color w:val="4F81BD" w:themeColor="accent1"/>
                 <w:sz w:val="16"/>
                 <w:szCs w:val="16"/>
               </w:rPr>
-              <w:t xml:space="preserve">Present </w:t>
-            </w:r>
-            <w:r>
-              <w:rPr>
-                <w:color w:val="4F81BD" w:themeColor="accent1"/>
-                <w:sz w:val="16"/>
-                <w:szCs w:val="16"/>
-              </w:rPr>
               <w:t>]</w:t>
             </w:r>
-            <w:proofErr w:type="gramEnd"/>
             <w:r>
               <w:rPr>
                 <w:color w:val="4F81BD" w:themeColor="accent1"/>
@@ -4356,15 +4187,7 @@
                 <w:b w:val="0"/>
                 <w:bCs w:val="0"/>
               </w:rPr>
-              <w:t xml:space="preserve">Fellowship </w:t>
-            </w:r>
-            <w:proofErr w:type="gramStart"/>
-            <w:r>
-              <w:rPr>
-                <w:b w:val="0"/>
-                <w:bCs w:val="0"/>
-              </w:rPr>
-              <w:t>Panels</w:t>
+              <w:t>Fellowship Panels</w:t>
             </w:r>
             <w:r>
               <w:rPr>
@@ -4379,16 +4202,15 @@
                 <w:sz w:val="16"/>
                 <w:szCs w:val="16"/>
               </w:rPr>
-              <w:t>[</w:t>
-            </w:r>
-            <w:proofErr w:type="gramEnd"/>
+              <w:t xml:space="preserve">[ </w:t>
+            </w:r>
             <w:r>
               <w:rPr>
                 <w:color w:val="4F81BD" w:themeColor="accent1"/>
                 <w:sz w:val="16"/>
                 <w:szCs w:val="16"/>
               </w:rPr>
-              <w:t xml:space="preserve"> </w:t>
+              <w:t>2022</w:t>
             </w:r>
             <w:r>
               <w:rPr>
@@ -4396,7 +4218,7 @@
                 <w:sz w:val="16"/>
                 <w:szCs w:val="16"/>
               </w:rPr>
-              <w:t>2022</w:t>
+              <w:t xml:space="preserve"> – </w:t>
             </w:r>
             <w:r>
               <w:rPr>
@@ -4404,26 +4226,16 @@
                 <w:sz w:val="16"/>
                 <w:szCs w:val="16"/>
               </w:rPr>
-              <w:t xml:space="preserve"> – </w:t>
-            </w:r>
-            <w:proofErr w:type="gramStart"/>
+              <w:t xml:space="preserve">Present </w:t>
+            </w:r>
             <w:r>
               <w:rPr>
                 <w:color w:val="4F81BD" w:themeColor="accent1"/>
                 <w:sz w:val="16"/>
                 <w:szCs w:val="16"/>
               </w:rPr>
-              <w:t xml:space="preserve">Present </w:t>
-            </w:r>
-            <w:r>
-              <w:rPr>
-                <w:color w:val="4F81BD" w:themeColor="accent1"/>
-                <w:sz w:val="16"/>
-                <w:szCs w:val="16"/>
-              </w:rPr>
               <w:t>]</w:t>
             </w:r>
-            <w:proofErr w:type="gramEnd"/>
             <w:r>
               <w:rPr>
                 <w:color w:val="4F81BD" w:themeColor="accent1"/>
@@ -4475,7 +4287,6 @@
               </w:rPr>
               <w:t xml:space="preserve">Research </w:t>
             </w:r>
-            <w:proofErr w:type="gramStart"/>
             <w:r>
               <w:rPr>
                 <w:b w:val="0"/>
@@ -4489,25 +4300,23 @@
                 <w:sz w:val="16"/>
                 <w:szCs w:val="16"/>
               </w:rPr>
-              <w:t>[</w:t>
-            </w:r>
-            <w:proofErr w:type="gramEnd"/>
+              <w:t xml:space="preserve">[ </w:t>
+            </w:r>
             <w:r>
               <w:rPr>
                 <w:color w:val="4F81BD" w:themeColor="accent1"/>
                 <w:sz w:val="16"/>
                 <w:szCs w:val="16"/>
               </w:rPr>
-              <w:t xml:space="preserve"> </w:t>
-            </w:r>
-            <w:proofErr w:type="gramStart"/>
+              <w:t>202</w:t>
+            </w:r>
             <w:r>
               <w:rPr>
                 <w:color w:val="4F81BD" w:themeColor="accent1"/>
                 <w:sz w:val="16"/>
                 <w:szCs w:val="16"/>
               </w:rPr>
-              <w:t>202</w:t>
+              <w:t>1</w:t>
             </w:r>
             <w:r>
               <w:rPr>
@@ -4515,7 +4324,7 @@
                 <w:sz w:val="16"/>
                 <w:szCs w:val="16"/>
               </w:rPr>
-              <w:t>1</w:t>
+              <w:t xml:space="preserve">  – </w:t>
             </w:r>
             <w:r>
               <w:rPr>
@@ -4523,35 +4332,16 @@
                 <w:sz w:val="16"/>
                 <w:szCs w:val="16"/>
               </w:rPr>
-              <w:t xml:space="preserve">  –</w:t>
-            </w:r>
-            <w:proofErr w:type="gramEnd"/>
+              <w:t xml:space="preserve">Present </w:t>
+            </w:r>
             <w:r>
               <w:rPr>
                 <w:color w:val="4F81BD" w:themeColor="accent1"/>
                 <w:sz w:val="16"/>
                 <w:szCs w:val="16"/>
               </w:rPr>
-              <w:t xml:space="preserve"> </w:t>
-            </w:r>
-            <w:proofErr w:type="gramStart"/>
-            <w:r>
-              <w:rPr>
-                <w:color w:val="4F81BD" w:themeColor="accent1"/>
-                <w:sz w:val="16"/>
-                <w:szCs w:val="16"/>
-              </w:rPr>
-              <w:t xml:space="preserve">Present </w:t>
-            </w:r>
-            <w:r>
-              <w:rPr>
-                <w:color w:val="4F81BD" w:themeColor="accent1"/>
-                <w:sz w:val="16"/>
-                <w:szCs w:val="16"/>
-              </w:rPr>
               <w:t>]</w:t>
             </w:r>
-            <w:proofErr w:type="gramEnd"/>
             <w:r>
               <w:rPr>
                 <w:color w:val="4F81BD" w:themeColor="accent1"/>
@@ -4598,29 +4388,14 @@
                 <w:b w:val="0"/>
                 <w:bCs w:val="0"/>
               </w:rPr>
-              <w:t xml:space="preserve">, Quantum Machine </w:t>
-            </w:r>
-            <w:proofErr w:type="gramStart"/>
-            <w:r>
-              <w:rPr>
-                <w:b w:val="0"/>
-                <w:bCs w:val="0"/>
-              </w:rPr>
-              <w:t>Learning</w:t>
-            </w:r>
-            <w:r>
-              <w:rPr>
-                <w:b w:val="0"/>
-                <w:bCs w:val="0"/>
-              </w:rPr>
-              <w:t xml:space="preserve"> </w:t>
-            </w:r>
-            <w:r>
-              <w:rPr>
-                <w:b w:val="0"/>
-                <w:bCs w:val="0"/>
-              </w:rPr>
-              <w:t xml:space="preserve"> </w:t>
+              <w:t>, Quantum Machine Learning</w:t>
+            </w:r>
+            <w:r>
+              <w:rPr>
+                <w:b w:val="0"/>
+                <w:bCs w:val="0"/>
+              </w:rPr>
+              <w:t xml:space="preserve">  </w:t>
             </w:r>
             <w:r>
               <w:rPr>
@@ -4628,35 +4403,24 @@
                 <w:sz w:val="16"/>
                 <w:szCs w:val="16"/>
               </w:rPr>
-              <w:t>[</w:t>
-            </w:r>
-            <w:proofErr w:type="gramEnd"/>
+              <w:t xml:space="preserve">[ </w:t>
+            </w:r>
             <w:r>
               <w:rPr>
                 <w:color w:val="4F81BD" w:themeColor="accent1"/>
                 <w:sz w:val="16"/>
                 <w:szCs w:val="16"/>
               </w:rPr>
-              <w:t xml:space="preserve"> </w:t>
-            </w:r>
-            <w:proofErr w:type="gramStart"/>
+              <w:t>2025</w:t>
+            </w:r>
             <w:r>
               <w:rPr>
                 <w:color w:val="4F81BD" w:themeColor="accent1"/>
                 <w:sz w:val="16"/>
                 <w:szCs w:val="16"/>
               </w:rPr>
-              <w:t>2025</w:t>
-            </w:r>
-            <w:r>
-              <w:rPr>
-                <w:color w:val="4F81BD" w:themeColor="accent1"/>
-                <w:sz w:val="16"/>
-                <w:szCs w:val="16"/>
-              </w:rPr>
               <w:t xml:space="preserve"> ]</w:t>
             </w:r>
-            <w:proofErr w:type="gramEnd"/>
             <w:r>
               <w:rPr>
                 <w:color w:val="4F81BD" w:themeColor="accent1"/>
@@ -4696,15 +4460,7 @@
                 <w:b w:val="0"/>
                 <w:bCs w:val="0"/>
               </w:rPr>
-              <w:t>International Conference on Learning Representations (</w:t>
-            </w:r>
-            <w:proofErr w:type="gramStart"/>
-            <w:r>
-              <w:rPr>
-                <w:b w:val="0"/>
-                <w:bCs w:val="0"/>
-              </w:rPr>
-              <w:t xml:space="preserve">ICLR)  </w:t>
+              <w:t xml:space="preserve">International Conference on Learning Representations (ICLR)  </w:t>
             </w:r>
             <w:r>
               <w:rPr>
@@ -4712,35 +4468,24 @@
                 <w:sz w:val="16"/>
                 <w:szCs w:val="16"/>
               </w:rPr>
-              <w:t>[</w:t>
-            </w:r>
-            <w:proofErr w:type="gramEnd"/>
+              <w:t xml:space="preserve">[ </w:t>
+            </w:r>
             <w:r>
               <w:rPr>
                 <w:color w:val="4F81BD" w:themeColor="accent1"/>
                 <w:sz w:val="16"/>
                 <w:szCs w:val="16"/>
               </w:rPr>
-              <w:t xml:space="preserve"> </w:t>
-            </w:r>
-            <w:proofErr w:type="gramStart"/>
+              <w:t>2025</w:t>
+            </w:r>
             <w:r>
               <w:rPr>
                 <w:color w:val="4F81BD" w:themeColor="accent1"/>
                 <w:sz w:val="16"/>
                 <w:szCs w:val="16"/>
               </w:rPr>
-              <w:t>2025</w:t>
-            </w:r>
-            <w:r>
-              <w:rPr>
-                <w:color w:val="4F81BD" w:themeColor="accent1"/>
-                <w:sz w:val="16"/>
-                <w:szCs w:val="16"/>
-              </w:rPr>
               <w:t xml:space="preserve"> ]</w:t>
             </w:r>
-            <w:proofErr w:type="gramEnd"/>
             <w:r>
               <w:rPr>
                 <w:color w:val="4F81BD" w:themeColor="accent1"/>
@@ -4780,15 +4525,7 @@
                 <w:b w:val="0"/>
                 <w:bCs w:val="0"/>
               </w:rPr>
-              <w:t>AWS Quantum Networks Workshop (</w:t>
-            </w:r>
-            <w:proofErr w:type="gramStart"/>
-            <w:r>
-              <w:rPr>
-                <w:b w:val="0"/>
-                <w:bCs w:val="0"/>
-              </w:rPr>
-              <w:t xml:space="preserve">QNW)  </w:t>
+              <w:t xml:space="preserve">AWS Quantum Networks Workshop (QNW)  </w:t>
             </w:r>
             <w:r>
               <w:rPr>
@@ -4796,35 +4533,24 @@
                 <w:sz w:val="16"/>
                 <w:szCs w:val="16"/>
               </w:rPr>
-              <w:t>[</w:t>
-            </w:r>
-            <w:proofErr w:type="gramEnd"/>
+              <w:t xml:space="preserve">[ </w:t>
+            </w:r>
             <w:r>
               <w:rPr>
                 <w:color w:val="4F81BD" w:themeColor="accent1"/>
                 <w:sz w:val="16"/>
                 <w:szCs w:val="16"/>
               </w:rPr>
-              <w:t xml:space="preserve"> </w:t>
-            </w:r>
-            <w:proofErr w:type="gramStart"/>
+              <w:t>2023</w:t>
+            </w:r>
             <w:r>
               <w:rPr>
                 <w:color w:val="4F81BD" w:themeColor="accent1"/>
                 <w:sz w:val="16"/>
                 <w:szCs w:val="16"/>
               </w:rPr>
-              <w:t>2023</w:t>
-            </w:r>
-            <w:r>
-              <w:rPr>
-                <w:color w:val="4F81BD" w:themeColor="accent1"/>
-                <w:sz w:val="16"/>
-                <w:szCs w:val="16"/>
-              </w:rPr>
               <w:t xml:space="preserve"> ]</w:t>
             </w:r>
-            <w:proofErr w:type="gramEnd"/>
             <w:r>
               <w:rPr>
                 <w:color w:val="4F81BD" w:themeColor="accent1"/>
@@ -4875,15 +4601,7 @@
                 <w:b w:val="0"/>
                 <w:bCs w:val="0"/>
               </w:rPr>
-              <w:t xml:space="preserve"> </w:t>
-            </w:r>
-            <w:proofErr w:type="gramStart"/>
-            <w:r>
-              <w:rPr>
-                <w:b w:val="0"/>
-                <w:bCs w:val="0"/>
-              </w:rPr>
-              <w:t xml:space="preserve">Workshop  </w:t>
+              <w:t xml:space="preserve"> Workshop  </w:t>
             </w:r>
             <w:r>
               <w:rPr>
@@ -4891,35 +4609,24 @@
                 <w:sz w:val="16"/>
                 <w:szCs w:val="16"/>
               </w:rPr>
-              <w:t>[</w:t>
-            </w:r>
-            <w:proofErr w:type="gramEnd"/>
+              <w:t xml:space="preserve">[ </w:t>
+            </w:r>
             <w:r>
               <w:rPr>
                 <w:color w:val="4F81BD" w:themeColor="accent1"/>
                 <w:sz w:val="16"/>
                 <w:szCs w:val="16"/>
               </w:rPr>
-              <w:t xml:space="preserve"> </w:t>
-            </w:r>
-            <w:proofErr w:type="gramStart"/>
+              <w:t>2022</w:t>
+            </w:r>
             <w:r>
               <w:rPr>
                 <w:color w:val="4F81BD" w:themeColor="accent1"/>
                 <w:sz w:val="16"/>
                 <w:szCs w:val="16"/>
               </w:rPr>
-              <w:t>2022</w:t>
-            </w:r>
-            <w:r>
-              <w:rPr>
-                <w:color w:val="4F81BD" w:themeColor="accent1"/>
-                <w:sz w:val="16"/>
-                <w:szCs w:val="16"/>
-              </w:rPr>
               <w:t xml:space="preserve"> ]</w:t>
             </w:r>
-            <w:proofErr w:type="gramEnd"/>
             <w:r>
               <w:rPr>
                 <w:color w:val="4F81BD" w:themeColor="accent1"/>
@@ -4959,15 +4666,7 @@
                 <w:b w:val="0"/>
                 <w:bCs w:val="0"/>
               </w:rPr>
-              <w:t xml:space="preserve">International Laser Ranging Service (ILRS) Technical </w:t>
-            </w:r>
-            <w:proofErr w:type="gramStart"/>
-            <w:r>
-              <w:rPr>
-                <w:b w:val="0"/>
-                <w:bCs w:val="0"/>
-              </w:rPr>
-              <w:t xml:space="preserve">Workshop  </w:t>
+              <w:t xml:space="preserve">International Laser Ranging Service (ILRS) Technical Workshop  </w:t>
             </w:r>
             <w:r>
               <w:rPr>
@@ -4975,35 +4674,24 @@
                 <w:sz w:val="16"/>
                 <w:szCs w:val="16"/>
               </w:rPr>
-              <w:t>[</w:t>
-            </w:r>
-            <w:proofErr w:type="gramEnd"/>
+              <w:t xml:space="preserve">[ </w:t>
+            </w:r>
             <w:r>
               <w:rPr>
                 <w:color w:val="4F81BD" w:themeColor="accent1"/>
                 <w:sz w:val="16"/>
                 <w:szCs w:val="16"/>
               </w:rPr>
-              <w:t xml:space="preserve"> </w:t>
-            </w:r>
-            <w:proofErr w:type="gramStart"/>
+              <w:t>2019</w:t>
+            </w:r>
             <w:r>
               <w:rPr>
                 <w:color w:val="4F81BD" w:themeColor="accent1"/>
                 <w:sz w:val="16"/>
                 <w:szCs w:val="16"/>
               </w:rPr>
-              <w:t>2019</w:t>
-            </w:r>
-            <w:r>
-              <w:rPr>
-                <w:color w:val="4F81BD" w:themeColor="accent1"/>
-                <w:sz w:val="16"/>
-                <w:szCs w:val="16"/>
-              </w:rPr>
               <w:t xml:space="preserve"> ]</w:t>
             </w:r>
-            <w:proofErr w:type="gramEnd"/>
             <w:r>
               <w:rPr>
                 <w:color w:val="4F81BD" w:themeColor="accent1"/>
@@ -5043,15 +4731,7 @@
                 <w:b w:val="0"/>
                 <w:bCs w:val="0"/>
               </w:rPr>
-              <w:t xml:space="preserve">NRL Research Presentations and Performance </w:t>
-            </w:r>
-            <w:proofErr w:type="gramStart"/>
-            <w:r>
-              <w:rPr>
-                <w:b w:val="0"/>
-                <w:bCs w:val="0"/>
-              </w:rPr>
-              <w:t xml:space="preserve">Reviews  </w:t>
+              <w:t xml:space="preserve">NRL Research Presentations and Performance Reviews  </w:t>
             </w:r>
             <w:r>
               <w:rPr>
@@ -5059,50 +4739,31 @@
                 <w:sz w:val="16"/>
                 <w:szCs w:val="16"/>
               </w:rPr>
-              <w:t>[</w:t>
-            </w:r>
-            <w:proofErr w:type="gramEnd"/>
+              <w:t>[ 201</w:t>
+            </w:r>
             <w:r>
               <w:rPr>
                 <w:color w:val="4F81BD" w:themeColor="accent1"/>
                 <w:sz w:val="16"/>
                 <w:szCs w:val="16"/>
               </w:rPr>
-              <w:t xml:space="preserve"> 201</w:t>
+              <w:t>0</w:t>
             </w:r>
             <w:r>
               <w:rPr>
                 <w:color w:val="4F81BD" w:themeColor="accent1"/>
                 <w:sz w:val="16"/>
-                <w:szCs w:val="16"/>
-              </w:rPr>
-              <w:t>0</w:t>
+                <w:szCs w:val="24"/>
+              </w:rPr>
+              <w:t xml:space="preserve"> – </w:t>
             </w:r>
             <w:r>
               <w:rPr>
                 <w:color w:val="4F81BD" w:themeColor="accent1"/>
                 <w:sz w:val="16"/>
-                <w:szCs w:val="24"/>
-              </w:rPr>
-              <w:t xml:space="preserve"> – </w:t>
-            </w:r>
-            <w:proofErr w:type="gramStart"/>
-            <w:r>
-              <w:rPr>
-                <w:color w:val="4F81BD" w:themeColor="accent1"/>
-                <w:sz w:val="16"/>
-                <w:szCs w:val="16"/>
-              </w:rPr>
-              <w:t>2024 ]</w:t>
-            </w:r>
-            <w:proofErr w:type="gramEnd"/>
-            <w:r>
-              <w:rPr>
-                <w:color w:val="4F81BD" w:themeColor="accent1"/>
-                <w:sz w:val="16"/>
-                <w:szCs w:val="16"/>
-              </w:rPr>
-              <w:t xml:space="preserve">  </w:t>
+                <w:szCs w:val="16"/>
+              </w:rPr>
+              <w:t xml:space="preserve">2024 ]  </w:t>
             </w:r>
             <w:r>
               <w:rPr>
@@ -5326,11 +4987,7 @@
               <w:keepNext w:val="0"/>
             </w:pPr>
             <w:r>
-              <w:t xml:space="preserve">Peer </w:t>
-            </w:r>
-            <w:proofErr w:type="gramStart"/>
-            <w:r>
-              <w:t xml:space="preserve">Mentorship  </w:t>
+              <w:t xml:space="preserve">Peer Mentorship  </w:t>
             </w:r>
             <w:r>
               <w:rPr>
@@ -5338,24 +4995,89 @@
                 <w:sz w:val="16"/>
                 <w:szCs w:val="16"/>
               </w:rPr>
-              <w:t>[</w:t>
-            </w:r>
-            <w:proofErr w:type="gramEnd"/>
+              <w:t xml:space="preserve">[ </w:t>
+            </w:r>
             <w:r>
               <w:rPr>
                 <w:color w:val="4F81BD" w:themeColor="accent1"/>
                 <w:sz w:val="16"/>
                 <w:szCs w:val="16"/>
               </w:rPr>
-              <w:t xml:space="preserve"> </w:t>
-            </w:r>
-            <w:proofErr w:type="gramStart"/>
+              <w:t>2021</w:t>
+            </w:r>
             <w:r>
               <w:rPr>
                 <w:color w:val="4F81BD" w:themeColor="accent1"/>
                 <w:sz w:val="16"/>
                 <w:szCs w:val="16"/>
               </w:rPr>
+              <w:t xml:space="preserve">  – </w:t>
+            </w:r>
+            <w:r>
+              <w:rPr>
+                <w:color w:val="4F81BD" w:themeColor="accent1"/>
+                <w:sz w:val="16"/>
+                <w:szCs w:val="16"/>
+              </w:rPr>
+              <w:t xml:space="preserve">Present </w:t>
+            </w:r>
+            <w:r>
+              <w:rPr>
+                <w:color w:val="4F81BD" w:themeColor="accent1"/>
+                <w:sz w:val="16"/>
+                <w:szCs w:val="16"/>
+              </w:rPr>
+              <w:t>]</w:t>
+            </w:r>
+            <w:r>
+              <w:rPr>
+                <w:color w:val="4F81BD" w:themeColor="accent1"/>
+                <w:sz w:val="16"/>
+                <w:szCs w:val="16"/>
+              </w:rPr>
+              <w:t xml:space="preserve">  </w:t>
+            </w:r>
+            <w:r>
+              <w:rPr>
+                <w:rFonts w:ascii="Helvetica Neue" w:hAnsi="Helvetica Neue"/>
+                <w:b w:val="0"/>
+                <w:bCs w:val="0"/>
+                <w:color w:val="7F7F7F" w:themeColor="text1" w:themeTint="80"/>
+                <w:sz w:val="16"/>
+                <w:szCs w:val="16"/>
+              </w:rPr>
+              <w:t>Research direction, academic planning, software development and deployment, dataset management, high-performance computing and Linux system tutorials, presentation and paper reviews, etc.</w:t>
+            </w:r>
+          </w:p>
+          <w:p>
+            <w:pPr>
+              <w:pStyle w:val="Heading2"/>
+              <w:keepNext w:val="0"/>
+            </w:pPr>
+            <w:r>
+              <w:t>University and Department Tours</w:t>
+            </w:r>
+            <w:r>
+              <w:rPr>
+                <w:b w:val="0"/>
+                <w:bCs w:val="0"/>
+              </w:rPr>
+              <w:t xml:space="preserve">  </w:t>
+            </w:r>
+            <w:r>
+              <w:rPr>
+                <w:color w:val="4F81BD" w:themeColor="accent1"/>
+                <w:sz w:val="16"/>
+                <w:szCs w:val="16"/>
+              </w:rPr>
+              <w:t xml:space="preserve">[ </w:t>
+            </w:r>
+            <w:r>
+              <w:rPr>
+                <w:color w:val="4F81BD" w:themeColor="accent1"/>
+                <w:sz w:val="16"/>
+                <w:szCs w:val="16"/>
+              </w:rPr>
               <w:t>2021</w:t>
             </w:r>
             <w:r>
@@ -5364,25 +5086,23 @@
                 <w:sz w:val="16"/>
                 <w:szCs w:val="16"/>
               </w:rPr>
-              <w:t xml:space="preserve">  –</w:t>
-            </w:r>
-            <w:proofErr w:type="gramEnd"/>
+              <w:t xml:space="preserve">  – </w:t>
+            </w:r>
             <w:r>
               <w:rPr>
                 <w:color w:val="4F81BD" w:themeColor="accent1"/>
                 <w:sz w:val="16"/>
                 <w:szCs w:val="16"/>
               </w:rPr>
-              <w:t xml:space="preserve"> </w:t>
-            </w:r>
-            <w:proofErr w:type="gramStart"/>
+              <w:t xml:space="preserve">Present </w:t>
+            </w:r>
             <w:r>
               <w:rPr>
                 <w:color w:val="4F81BD" w:themeColor="accent1"/>
                 <w:sz w:val="16"/>
                 <w:szCs w:val="16"/>
               </w:rPr>
-              <w:t xml:space="preserve">Present </w:t>
+              <w:t>]</w:t>
             </w:r>
             <w:r>
               <w:rPr>
@@ -5390,47 +5110,58 @@
                 <w:sz w:val="16"/>
                 <w:szCs w:val="16"/>
               </w:rPr>
-              <w:t>]</w:t>
-            </w:r>
-            <w:proofErr w:type="gramEnd"/>
+              <w:t xml:space="preserve">  </w:t>
+            </w:r>
+            <w:r>
+              <w:rPr>
+                <w:rFonts w:ascii="Helvetica Neue" w:hAnsi="Helvetica Neue"/>
+                <w:b w:val="0"/>
+                <w:bCs w:val="0"/>
+                <w:color w:val="7F7F7F" w:themeColor="text1" w:themeTint="80"/>
+                <w:sz w:val="16"/>
+                <w:szCs w:val="16"/>
+              </w:rPr>
+              <w:t>Alexandria, VA; Arlington, VA; Blacksburg, VA</w:t>
+            </w:r>
+          </w:p>
+          <w:p>
+            <w:pPr>
+              <w:pStyle w:val="Heading2"/>
+              <w:keepNext w:val="0"/>
+            </w:pPr>
+            <w:r>
+              <w:t>Tutoring</w:t>
+            </w:r>
+            <w:r>
+              <w:rPr>
+                <w:b w:val="0"/>
+                <w:bCs w:val="0"/>
+              </w:rPr>
+              <w:t xml:space="preserve"> via </w:t>
+            </w:r>
+            <w:proofErr w:type="spellStart"/>
+            <w:r>
+              <w:rPr>
+                <w:b w:val="0"/>
+                <w:bCs w:val="0"/>
+              </w:rPr>
+              <w:t>Eta</w:t>
+            </w:r>
+            <w:proofErr w:type="spellEnd"/>
+            <w:r>
+              <w:rPr>
+                <w:b w:val="0"/>
+                <w:bCs w:val="0"/>
+              </w:rPr>
+              <w:t xml:space="preserve"> Kappa Nu  </w:t>
+            </w:r>
             <w:r>
               <w:rPr>
                 <w:color w:val="4F81BD" w:themeColor="accent1"/>
                 <w:sz w:val="16"/>
                 <w:szCs w:val="16"/>
               </w:rPr>
-              <w:t xml:space="preserve">  </w:t>
-            </w:r>
-            <w:r>
-              <w:rPr>
-                <w:rFonts w:ascii="Helvetica Neue" w:hAnsi="Helvetica Neue"/>
-                <w:b w:val="0"/>
-                <w:bCs w:val="0"/>
-                <w:color w:val="7F7F7F" w:themeColor="text1" w:themeTint="80"/>
-                <w:sz w:val="16"/>
-                <w:szCs w:val="16"/>
-              </w:rPr>
-              <w:t>Research direction, academic planning, software development and deployment, dataset management, high-performance computing and Linux system tutorials, presentation and paper reviews, etc.</w:t>
-            </w:r>
-          </w:p>
-          <w:p>
-            <w:pPr>
-              <w:pStyle w:val="Heading2"/>
-              <w:keepNext w:val="0"/>
-            </w:pPr>
-            <w:r>
-              <w:t xml:space="preserve">University and Department </w:t>
-            </w:r>
-            <w:proofErr w:type="gramStart"/>
-            <w:r>
-              <w:t>Tours</w:t>
-            </w:r>
-            <w:r>
-              <w:rPr>
-                <w:b w:val="0"/>
-                <w:bCs w:val="0"/>
-              </w:rPr>
-              <w:t xml:space="preserve">  </w:t>
+              <w:t xml:space="preserve">[ </w:t>
             </w:r>
             <w:r>
               <w:rPr>
@@ -5438,155 +5169,16 @@
                 <w:sz w:val="16"/>
                 <w:szCs w:val="16"/>
               </w:rPr>
-              <w:t>[</w:t>
-            </w:r>
-            <w:proofErr w:type="gramEnd"/>
+              <w:t>2021</w:t>
+            </w:r>
             <w:r>
               <w:rPr>
                 <w:color w:val="4F81BD" w:themeColor="accent1"/>
                 <w:sz w:val="16"/>
                 <w:szCs w:val="16"/>
               </w:rPr>
-              <w:t xml:space="preserve"> </w:t>
-            </w:r>
-            <w:proofErr w:type="gramStart"/>
-            <w:r>
-              <w:rPr>
-                <w:color w:val="4F81BD" w:themeColor="accent1"/>
-                <w:sz w:val="16"/>
-                <w:szCs w:val="16"/>
-              </w:rPr>
-              <w:t>2021</w:t>
-            </w:r>
-            <w:r>
-              <w:rPr>
-                <w:color w:val="4F81BD" w:themeColor="accent1"/>
-                <w:sz w:val="16"/>
-                <w:szCs w:val="16"/>
-              </w:rPr>
-              <w:t xml:space="preserve">  –</w:t>
-            </w:r>
-            <w:proofErr w:type="gramEnd"/>
-            <w:r>
-              <w:rPr>
-                <w:color w:val="4F81BD" w:themeColor="accent1"/>
-                <w:sz w:val="16"/>
-                <w:szCs w:val="16"/>
-              </w:rPr>
-              <w:t xml:space="preserve"> </w:t>
-            </w:r>
-            <w:proofErr w:type="gramStart"/>
-            <w:r>
-              <w:rPr>
-                <w:color w:val="4F81BD" w:themeColor="accent1"/>
-                <w:sz w:val="16"/>
-                <w:szCs w:val="16"/>
-              </w:rPr>
-              <w:t xml:space="preserve">Present </w:t>
-            </w:r>
-            <w:r>
-              <w:rPr>
-                <w:color w:val="4F81BD" w:themeColor="accent1"/>
-                <w:sz w:val="16"/>
-                <w:szCs w:val="16"/>
-              </w:rPr>
-              <w:t>]</w:t>
-            </w:r>
-            <w:proofErr w:type="gramEnd"/>
-            <w:r>
-              <w:rPr>
-                <w:color w:val="4F81BD" w:themeColor="accent1"/>
-                <w:sz w:val="16"/>
-                <w:szCs w:val="16"/>
-              </w:rPr>
-              <w:t xml:space="preserve">  </w:t>
-            </w:r>
-            <w:r>
-              <w:rPr>
-                <w:rFonts w:ascii="Helvetica Neue" w:hAnsi="Helvetica Neue"/>
-                <w:b w:val="0"/>
-                <w:bCs w:val="0"/>
-                <w:color w:val="7F7F7F" w:themeColor="text1" w:themeTint="80"/>
-                <w:sz w:val="16"/>
-                <w:szCs w:val="16"/>
-              </w:rPr>
-              <w:t>Alexandria, VA; Arlington, VA; Blacksburg, VA</w:t>
-            </w:r>
-          </w:p>
-          <w:p>
-            <w:pPr>
-              <w:pStyle w:val="Heading2"/>
-              <w:keepNext w:val="0"/>
-            </w:pPr>
-            <w:r>
-              <w:t>Tutoring</w:t>
-            </w:r>
-            <w:r>
-              <w:rPr>
-                <w:b w:val="0"/>
-                <w:bCs w:val="0"/>
-              </w:rPr>
-              <w:t xml:space="preserve"> via </w:t>
-            </w:r>
-            <w:proofErr w:type="spellStart"/>
-            <w:r>
-              <w:rPr>
-                <w:b w:val="0"/>
-                <w:bCs w:val="0"/>
-              </w:rPr>
-              <w:t>Eta</w:t>
-            </w:r>
-            <w:proofErr w:type="spellEnd"/>
-            <w:r>
-              <w:rPr>
-                <w:b w:val="0"/>
-                <w:bCs w:val="0"/>
-              </w:rPr>
-              <w:t xml:space="preserve"> Kappa </w:t>
-            </w:r>
-            <w:proofErr w:type="gramStart"/>
-            <w:r>
-              <w:rPr>
-                <w:b w:val="0"/>
-                <w:bCs w:val="0"/>
-              </w:rPr>
-              <w:t xml:space="preserve">Nu  </w:t>
-            </w:r>
-            <w:r>
-              <w:rPr>
-                <w:color w:val="4F81BD" w:themeColor="accent1"/>
-                <w:sz w:val="16"/>
-                <w:szCs w:val="16"/>
-              </w:rPr>
-              <w:t>[</w:t>
-            </w:r>
-            <w:proofErr w:type="gramEnd"/>
-            <w:r>
-              <w:rPr>
-                <w:color w:val="4F81BD" w:themeColor="accent1"/>
-                <w:sz w:val="16"/>
-                <w:szCs w:val="16"/>
-              </w:rPr>
-              <w:t xml:space="preserve"> </w:t>
-            </w:r>
-            <w:proofErr w:type="gramStart"/>
-            <w:r>
-              <w:rPr>
-                <w:color w:val="4F81BD" w:themeColor="accent1"/>
-                <w:sz w:val="16"/>
-                <w:szCs w:val="16"/>
-              </w:rPr>
-              <w:t>2021</w:t>
-            </w:r>
-            <w:r>
-              <w:rPr>
-                <w:color w:val="4F81BD" w:themeColor="accent1"/>
-                <w:sz w:val="16"/>
-                <w:szCs w:val="16"/>
-              </w:rPr>
               <w:t xml:space="preserve"> ]</w:t>
             </w:r>
-            <w:proofErr w:type="gramEnd"/>
             <w:r>
               <w:rPr>
                 <w:color w:val="4F81BD" w:themeColor="accent1"/>
@@ -5759,13 +5351,8 @@
                     <w:keepNext w:val="0"/>
                   </w:pPr>
                   <w:r>
-                    <w:t>[ 6/</w:t>
-                  </w:r>
-                  <w:proofErr w:type="gramStart"/>
-                  <w:r>
-                    <w:t>2026 ]</w:t>
-                  </w:r>
-                  <w:proofErr w:type="gramEnd"/>
+                    <w:t>[ 6/2026 ]</w:t>
+                  </w:r>
                 </w:p>
               </w:tc>
             </w:tr>
@@ -6196,13 +5783,8 @@
                     <w:keepNext w:val="0"/>
                   </w:pPr>
                   <w:r>
-                    <w:t>[ 3/</w:t>
-                  </w:r>
-                  <w:proofErr w:type="gramStart"/>
-                  <w:r>
-                    <w:t>2023 ]</w:t>
-                  </w:r>
-                  <w:proofErr w:type="gramEnd"/>
+                    <w:t>[ 3/2023 ]</w:t>
+                  </w:r>
                 </w:p>
               </w:tc>
             </w:tr>
@@ -6342,13 +5924,8 @@
                     <w:keepNext w:val="0"/>
                   </w:pPr>
                   <w:r>
-                    <w:t>[ 12/</w:t>
-                  </w:r>
-                  <w:proofErr w:type="gramStart"/>
-                  <w:r>
-                    <w:t>2022 ]</w:t>
-                  </w:r>
-                  <w:proofErr w:type="gramEnd"/>
+                    <w:t>[ 12/2022 ]</w:t>
+                  </w:r>
                 </w:p>
               </w:tc>
             </w:tr>
@@ -6545,13 +6122,8 @@
                     <w:keepNext w:val="0"/>
                   </w:pPr>
                   <w:r>
-                    <w:t>[ 5/</w:t>
-                  </w:r>
-                  <w:proofErr w:type="gramStart"/>
-                  <w:r>
-                    <w:t>2022 ]</w:t>
-                  </w:r>
-                  <w:proofErr w:type="gramEnd"/>
+                    <w:t>[ 5/2022 ]</w:t>
+                  </w:r>
                 </w:p>
               </w:tc>
             </w:tr>
@@ -6712,13 +6284,8 @@
                     <w:keepNext w:val="0"/>
                   </w:pPr>
                   <w:r>
-                    <w:t>[ 1/2021 – 8/</w:t>
-                  </w:r>
-                  <w:proofErr w:type="gramStart"/>
-                  <w:r>
-                    <w:t>2022 ]</w:t>
-                  </w:r>
-                  <w:proofErr w:type="gramEnd"/>
+                    <w:t>[ 1/2021 – 8/2022 ]</w:t>
+                  </w:r>
                 </w:p>
               </w:tc>
             </w:tr>
@@ -6861,13 +6428,8 @@
                     <w:keepNext w:val="0"/>
                   </w:pPr>
                   <w:r>
-                    <w:t>[ 10/2021 – 12/</w:t>
-                  </w:r>
-                  <w:proofErr w:type="gramStart"/>
-                  <w:r>
-                    <w:t>2021 ]</w:t>
-                  </w:r>
-                  <w:proofErr w:type="gramEnd"/>
+                    <w:t>[ 10/2021 – 12/2021 ]</w:t>
+                  </w:r>
                 </w:p>
               </w:tc>
             </w:tr>
@@ -6983,13 +6545,8 @@
                     <w:keepNext w:val="0"/>
                   </w:pPr>
                   <w:r>
-                    <w:t>[ 4/2021 – 5/</w:t>
-                  </w:r>
-                  <w:proofErr w:type="gramStart"/>
-                  <w:r>
-                    <w:t>2021 ]</w:t>
-                  </w:r>
-                  <w:proofErr w:type="gramEnd"/>
+                    <w:t>[ 4/2021 – 5/2021 ]</w:t>
+                  </w:r>
                 </w:p>
               </w:tc>
             </w:tr>
@@ -7100,13 +6657,8 @@
                     <w:keepNext w:val="0"/>
                   </w:pPr>
                   <w:r>
-                    <w:t>[ 8/2016 – 12/</w:t>
-                  </w:r>
-                  <w:proofErr w:type="gramStart"/>
-                  <w:r>
-                    <w:t>2016 ]</w:t>
-                  </w:r>
-                  <w:proofErr w:type="gramEnd"/>
+                    <w:t>[ 8/2016 – 12/2016 ]</w:t>
+                  </w:r>
                 </w:p>
               </w:tc>
             </w:tr>
@@ -7221,15 +6773,7 @@
                     <w:keepNext w:val="0"/>
                   </w:pPr>
                   <w:r>
-                    <w:t>[ 8/2015 – 5/</w:t>
-                  </w:r>
-                  <w:proofErr w:type="gramStart"/>
-                  <w:r>
-                    <w:t>2016 ]</w:t>
-                  </w:r>
-                  <w:proofErr w:type="gramEnd"/>
-                  <w:r>
-                    <w:t xml:space="preserve"> </w:t>
+                    <w:t xml:space="preserve">[ 8/2015 – 5/2016 ] </w:t>
                   </w:r>
                 </w:p>
               </w:tc>
@@ -7245,15 +6789,7 @@
                     <w:pStyle w:val="Content"/>
                   </w:pPr>
                   <w:r>
-                    <w:t xml:space="preserve">Created a wireless off-the-shelf device for interfacing with vehicle OBDII system. Developed companion Linux and mobile application software for wireless data acquisition and interaction. Learned project management, project documentation such as </w:t>
-                  </w:r>
-                  <w:proofErr w:type="gramStart"/>
-                  <w:r>
-                    <w:t>request</w:t>
-                  </w:r>
-                  <w:proofErr w:type="gramEnd"/>
-                  <w:r>
-                    <w:t xml:space="preserve"> for proposal, and customer relations from instructors that have extensive backgrounds in the corporate world. </w:t>
+                    <w:t xml:space="preserve">Created a wireless off-the-shelf device for interfacing with vehicle OBDII system. Developed companion Linux and mobile application software for wireless data acquisition and interaction. Learned project management, project documentation such as request for proposal, and customer relations from instructors that have extensive backgrounds in the corporate world. </w:t>
                   </w:r>
                 </w:p>
               </w:tc>
@@ -7369,13 +6905,8 @@
                     <w:keepNext w:val="0"/>
                   </w:pPr>
                   <w:r>
-                    <w:t>[ 1/2015 – 5/</w:t>
-                  </w:r>
-                  <w:proofErr w:type="gramStart"/>
-                  <w:r>
-                    <w:t>2015 ]</w:t>
-                  </w:r>
-                  <w:proofErr w:type="gramEnd"/>
+                    <w:t>[ 1/2015 – 5/2015 ]</w:t>
+                  </w:r>
                 </w:p>
               </w:tc>
             </w:tr>
@@ -7390,15 +6921,7 @@
                     <w:pStyle w:val="Content"/>
                   </w:pPr>
                   <w:r>
-                    <w:t xml:space="preserve">Developed </w:t>
-                  </w:r>
-                  <w:proofErr w:type="gramStart"/>
-                  <w:r>
-                    <w:t>a</w:t>
-                  </w:r>
-                  <w:proofErr w:type="gramEnd"/>
-                  <w:r>
-                    <w:t xml:space="preserve"> RTL-SDR receiver system called ‘</w:t>
+                    <w:t>Developed a RTL-SDR receiver system called ‘</w:t>
                   </w:r>
                   <w:proofErr w:type="spellStart"/>
                   <w:r>
@@ -7516,13 +7039,8 @@
                     <w:keepNext w:val="0"/>
                   </w:pPr>
                   <w:r>
-                    <w:t>[ 7/2015 – 08/</w:t>
-                  </w:r>
-                  <w:proofErr w:type="gramStart"/>
-                  <w:r>
-                    <w:t>2015 ]</w:t>
-                  </w:r>
-                  <w:proofErr w:type="gramEnd"/>
+                    <w:t>[ 7/2015 – 08/2015 ]</w:t>
+                  </w:r>
                 </w:p>
               </w:tc>
             </w:tr>
@@ -8449,7 +7967,13 @@
                     <w:ind w:left="245" w:hanging="164"/>
                   </w:pPr>
                   <w:r>
-                    <w:t>SLURM for high performance computing systems</w:t>
+                    <w:t xml:space="preserve">SLURM for high performance computing </w:t>
+                  </w:r>
+                  <w:r>
+                    <w:t xml:space="preserve">(HPC) </w:t>
+                  </w:r>
+                  <w:r>
+                    <w:t>systems</w:t>
                   </w:r>
                 </w:p>
                 <w:p>
@@ -8828,15 +8352,7 @@
                 <w:b w:val="0"/>
                 <w:bCs w:val="0"/>
               </w:rPr>
-              <w:t xml:space="preserve">IEEE Honor </w:t>
-            </w:r>
-            <w:proofErr w:type="gramStart"/>
-            <w:r>
-              <w:rPr>
-                <w:b w:val="0"/>
-                <w:bCs w:val="0"/>
-              </w:rPr>
-              <w:t>Society</w:t>
+              <w:t>IEEE Honor Society</w:t>
             </w:r>
             <w:r>
               <w:t xml:space="preserve">  </w:t>
@@ -8847,27 +8363,8 @@
                 <w:sz w:val="16"/>
                 <w:szCs w:val="24"/>
               </w:rPr>
-              <w:t>[</w:t>
-            </w:r>
-            <w:proofErr w:type="gramEnd"/>
-            <w:r>
-              <w:rPr>
-                <w:color w:val="4F81BD" w:themeColor="accent1"/>
-                <w:sz w:val="16"/>
-                <w:szCs w:val="24"/>
-              </w:rPr>
-              <w:t xml:space="preserve"> 2021 – </w:t>
-            </w:r>
-            <w:proofErr w:type="gramStart"/>
-            <w:r>
-              <w:rPr>
-                <w:color w:val="4F81BD" w:themeColor="accent1"/>
-                <w:sz w:val="16"/>
-                <w:szCs w:val="24"/>
-              </w:rPr>
-              <w:t>Present ]</w:t>
-            </w:r>
-            <w:proofErr w:type="gramEnd"/>
+              <w:t>[ 2021 – Present ]</w:t>
+            </w:r>
           </w:p>
           <w:p>
             <w:pPr>
@@ -8878,7 +8375,6 @@
                 <w:szCs w:val="10"/>
               </w:rPr>
             </w:pPr>
-            <w:proofErr w:type="gramStart"/>
             <w:r>
               <w:t xml:space="preserve">IEEE  </w:t>
             </w:r>
@@ -8888,27 +8384,8 @@
                 <w:sz w:val="16"/>
                 <w:szCs w:val="24"/>
               </w:rPr>
-              <w:t>[</w:t>
-            </w:r>
-            <w:proofErr w:type="gramEnd"/>
-            <w:r>
-              <w:rPr>
-                <w:color w:val="4F81BD" w:themeColor="accent1"/>
-                <w:sz w:val="16"/>
-                <w:szCs w:val="24"/>
-              </w:rPr>
-              <w:t xml:space="preserve"> 2021 – </w:t>
-            </w:r>
-            <w:proofErr w:type="gramStart"/>
-            <w:r>
-              <w:rPr>
-                <w:color w:val="4F81BD" w:themeColor="accent1"/>
-                <w:sz w:val="16"/>
-                <w:szCs w:val="24"/>
-              </w:rPr>
-              <w:t>Present ]</w:t>
-            </w:r>
-            <w:proofErr w:type="gramEnd"/>
+              <w:t>[ 2021 – Present ]</w:t>
+            </w:r>
           </w:p>
         </w:tc>
       </w:tr>
@@ -9036,15 +8513,7 @@
                 <w:b w:val="0"/>
                 <w:bCs w:val="0"/>
               </w:rPr>
-              <w:t xml:space="preserve">Department of Electrical and Computer </w:t>
-            </w:r>
-            <w:proofErr w:type="gramStart"/>
-            <w:r>
-              <w:rPr>
-                <w:b w:val="0"/>
-                <w:bCs w:val="0"/>
-              </w:rPr>
-              <w:t>Engineering</w:t>
+              <w:t>Department of Electrical and Computer Engineering</w:t>
             </w:r>
             <w:r>
               <w:t xml:space="preserve"> </w:t>
@@ -9058,16 +8527,15 @@
                 <w:sz w:val="16"/>
                 <w:szCs w:val="24"/>
               </w:rPr>
-              <w:t>[</w:t>
-            </w:r>
-            <w:proofErr w:type="gramEnd"/>
+              <w:t>[ 202</w:t>
+            </w:r>
             <w:r>
               <w:rPr>
                 <w:color w:val="4F81BD" w:themeColor="accent1"/>
                 <w:sz w:val="16"/>
                 <w:szCs w:val="24"/>
               </w:rPr>
-              <w:t xml:space="preserve"> 202</w:t>
+              <w:t>2</w:t>
             </w:r>
             <w:r>
               <w:rPr>
@@ -9075,26 +8543,8 @@
                 <w:sz w:val="16"/>
                 <w:szCs w:val="24"/>
               </w:rPr>
-              <w:t>2</w:t>
-            </w:r>
-            <w:r>
-              <w:rPr>
-                <w:color w:val="4F81BD" w:themeColor="accent1"/>
-                <w:sz w:val="16"/>
-                <w:szCs w:val="24"/>
-              </w:rPr>
-              <w:t xml:space="preserve"> – </w:t>
-            </w:r>
-            <w:proofErr w:type="gramStart"/>
-            <w:r>
-              <w:rPr>
-                <w:color w:val="4F81BD" w:themeColor="accent1"/>
-                <w:sz w:val="16"/>
-                <w:szCs w:val="24"/>
-              </w:rPr>
-              <w:t>Present ]</w:t>
-            </w:r>
-            <w:proofErr w:type="gramEnd"/>
+              <w:t xml:space="preserve"> – Present ]</w:t>
+            </w:r>
           </w:p>
           <w:p>
             <w:pPr>
@@ -9540,15 +8990,7 @@
                 <w:b w:val="0"/>
                 <w:bCs w:val="0"/>
               </w:rPr>
-              <w:t xml:space="preserve">employment, Virginia </w:t>
-            </w:r>
-            <w:proofErr w:type="gramStart"/>
-            <w:r>
-              <w:rPr>
-                <w:b w:val="0"/>
-                <w:bCs w:val="0"/>
-              </w:rPr>
-              <w:t>Tech</w:t>
+              <w:t>employment, Virginia Tech</w:t>
             </w:r>
             <w:r>
               <w:t xml:space="preserve">  </w:t>
@@ -9559,16 +9001,15 @@
                 <w:sz w:val="16"/>
                 <w:szCs w:val="16"/>
               </w:rPr>
-              <w:t>[</w:t>
-            </w:r>
-            <w:proofErr w:type="gramEnd"/>
+              <w:t xml:space="preserve">[ </w:t>
+            </w:r>
             <w:r>
               <w:rPr>
                 <w:color w:val="4F81BD" w:themeColor="accent1"/>
                 <w:sz w:val="16"/>
                 <w:szCs w:val="16"/>
               </w:rPr>
-              <w:t xml:space="preserve"> </w:t>
+              <w:t>8/2016</w:t>
             </w:r>
             <w:r>
               <w:rPr>
@@ -9576,7 +9017,7 @@
                 <w:sz w:val="16"/>
                 <w:szCs w:val="16"/>
               </w:rPr>
-              <w:t>8/2016</w:t>
+              <w:t xml:space="preserve"> – </w:t>
             </w:r>
             <w:r>
               <w:rPr>
@@ -9584,7 +9025,7 @@
                 <w:sz w:val="16"/>
                 <w:szCs w:val="16"/>
               </w:rPr>
-              <w:t xml:space="preserve"> – </w:t>
+              <w:t>12/2016</w:t>
             </w:r>
             <w:r>
               <w:rPr>
@@ -9592,33 +9033,7 @@
                 <w:sz w:val="16"/>
                 <w:szCs w:val="16"/>
               </w:rPr>
-              <w:t>12/</w:t>
-            </w:r>
-            <w:proofErr w:type="gramStart"/>
-            <w:r>
-              <w:rPr>
-                <w:color w:val="4F81BD" w:themeColor="accent1"/>
-                <w:sz w:val="16"/>
-                <w:szCs w:val="16"/>
-              </w:rPr>
-              <w:t>2016</w:t>
-            </w:r>
-            <w:r>
-              <w:rPr>
-                <w:color w:val="4F81BD" w:themeColor="accent1"/>
-                <w:sz w:val="16"/>
-                <w:szCs w:val="16"/>
-              </w:rPr>
-              <w:t xml:space="preserve"> ]</w:t>
-            </w:r>
-            <w:proofErr w:type="gramEnd"/>
-            <w:r>
-              <w:rPr>
-                <w:color w:val="4F81BD" w:themeColor="accent1"/>
-                <w:sz w:val="16"/>
-                <w:szCs w:val="16"/>
-              </w:rPr>
-              <w:t xml:space="preserve"> </w:t>
+              <w:t xml:space="preserve"> ] </w:t>
             </w:r>
             <w:r>
               <w:rPr>
@@ -9688,15 +9103,7 @@
                 <w:b w:val="0"/>
                 <w:bCs w:val="0"/>
               </w:rPr>
-              <w:t xml:space="preserve">, employment, Germanna Community </w:t>
-            </w:r>
-            <w:proofErr w:type="gramStart"/>
-            <w:r>
-              <w:rPr>
-                <w:b w:val="0"/>
-                <w:bCs w:val="0"/>
-              </w:rPr>
-              <w:t>College</w:t>
+              <w:t>, employment, Germanna Community College</w:t>
             </w:r>
             <w:r>
               <w:t xml:space="preserve">  </w:t>
@@ -9707,16 +9114,15 @@
                 <w:sz w:val="16"/>
                 <w:szCs w:val="16"/>
               </w:rPr>
-              <w:t>[</w:t>
-            </w:r>
-            <w:proofErr w:type="gramEnd"/>
+              <w:t xml:space="preserve">[ </w:t>
+            </w:r>
             <w:r>
               <w:rPr>
                 <w:color w:val="4F81BD" w:themeColor="accent1"/>
                 <w:sz w:val="16"/>
                 <w:szCs w:val="16"/>
               </w:rPr>
-              <w:t xml:space="preserve"> </w:t>
+              <w:t xml:space="preserve">1/2012 </w:t>
             </w:r>
             <w:r>
               <w:rPr>
@@ -9724,7 +9130,7 @@
                 <w:sz w:val="16"/>
                 <w:szCs w:val="16"/>
               </w:rPr>
-              <w:t xml:space="preserve">1/2012 </w:t>
+              <w:t xml:space="preserve">– </w:t>
             </w:r>
             <w:r>
               <w:rPr>
@@ -9732,7 +9138,7 @@
                 <w:sz w:val="16"/>
                 <w:szCs w:val="16"/>
               </w:rPr>
-              <w:t xml:space="preserve">– </w:t>
+              <w:t>5/2012</w:t>
             </w:r>
             <w:r>
               <w:rPr>
@@ -9740,33 +9146,7 @@
                 <w:sz w:val="16"/>
                 <w:szCs w:val="16"/>
               </w:rPr>
-              <w:t>5/</w:t>
-            </w:r>
-            <w:proofErr w:type="gramStart"/>
-            <w:r>
-              <w:rPr>
-                <w:color w:val="4F81BD" w:themeColor="accent1"/>
-                <w:sz w:val="16"/>
-                <w:szCs w:val="16"/>
-              </w:rPr>
-              <w:t>2012</w:t>
-            </w:r>
-            <w:r>
-              <w:rPr>
-                <w:color w:val="4F81BD" w:themeColor="accent1"/>
-                <w:sz w:val="16"/>
-                <w:szCs w:val="16"/>
-              </w:rPr>
-              <w:t xml:space="preserve"> ]</w:t>
-            </w:r>
-            <w:proofErr w:type="gramEnd"/>
-            <w:r>
-              <w:rPr>
-                <w:color w:val="4F81BD" w:themeColor="accent1"/>
-                <w:sz w:val="16"/>
-                <w:szCs w:val="16"/>
-              </w:rPr>
-              <w:t xml:space="preserve"> </w:t>
+              <w:t xml:space="preserve"> ] </w:t>
             </w:r>
             <w:r>
               <w:rPr>
@@ -9842,7 +9222,6 @@
             <w:r>
               <w:t xml:space="preserve">Chi Alpha Campus </w:t>
             </w:r>
-            <w:proofErr w:type="gramStart"/>
             <w:r>
               <w:t>Ministries</w:t>
             </w:r>
@@ -9855,16 +9234,15 @@
                 <w:sz w:val="16"/>
                 <w:szCs w:val="16"/>
               </w:rPr>
-              <w:t>[</w:t>
-            </w:r>
-            <w:proofErr w:type="gramEnd"/>
+              <w:t>[ 201</w:t>
+            </w:r>
             <w:r>
               <w:rPr>
                 <w:color w:val="4F81BD" w:themeColor="accent1"/>
                 <w:sz w:val="16"/>
                 <w:szCs w:val="16"/>
               </w:rPr>
-              <w:t xml:space="preserve"> 201</w:t>
+              <w:t>2</w:t>
             </w:r>
             <w:r>
               <w:rPr>
@@ -9872,7 +9250,7 @@
                 <w:sz w:val="16"/>
                 <w:szCs w:val="16"/>
               </w:rPr>
-              <w:t>2</w:t>
+              <w:t xml:space="preserve"> – </w:t>
             </w:r>
             <w:r>
               <w:rPr>
@@ -9880,33 +9258,15 @@
                 <w:sz w:val="16"/>
                 <w:szCs w:val="16"/>
               </w:rPr>
-              <w:t xml:space="preserve"> – </w:t>
-            </w:r>
-            <w:proofErr w:type="gramStart"/>
+              <w:t>2023</w:t>
+            </w:r>
             <w:r>
               <w:rPr>
                 <w:color w:val="4F81BD" w:themeColor="accent1"/>
                 <w:sz w:val="16"/>
                 <w:szCs w:val="16"/>
               </w:rPr>
-              <w:t>2023</w:t>
-            </w:r>
-            <w:r>
-              <w:rPr>
-                <w:color w:val="4F81BD" w:themeColor="accent1"/>
-                <w:sz w:val="16"/>
-                <w:szCs w:val="16"/>
-              </w:rPr>
-              <w:t xml:space="preserve"> ]</w:t>
-            </w:r>
-            <w:proofErr w:type="gramEnd"/>
-            <w:r>
-              <w:rPr>
-                <w:color w:val="4F81BD" w:themeColor="accent1"/>
-                <w:sz w:val="16"/>
-                <w:szCs w:val="16"/>
-              </w:rPr>
-              <w:t xml:space="preserve"> </w:t>
+              <w:t xml:space="preserve"> ] </w:t>
             </w:r>
             <w:r>
               <w:rPr>
@@ -9991,11 +9351,7 @@
               <w:keepNext w:val="0"/>
             </w:pPr>
             <w:r>
-              <w:t xml:space="preserve">Church Audio-Visual (AV), Information Technology (IT), and Experience </w:t>
-            </w:r>
-            <w:proofErr w:type="gramStart"/>
-            <w:r>
-              <w:t xml:space="preserve">Teams  </w:t>
+              <w:t xml:space="preserve">Church Audio-Visual (AV), Information Technology (IT), and Experience Teams  </w:t>
             </w:r>
             <w:r>
               <w:rPr>
@@ -10003,16 +9359,15 @@
                 <w:sz w:val="16"/>
                 <w:szCs w:val="16"/>
               </w:rPr>
-              <w:t>[</w:t>
-            </w:r>
-            <w:proofErr w:type="gramEnd"/>
+              <w:t>[ 20</w:t>
+            </w:r>
             <w:r>
               <w:rPr>
                 <w:color w:val="4F81BD" w:themeColor="accent1"/>
                 <w:sz w:val="16"/>
                 <w:szCs w:val="16"/>
               </w:rPr>
-              <w:t xml:space="preserve"> 20</w:t>
+              <w:t>20</w:t>
             </w:r>
             <w:r>
               <w:rPr>
@@ -10020,7 +9375,7 @@
                 <w:sz w:val="16"/>
                 <w:szCs w:val="16"/>
               </w:rPr>
-              <w:t>20</w:t>
+              <w:t xml:space="preserve"> – </w:t>
             </w:r>
             <w:r>
               <w:rPr>
@@ -10028,26 +9383,16 @@
                 <w:sz w:val="16"/>
                 <w:szCs w:val="16"/>
               </w:rPr>
-              <w:t xml:space="preserve"> – </w:t>
-            </w:r>
-            <w:proofErr w:type="gramStart"/>
+              <w:t>2024</w:t>
+            </w:r>
             <w:r>
               <w:rPr>
                 <w:color w:val="4F81BD" w:themeColor="accent1"/>
                 <w:sz w:val="16"/>
                 <w:szCs w:val="16"/>
               </w:rPr>
-              <w:t>2024</w:t>
-            </w:r>
-            <w:r>
-              <w:rPr>
-                <w:color w:val="4F81BD" w:themeColor="accent1"/>
-                <w:sz w:val="16"/>
-                <w:szCs w:val="16"/>
-              </w:rPr>
               <w:t xml:space="preserve"> ]</w:t>
             </w:r>
-            <w:proofErr w:type="gramEnd"/>
             <w:r>
               <w:rPr>
                 <w:color w:val="4F81BD" w:themeColor="accent1"/>
@@ -10109,11 +9454,7 @@
               <w:keepNext w:val="0"/>
             </w:pPr>
             <w:r>
-              <w:t xml:space="preserve">Virginia Tech Fencing </w:t>
-            </w:r>
-            <w:proofErr w:type="gramStart"/>
-            <w:r>
-              <w:t xml:space="preserve">Club  </w:t>
+              <w:t xml:space="preserve">Virginia Tech Fencing Club  </w:t>
             </w:r>
             <w:r>
               <w:rPr>
@@ -10121,27 +9462,8 @@
                 <w:sz w:val="16"/>
                 <w:szCs w:val="16"/>
               </w:rPr>
-              <w:t>[</w:t>
-            </w:r>
-            <w:proofErr w:type="gramEnd"/>
-            <w:r>
-              <w:rPr>
-                <w:color w:val="4F81BD" w:themeColor="accent1"/>
-                <w:sz w:val="16"/>
-                <w:szCs w:val="16"/>
-              </w:rPr>
-              <w:t xml:space="preserve"> 2013 – </w:t>
-            </w:r>
-            <w:proofErr w:type="gramStart"/>
-            <w:r>
-              <w:rPr>
-                <w:color w:val="4F81BD" w:themeColor="accent1"/>
-                <w:sz w:val="16"/>
-                <w:szCs w:val="16"/>
-              </w:rPr>
-              <w:t>2014 ]</w:t>
-            </w:r>
-            <w:proofErr w:type="gramEnd"/>
+              <w:t>[ 2013 – 2014 ]</w:t>
+            </w:r>
             <w:r>
               <w:rPr>
                 <w:rFonts w:ascii="Helvetica Neue" w:hAnsi="Helvetica Neue"/>
@@ -13344,6 +12666,7 @@
     <w:rsid w:val="00920774"/>
     <w:rsid w:val="00963654"/>
     <w:rsid w:val="009B4380"/>
+    <w:rsid w:val="00A12161"/>
     <w:rsid w:val="00A74C64"/>
     <w:rsid w:val="00AC033A"/>
     <w:rsid w:val="00B16D3B"/>

--- a/derieux-cv.docx
+++ b/derieux-cv.docx
@@ -597,7 +597,23 @@
                       <w:color w:val="1F497D" w:themeColor="text2"/>
                       <w:sz w:val="24"/>
                     </w:rPr>
-                    <w:t xml:space="preserve">Quantum AI { Scientist, </w:t>
+                    <w:t xml:space="preserve">Quantum AI </w:t>
+                  </w:r>
+                  <w:proofErr w:type="gramStart"/>
+                  <w:r>
+                    <w:rPr>
+                      <w:color w:val="1F497D" w:themeColor="text2"/>
+                      <w:sz w:val="24"/>
+                    </w:rPr>
+                    <w:t>{ Scientist</w:t>
+                  </w:r>
+                  <w:proofErr w:type="gramEnd"/>
+                  <w:r>
+                    <w:rPr>
+                      <w:color w:val="1F497D" w:themeColor="text2"/>
+                      <w:sz w:val="24"/>
+                    </w:rPr>
+                    <w:t xml:space="preserve">, </w:t>
                   </w:r>
                   <w:r>
                     <w:rPr>
@@ -618,7 +634,15 @@
                       <w:color w:val="1F497D" w:themeColor="text2"/>
                       <w:sz w:val="24"/>
                     </w:rPr>
-                    <w:t xml:space="preserve"> Developer</w:t>
+                    <w:t xml:space="preserve"> </w:t>
+                  </w:r>
+                  <w:proofErr w:type="gramStart"/>
+                  <w:r>
+                    <w:rPr>
+                      <w:color w:val="1F497D" w:themeColor="text2"/>
+                      <w:sz w:val="24"/>
+                    </w:rPr>
+                    <w:t>Developer</w:t>
                   </w:r>
                   <w:r>
                     <w:rPr>
@@ -627,6 +651,7 @@
                     </w:rPr>
                     <w:t xml:space="preserve"> }</w:t>
                   </w:r>
+                  <w:proofErr w:type="gramEnd"/>
                 </w:p>
               </w:tc>
               <w:tc>
@@ -1257,11 +1282,16 @@
                     <w:t xml:space="preserve">[ 8/2022 – </w:t>
                   </w:r>
                   <w:r>
-                    <w:t>Expected 12/2026</w:t>
+                    <w:t>Expected 12/</w:t>
+                  </w:r>
+                  <w:proofErr w:type="gramStart"/>
+                  <w:r>
+                    <w:t>2026</w:t>
                   </w:r>
                   <w:r>
                     <w:t xml:space="preserve"> ]</w:t>
                   </w:r>
+                  <w:proofErr w:type="gramEnd"/>
                 </w:p>
               </w:tc>
             </w:tr>
@@ -1425,8 +1455,13 @@
                     <w:keepNext w:val="0"/>
                   </w:pPr>
                   <w:r>
-                    <w:t>[ 1/2021 – 8/2022 ]</w:t>
-                  </w:r>
+                    <w:t>[ 1/2021 – 8/</w:t>
+                  </w:r>
+                  <w:proofErr w:type="gramStart"/>
+                  <w:r>
+                    <w:t>2022 ]</w:t>
+                  </w:r>
+                  <w:proofErr w:type="gramEnd"/>
                 </w:p>
               </w:tc>
             </w:tr>
@@ -1628,8 +1663,13 @@
                     <w:keepNext w:val="0"/>
                   </w:pPr>
                   <w:r>
-                    <w:t>[ 8/2012 – 5/2016 ]</w:t>
-                  </w:r>
+                    <w:t>[ 8/2012 – 5/</w:t>
+                  </w:r>
+                  <w:proofErr w:type="gramStart"/>
+                  <w:r>
+                    <w:t>2016 ]</w:t>
+                  </w:r>
+                  <w:proofErr w:type="gramEnd"/>
                 </w:p>
               </w:tc>
             </w:tr>
@@ -1793,8 +1833,13 @@
                     <w:keepNext w:val="0"/>
                   </w:pPr>
                   <w:r>
-                    <w:t>[ 8/2012 – 12/2016 ]</w:t>
-                  </w:r>
+                    <w:t>[ 8/2012 – 12/</w:t>
+                  </w:r>
+                  <w:proofErr w:type="gramStart"/>
+                  <w:r>
+                    <w:t>2016 ]</w:t>
+                  </w:r>
+                  <w:proofErr w:type="gramEnd"/>
                 </w:p>
               </w:tc>
             </w:tr>
@@ -1979,8 +2024,13 @@
                     <w:keepNext w:val="0"/>
                   </w:pPr>
                   <w:r>
-                    <w:t>[ 8/2021 – Present ]</w:t>
-                  </w:r>
+                    <w:t xml:space="preserve">[ 8/2021 – </w:t>
+                  </w:r>
+                  <w:proofErr w:type="gramStart"/>
+                  <w:r>
+                    <w:t>Present ]</w:t>
+                  </w:r>
+                  <w:proofErr w:type="gramEnd"/>
                 </w:p>
               </w:tc>
             </w:tr>
@@ -2171,11 +2221,16 @@
                     <w:t xml:space="preserve"> </w:t>
                   </w:r>
                   <w:r>
-                    <w:t>05/2023</w:t>
+                    <w:t>05/</w:t>
+                  </w:r>
+                  <w:proofErr w:type="gramStart"/>
+                  <w:r>
+                    <w:t>2023</w:t>
                   </w:r>
                   <w:r>
                     <w:t xml:space="preserve"> ]</w:t>
                   </w:r>
+                  <w:proofErr w:type="gramEnd"/>
                 </w:p>
               </w:tc>
             </w:tr>
@@ -2319,11 +2374,16 @@
                     <w:t xml:space="preserve">[ 2/2017 – </w:t>
                   </w:r>
                   <w:r>
-                    <w:t>9/2024</w:t>
+                    <w:t>9/</w:t>
+                  </w:r>
+                  <w:proofErr w:type="gramStart"/>
+                  <w:r>
+                    <w:t>2024</w:t>
                   </w:r>
                   <w:r>
                     <w:t xml:space="preserve"> ]</w:t>
                   </w:r>
+                  <w:proofErr w:type="gramEnd"/>
                 </w:p>
               </w:tc>
             </w:tr>
@@ -2446,7 +2506,15 @@
                     <w:keepNext w:val="0"/>
                   </w:pPr>
                   <w:r>
-                    <w:t xml:space="preserve">[ 7/2012 – 2/2017 ] </w:t>
+                    <w:t>[ 7/2012 – 2/</w:t>
+                  </w:r>
+                  <w:proofErr w:type="gramStart"/>
+                  <w:r>
+                    <w:t>2017 ]</w:t>
+                  </w:r>
+                  <w:proofErr w:type="gramEnd"/>
+                  <w:r>
+                    <w:t xml:space="preserve"> </w:t>
                   </w:r>
                 </w:p>
               </w:tc>
@@ -2573,8 +2641,13 @@
                     <w:t>7</w:t>
                   </w:r>
                   <w:r>
-                    <w:t>/2012 ]</w:t>
-                  </w:r>
+                    <w:t>/</w:t>
+                  </w:r>
+                  <w:proofErr w:type="gramStart"/>
+                  <w:r>
+                    <w:t>2012 ]</w:t>
+                  </w:r>
+                  <w:proofErr w:type="gramEnd"/>
                 </w:p>
               </w:tc>
             </w:tr>
@@ -2745,7 +2818,21 @@
                 <w:b w:val="0"/>
                 <w:bCs w:val="0"/>
               </w:rPr>
-              <w:t xml:space="preserve">: Quantum-Native Reinforcement Learning”, June 2026, </w:t>
+              <w:t>: Quantum-Native Reinforcement Learning</w:t>
+            </w:r>
+            <w:r>
+              <w:rPr>
+                <w:b w:val="0"/>
+                <w:bCs w:val="0"/>
+              </w:rPr>
+              <w:t>,</w:t>
+            </w:r>
+            <w:r>
+              <w:rPr>
+                <w:b w:val="0"/>
+                <w:bCs w:val="0"/>
+              </w:rPr>
+              <w:t xml:space="preserve">” June 2026, </w:t>
             </w:r>
             <w:proofErr w:type="spellStart"/>
             <w:r>
@@ -2834,7 +2921,21 @@
                 <w:b w:val="0"/>
                 <w:bCs w:val="0"/>
               </w:rPr>
-              <w:t xml:space="preserve">: Entangled Quantum Multi-Agent Reinforcement Learning for Distributed Cooperation over Quantum Channels”, </w:t>
+              <w:t>: Entangled Quantum Multi-Agent Reinforcement Learning for Distributed Cooperation over Quantum Channels</w:t>
+            </w:r>
+            <w:r>
+              <w:rPr>
+                <w:b w:val="0"/>
+                <w:bCs w:val="0"/>
+              </w:rPr>
+              <w:t>,</w:t>
+            </w:r>
+            <w:r>
+              <w:rPr>
+                <w:b w:val="0"/>
+                <w:bCs w:val="0"/>
+              </w:rPr>
+              <w:t xml:space="preserve">” </w:t>
             </w:r>
             <w:r>
               <w:rPr>
@@ -2919,7 +3020,21 @@
                 <w:b w:val="0"/>
                 <w:bCs w:val="0"/>
               </w:rPr>
-              <w:t xml:space="preserve">M. Kim, A. DeRieux, and W. Saad, “A Bargaining Game for Personalized, Energy Efficient Split Learning over Wireless Networks”, </w:t>
+              <w:t>M. Kim, A. DeRieux, and W. Saad, “A Bargaining Game for Personalized, Energy Efficient Split Learning over Wireless Networks</w:t>
+            </w:r>
+            <w:r>
+              <w:rPr>
+                <w:b w:val="0"/>
+                <w:bCs w:val="0"/>
+              </w:rPr>
+              <w:t>,</w:t>
+            </w:r>
+            <w:r>
+              <w:rPr>
+                <w:b w:val="0"/>
+                <w:bCs w:val="0"/>
+              </w:rPr>
+              <w:t xml:space="preserve">” </w:t>
             </w:r>
             <w:r>
               <w:rPr>
@@ -3034,7 +3149,21 @@
                 <w:b w:val="0"/>
                 <w:bCs w:val="0"/>
               </w:rPr>
-              <w:t xml:space="preserve">, and D. Novitasari, “A Transformer Framework for Data Fusion and Multi-Task Learning in Smart Cities”, </w:t>
+              <w:t>, and D. Novitasari, “A Transformer Framework for Data Fusion and Multi-Task Learning in Smart Cities</w:t>
+            </w:r>
+            <w:r>
+              <w:rPr>
+                <w:b w:val="0"/>
+                <w:bCs w:val="0"/>
+              </w:rPr>
+              <w:t>,</w:t>
+            </w:r>
+            <w:r>
+              <w:rPr>
+                <w:b w:val="0"/>
+                <w:bCs w:val="0"/>
+              </w:rPr>
+              <w:t xml:space="preserve">” </w:t>
             </w:r>
             <w:r>
               <w:rPr>
@@ -3150,7 +3279,7 @@
                 <w:b w:val="0"/>
                 <w:bCs w:val="0"/>
               </w:rPr>
-              <w:t>“Transformer Networks for Smart Cities: Framework and Application to Makassar Smart Garden Alleys”</w:t>
+              <w:t>“Transformer Networks for Smart Cities: Framework and Application to Makassar Smart Garden Alleys</w:t>
             </w:r>
             <w:r>
               <w:rPr>
@@ -3164,7 +3293,7 @@
                 <w:b w:val="0"/>
                 <w:bCs w:val="0"/>
               </w:rPr>
-              <w:t xml:space="preserve"> M.S. Thesis, Virginia Tech, Aug. 2022</w:t>
+              <w:t>” M.S. Thesis, Virginia Tech, Aug. 2022</w:t>
             </w:r>
             <w:r>
               <w:rPr>
@@ -3212,6 +3341,18 @@
             <w:pPr>
               <w:pStyle w:val="Heading1"/>
               <w:keepNext w:val="0"/>
+            </w:pPr>
+            <w:r>
+              <w:t>Patents</w:t>
+            </w:r>
+          </w:p>
+        </w:tc>
+        <w:tc>
+          <w:tcPr>
+            <w:tcW w:w="77" w:type="pct"/>
+          </w:tcPr>
+          <w:p>
+            <w:pPr>
               <w:rPr>
                 <w:sz w:val="10"/>
                 <w:szCs w:val="10"/>
@@ -3221,186 +3362,106 @@
         </w:tc>
         <w:tc>
           <w:tcPr>
-            <w:tcW w:w="77" w:type="pct"/>
-          </w:tcPr>
-          <w:p>
-            <w:pPr>
-              <w:rPr>
-                <w:sz w:val="10"/>
-                <w:szCs w:val="10"/>
-              </w:rPr>
-            </w:pPr>
-          </w:p>
-        </w:tc>
-        <w:tc>
-          <w:tcPr>
             <w:tcW w:w="4454" w:type="pct"/>
             <w:gridSpan w:val="3"/>
           </w:tcPr>
           <w:p>
             <w:pPr>
               <w:pStyle w:val="Heading2"/>
-              <w:keepNext w:val="0"/>
-              <w:rPr>
-                <w:b w:val="0"/>
-                <w:bCs w:val="0"/>
-                <w:sz w:val="10"/>
-                <w:szCs w:val="10"/>
-              </w:rPr>
-            </w:pPr>
-          </w:p>
-        </w:tc>
-      </w:tr>
-      <w:tr>
-        <w:trPr>
-          <w:trHeight w:val="98"/>
-        </w:trPr>
-        <w:tc>
-          <w:tcPr>
-            <w:tcW w:w="469" w:type="pct"/>
-          </w:tcPr>
-          <w:p>
-            <w:pPr>
-              <w:pStyle w:val="Heading1"/>
-              <w:keepNext w:val="0"/>
-              <w:rPr>
-                <w:sz w:val="10"/>
-                <w:szCs w:val="10"/>
-              </w:rPr>
-            </w:pPr>
-          </w:p>
-        </w:tc>
-        <w:tc>
-          <w:tcPr>
-            <w:tcW w:w="77" w:type="pct"/>
-          </w:tcPr>
-          <w:p>
-            <w:pPr>
-              <w:rPr>
-                <w:sz w:val="10"/>
-                <w:szCs w:val="10"/>
-              </w:rPr>
-            </w:pPr>
-          </w:p>
-        </w:tc>
-        <w:tc>
-          <w:tcPr>
-            <w:tcW w:w="4454" w:type="pct"/>
-            <w:gridSpan w:val="3"/>
-          </w:tcPr>
-          <w:p>
-            <w:pPr>
-              <w:pStyle w:val="Heading2"/>
-              <w:keepNext w:val="0"/>
-              <w:rPr>
-                <w:b w:val="0"/>
-                <w:bCs w:val="0"/>
-                <w:sz w:val="10"/>
-                <w:szCs w:val="10"/>
-              </w:rPr>
-            </w:pPr>
-          </w:p>
-        </w:tc>
-      </w:tr>
-      <w:tr>
-        <w:trPr>
-          <w:trHeight w:val="98"/>
-        </w:trPr>
-        <w:tc>
-          <w:tcPr>
-            <w:tcW w:w="469" w:type="pct"/>
-          </w:tcPr>
-          <w:p>
-            <w:pPr>
-              <w:pStyle w:val="Heading1"/>
-              <w:keepNext w:val="0"/>
-              <w:rPr>
-                <w:sz w:val="10"/>
-                <w:szCs w:val="10"/>
-              </w:rPr>
-            </w:pPr>
-          </w:p>
-        </w:tc>
-        <w:tc>
-          <w:tcPr>
-            <w:tcW w:w="77" w:type="pct"/>
-          </w:tcPr>
-          <w:p>
-            <w:pPr>
-              <w:rPr>
-                <w:sz w:val="10"/>
-                <w:szCs w:val="10"/>
-              </w:rPr>
-            </w:pPr>
-          </w:p>
-        </w:tc>
-        <w:tc>
-          <w:tcPr>
-            <w:tcW w:w="4454" w:type="pct"/>
-            <w:gridSpan w:val="3"/>
-          </w:tcPr>
-          <w:p>
-            <w:pPr>
-              <w:pStyle w:val="Heading2"/>
-              <w:keepNext w:val="0"/>
-              <w:rPr>
-                <w:b w:val="0"/>
-                <w:bCs w:val="0"/>
-                <w:sz w:val="10"/>
-                <w:szCs w:val="10"/>
-              </w:rPr>
-            </w:pPr>
-          </w:p>
-        </w:tc>
-      </w:tr>
-      <w:tr>
-        <w:trPr>
-          <w:trHeight w:val="98"/>
-        </w:trPr>
-        <w:tc>
-          <w:tcPr>
-            <w:tcW w:w="469" w:type="pct"/>
-          </w:tcPr>
-          <w:p>
-            <w:pPr>
-              <w:pStyle w:val="Heading1"/>
-              <w:keepNext w:val="0"/>
-              <w:rPr>
-                <w:sz w:val="10"/>
-                <w:szCs w:val="10"/>
-              </w:rPr>
-            </w:pPr>
-          </w:p>
-        </w:tc>
-        <w:tc>
-          <w:tcPr>
-            <w:tcW w:w="77" w:type="pct"/>
-          </w:tcPr>
-          <w:p>
-            <w:pPr>
-              <w:rPr>
-                <w:sz w:val="10"/>
-                <w:szCs w:val="10"/>
-              </w:rPr>
-            </w:pPr>
-          </w:p>
-        </w:tc>
-        <w:tc>
-          <w:tcPr>
-            <w:tcW w:w="4454" w:type="pct"/>
-            <w:gridSpan w:val="3"/>
-          </w:tcPr>
-          <w:p>
-            <w:pPr>
-              <w:pStyle w:val="Heading2"/>
-              <w:keepNext w:val="0"/>
-              <w:rPr>
-                <w:b w:val="0"/>
-                <w:bCs w:val="0"/>
-                <w:sz w:val="10"/>
-                <w:szCs w:val="10"/>
-              </w:rPr>
-            </w:pPr>
+              <w:numPr>
+                <w:ilvl w:val="0"/>
+                <w:numId w:val="21"/>
+              </w:numPr>
+              <w:ind w:left="245" w:hanging="245"/>
+              <w:rPr>
+                <w:b w:val="0"/>
+                <w:bCs w:val="0"/>
+              </w:rPr>
+            </w:pPr>
+            <w:r>
+              <w:rPr>
+                <w:b w:val="0"/>
+                <w:bCs w:val="0"/>
+              </w:rPr>
+              <w:t>A. DeRieux and W. Saad, “Quantum-Native Reinforcement Learning</w:t>
+            </w:r>
+            <w:r>
+              <w:rPr>
+                <w:b w:val="0"/>
+                <w:bCs w:val="0"/>
+              </w:rPr>
+              <w:t>,</w:t>
+            </w:r>
+            <w:r>
+              <w:rPr>
+                <w:b w:val="0"/>
+                <w:bCs w:val="0"/>
+              </w:rPr>
+              <w:t xml:space="preserve">” U.S. </w:t>
+            </w:r>
+            <w:r>
+              <w:rPr>
+                <w:b w:val="0"/>
+                <w:bCs w:val="0"/>
+              </w:rPr>
+              <w:t xml:space="preserve">Provisional </w:t>
+            </w:r>
+            <w:r>
+              <w:rPr>
+                <w:b w:val="0"/>
+                <w:bCs w:val="0"/>
+              </w:rPr>
+              <w:t xml:space="preserve">Patent Application </w:t>
+            </w:r>
+            <w:r>
+              <w:rPr>
+                <w:b w:val="0"/>
+                <w:bCs w:val="0"/>
+              </w:rPr>
+              <w:t xml:space="preserve">No. </w:t>
+            </w:r>
+            <w:r>
+              <w:rPr>
+                <w:b w:val="0"/>
+                <w:bCs w:val="0"/>
+              </w:rPr>
+              <w:t xml:space="preserve">63/996,320, </w:t>
+            </w:r>
+            <w:r>
+              <w:rPr>
+                <w:b w:val="0"/>
+                <w:bCs w:val="0"/>
+              </w:rPr>
+              <w:t xml:space="preserve">filed </w:t>
+            </w:r>
+            <w:r>
+              <w:rPr>
+                <w:b w:val="0"/>
+                <w:bCs w:val="0"/>
+              </w:rPr>
+              <w:t>March 4, 2026.</w:t>
+            </w:r>
+            <w:r>
+              <w:rPr>
+                <w:b w:val="0"/>
+                <w:bCs w:val="0"/>
+              </w:rPr>
+              <w:t xml:space="preserve"> Patent </w:t>
+            </w:r>
+            <w:r>
+              <w:rPr>
+                <w:b w:val="0"/>
+                <w:bCs w:val="0"/>
+              </w:rPr>
+              <w:t>p</w:t>
+            </w:r>
+            <w:r>
+              <w:rPr>
+                <w:b w:val="0"/>
+                <w:bCs w:val="0"/>
+              </w:rPr>
+              <w:t>ending.</w:t>
+            </w:r>
           </w:p>
         </w:tc>
       </w:tr>
@@ -3765,16 +3826,34 @@
                 <w:b w:val="0"/>
                 <w:bCs w:val="0"/>
               </w:rPr>
-              <w:t xml:space="preserve">Rising Star Seminar  </w:t>
-            </w:r>
-            <w:r>
-              <w:rPr>
-                <w:color w:val="4F81BD" w:themeColor="accent1"/>
-                <w:sz w:val="16"/>
-                <w:szCs w:val="16"/>
-              </w:rPr>
-              <w:t xml:space="preserve">[ </w:t>
-            </w:r>
+              <w:t xml:space="preserve">Rising Star </w:t>
+            </w:r>
+            <w:proofErr w:type="gramStart"/>
+            <w:r>
+              <w:rPr>
+                <w:b w:val="0"/>
+                <w:bCs w:val="0"/>
+              </w:rPr>
+              <w:t xml:space="preserve">Seminar  </w:t>
+            </w:r>
+            <w:r>
+              <w:rPr>
+                <w:color w:val="4F81BD" w:themeColor="accent1"/>
+                <w:sz w:val="16"/>
+                <w:szCs w:val="16"/>
+              </w:rPr>
+              <w:t>[</w:t>
+            </w:r>
+            <w:proofErr w:type="gramEnd"/>
+            <w:r>
+              <w:rPr>
+                <w:color w:val="4F81BD" w:themeColor="accent1"/>
+                <w:sz w:val="16"/>
+                <w:szCs w:val="16"/>
+              </w:rPr>
+              <w:t xml:space="preserve"> </w:t>
+            </w:r>
+            <w:proofErr w:type="gramStart"/>
             <w:r>
               <w:rPr>
                 <w:color w:val="4F81BD" w:themeColor="accent1"/>
@@ -3791,6 +3870,7 @@
               </w:rPr>
               <w:t xml:space="preserve"> ]</w:t>
             </w:r>
+            <w:proofErr w:type="gramEnd"/>
             <w:r>
               <w:rPr>
                 <w:color w:val="4F81BD" w:themeColor="accent1"/>
@@ -3852,16 +3932,34 @@
                 <w:b w:val="0"/>
                 <w:bCs w:val="0"/>
               </w:rPr>
-              <w:t xml:space="preserve">ICEX Digital Innovator Accelerator  </w:t>
-            </w:r>
-            <w:r>
-              <w:rPr>
-                <w:color w:val="4F81BD" w:themeColor="accent1"/>
-                <w:sz w:val="16"/>
-                <w:szCs w:val="16"/>
-              </w:rPr>
-              <w:t xml:space="preserve">[ </w:t>
-            </w:r>
+              <w:t xml:space="preserve">ICEX Digital Innovator </w:t>
+            </w:r>
+            <w:proofErr w:type="gramStart"/>
+            <w:r>
+              <w:rPr>
+                <w:b w:val="0"/>
+                <w:bCs w:val="0"/>
+              </w:rPr>
+              <w:t xml:space="preserve">Accelerator  </w:t>
+            </w:r>
+            <w:r>
+              <w:rPr>
+                <w:color w:val="4F81BD" w:themeColor="accent1"/>
+                <w:sz w:val="16"/>
+                <w:szCs w:val="16"/>
+              </w:rPr>
+              <w:t>[</w:t>
+            </w:r>
+            <w:proofErr w:type="gramEnd"/>
+            <w:r>
+              <w:rPr>
+                <w:color w:val="4F81BD" w:themeColor="accent1"/>
+                <w:sz w:val="16"/>
+                <w:szCs w:val="16"/>
+              </w:rPr>
+              <w:t xml:space="preserve"> </w:t>
+            </w:r>
+            <w:proofErr w:type="gramStart"/>
             <w:r>
               <w:rPr>
                 <w:color w:val="4F81BD" w:themeColor="accent1"/>
@@ -3878,6 +3976,7 @@
               </w:rPr>
               <w:t xml:space="preserve"> ]</w:t>
             </w:r>
+            <w:proofErr w:type="gramEnd"/>
             <w:r>
               <w:rPr>
                 <w:color w:val="4F81BD" w:themeColor="accent1"/>
@@ -3933,6 +4032,7 @@
               </w:rPr>
               <w:t xml:space="preserve">Fellowship </w:t>
             </w:r>
+            <w:proofErr w:type="gramStart"/>
             <w:r>
               <w:rPr>
                 <w:b w:val="0"/>
@@ -3953,8 +4053,18 @@
                 <w:sz w:val="16"/>
                 <w:szCs w:val="16"/>
               </w:rPr>
-              <w:t xml:space="preserve">[ </w:t>
-            </w:r>
+              <w:t>[</w:t>
+            </w:r>
+            <w:proofErr w:type="gramEnd"/>
+            <w:r>
+              <w:rPr>
+                <w:color w:val="4F81BD" w:themeColor="accent1"/>
+                <w:sz w:val="16"/>
+                <w:szCs w:val="16"/>
+              </w:rPr>
+              <w:t xml:space="preserve"> </w:t>
+            </w:r>
+            <w:proofErr w:type="gramStart"/>
             <w:r>
               <w:rPr>
                 <w:color w:val="4F81BD" w:themeColor="accent1"/>
@@ -3971,6 +4081,7 @@
               </w:rPr>
               <w:t xml:space="preserve"> ]</w:t>
             </w:r>
+            <w:proofErr w:type="gramEnd"/>
             <w:r>
               <w:rPr>
                 <w:color w:val="4F81BD" w:themeColor="accent1"/>
@@ -4010,23 +4121,49 @@
                 <w:b w:val="0"/>
                 <w:bCs w:val="0"/>
               </w:rPr>
-              <w:t xml:space="preserve">International Delegations  </w:t>
-            </w:r>
-            <w:r>
-              <w:rPr>
-                <w:color w:val="4F81BD" w:themeColor="accent1"/>
-                <w:sz w:val="16"/>
-                <w:szCs w:val="16"/>
-              </w:rPr>
-              <w:t xml:space="preserve">[ </w:t>
-            </w:r>
-            <w:r>
-              <w:rPr>
-                <w:color w:val="4F81BD" w:themeColor="accent1"/>
-                <w:sz w:val="16"/>
-                <w:szCs w:val="16"/>
-              </w:rPr>
-              <w:t>2025 – 2026</w:t>
+              <w:t xml:space="preserve">International </w:t>
+            </w:r>
+            <w:proofErr w:type="gramStart"/>
+            <w:r>
+              <w:rPr>
+                <w:b w:val="0"/>
+                <w:bCs w:val="0"/>
+              </w:rPr>
+              <w:t xml:space="preserve">Delegations  </w:t>
+            </w:r>
+            <w:r>
+              <w:rPr>
+                <w:color w:val="4F81BD" w:themeColor="accent1"/>
+                <w:sz w:val="16"/>
+                <w:szCs w:val="16"/>
+              </w:rPr>
+              <w:t>[</w:t>
+            </w:r>
+            <w:proofErr w:type="gramEnd"/>
+            <w:r>
+              <w:rPr>
+                <w:color w:val="4F81BD" w:themeColor="accent1"/>
+                <w:sz w:val="16"/>
+                <w:szCs w:val="16"/>
+              </w:rPr>
+              <w:t xml:space="preserve"> </w:t>
+            </w:r>
+            <w:r>
+              <w:rPr>
+                <w:color w:val="4F81BD" w:themeColor="accent1"/>
+                <w:sz w:val="16"/>
+                <w:szCs w:val="16"/>
+              </w:rPr>
+              <w:t xml:space="preserve">2025 – </w:t>
+            </w:r>
+            <w:proofErr w:type="gramStart"/>
+            <w:r>
+              <w:rPr>
+                <w:color w:val="4F81BD" w:themeColor="accent1"/>
+                <w:sz w:val="16"/>
+                <w:szCs w:val="16"/>
+              </w:rPr>
+              <w:t>2026</w:t>
             </w:r>
             <w:r>
               <w:rPr>
@@ -4036,6 +4173,7 @@
               </w:rPr>
               <w:t xml:space="preserve"> ]</w:t>
             </w:r>
+            <w:proofErr w:type="gramEnd"/>
             <w:r>
               <w:rPr>
                 <w:color w:val="4F81BD" w:themeColor="accent1"/>
@@ -4103,7 +4241,15 @@
                 <w:b w:val="0"/>
                 <w:bCs w:val="0"/>
               </w:rPr>
-              <w:t xml:space="preserve"> Events</w:t>
+              <w:t xml:space="preserve"> </w:t>
+            </w:r>
+            <w:proofErr w:type="gramStart"/>
+            <w:r>
+              <w:rPr>
+                <w:b w:val="0"/>
+                <w:bCs w:val="0"/>
+              </w:rPr>
+              <w:t>Events</w:t>
             </w:r>
             <w:r>
               <w:rPr>
@@ -4118,7 +4264,16 @@
                 <w:sz w:val="16"/>
                 <w:szCs w:val="16"/>
               </w:rPr>
-              <w:t xml:space="preserve">[ </w:t>
+              <w:t>[</w:t>
+            </w:r>
+            <w:proofErr w:type="gramEnd"/>
+            <w:r>
+              <w:rPr>
+                <w:color w:val="4F81BD" w:themeColor="accent1"/>
+                <w:sz w:val="16"/>
+                <w:szCs w:val="16"/>
+              </w:rPr>
+              <w:t xml:space="preserve"> </w:t>
             </w:r>
             <w:r>
               <w:rPr>
@@ -4136,6 +4291,7 @@
               </w:rPr>
               <w:t xml:space="preserve"> – </w:t>
             </w:r>
+            <w:proofErr w:type="gramStart"/>
             <w:r>
               <w:rPr>
                 <w:color w:val="4F81BD" w:themeColor="accent1"/>
@@ -4152,6 +4308,7 @@
               </w:rPr>
               <w:t>]</w:t>
             </w:r>
+            <w:proofErr w:type="gramEnd"/>
             <w:r>
               <w:rPr>
                 <w:color w:val="4F81BD" w:themeColor="accent1"/>
@@ -4187,7 +4344,15 @@
                 <w:b w:val="0"/>
                 <w:bCs w:val="0"/>
               </w:rPr>
-              <w:t>Fellowship Panels</w:t>
+              <w:t xml:space="preserve">Fellowship </w:t>
+            </w:r>
+            <w:proofErr w:type="gramStart"/>
+            <w:r>
+              <w:rPr>
+                <w:b w:val="0"/>
+                <w:bCs w:val="0"/>
+              </w:rPr>
+              <w:t>Panels</w:t>
             </w:r>
             <w:r>
               <w:rPr>
@@ -4202,7 +4367,16 @@
                 <w:sz w:val="16"/>
                 <w:szCs w:val="16"/>
               </w:rPr>
-              <w:t xml:space="preserve">[ </w:t>
+              <w:t>[</w:t>
+            </w:r>
+            <w:proofErr w:type="gramEnd"/>
+            <w:r>
+              <w:rPr>
+                <w:color w:val="4F81BD" w:themeColor="accent1"/>
+                <w:sz w:val="16"/>
+                <w:szCs w:val="16"/>
+              </w:rPr>
+              <w:t xml:space="preserve"> </w:t>
             </w:r>
             <w:r>
               <w:rPr>
@@ -4220,6 +4394,7 @@
               </w:rPr>
               <w:t xml:space="preserve"> – </w:t>
             </w:r>
+            <w:proofErr w:type="gramStart"/>
             <w:r>
               <w:rPr>
                 <w:color w:val="4F81BD" w:themeColor="accent1"/>
@@ -4236,6 +4411,7 @@
               </w:rPr>
               <w:t>]</w:t>
             </w:r>
+            <w:proofErr w:type="gramEnd"/>
             <w:r>
               <w:rPr>
                 <w:color w:val="4F81BD" w:themeColor="accent1"/>
@@ -4287,6 +4463,7 @@
               </w:rPr>
               <w:t xml:space="preserve">Research </w:t>
             </w:r>
+            <w:proofErr w:type="gramStart"/>
             <w:r>
               <w:rPr>
                 <w:b w:val="0"/>
@@ -4300,8 +4477,18 @@
                 <w:sz w:val="16"/>
                 <w:szCs w:val="16"/>
               </w:rPr>
-              <w:t xml:space="preserve">[ </w:t>
-            </w:r>
+              <w:t>[</w:t>
+            </w:r>
+            <w:proofErr w:type="gramEnd"/>
+            <w:r>
+              <w:rPr>
+                <w:color w:val="4F81BD" w:themeColor="accent1"/>
+                <w:sz w:val="16"/>
+                <w:szCs w:val="16"/>
+              </w:rPr>
+              <w:t xml:space="preserve"> </w:t>
+            </w:r>
+            <w:proofErr w:type="gramStart"/>
             <w:r>
               <w:rPr>
                 <w:color w:val="4F81BD" w:themeColor="accent1"/>
@@ -4324,8 +4511,18 @@
                 <w:sz w:val="16"/>
                 <w:szCs w:val="16"/>
               </w:rPr>
-              <w:t xml:space="preserve">  – </w:t>
-            </w:r>
+              <w:t xml:space="preserve">  –</w:t>
+            </w:r>
+            <w:proofErr w:type="gramEnd"/>
+            <w:r>
+              <w:rPr>
+                <w:color w:val="4F81BD" w:themeColor="accent1"/>
+                <w:sz w:val="16"/>
+                <w:szCs w:val="16"/>
+              </w:rPr>
+              <w:t xml:space="preserve"> </w:t>
+            </w:r>
+            <w:proofErr w:type="gramStart"/>
             <w:r>
               <w:rPr>
                 <w:color w:val="4F81BD" w:themeColor="accent1"/>
@@ -4342,6 +4539,7 @@
               </w:rPr>
               <w:t>]</w:t>
             </w:r>
+            <w:proofErr w:type="gramEnd"/>
             <w:r>
               <w:rPr>
                 <w:color w:val="4F81BD" w:themeColor="accent1"/>
@@ -4388,7 +4586,15 @@
                 <w:b w:val="0"/>
                 <w:bCs w:val="0"/>
               </w:rPr>
-              <w:t>, Quantum Machine Learning</w:t>
+              <w:t xml:space="preserve">, Quantum Machine </w:t>
+            </w:r>
+            <w:proofErr w:type="gramStart"/>
+            <w:r>
+              <w:rPr>
+                <w:b w:val="0"/>
+                <w:bCs w:val="0"/>
+              </w:rPr>
+              <w:t>Learning</w:t>
             </w:r>
             <w:r>
               <w:rPr>
@@ -4403,8 +4609,18 @@
                 <w:sz w:val="16"/>
                 <w:szCs w:val="16"/>
               </w:rPr>
-              <w:t xml:space="preserve">[ </w:t>
-            </w:r>
+              <w:t>[</w:t>
+            </w:r>
+            <w:proofErr w:type="gramEnd"/>
+            <w:r>
+              <w:rPr>
+                <w:color w:val="4F81BD" w:themeColor="accent1"/>
+                <w:sz w:val="16"/>
+                <w:szCs w:val="16"/>
+              </w:rPr>
+              <w:t xml:space="preserve"> </w:t>
+            </w:r>
+            <w:proofErr w:type="gramStart"/>
             <w:r>
               <w:rPr>
                 <w:color w:val="4F81BD" w:themeColor="accent1"/>
@@ -4421,6 +4637,7 @@
               </w:rPr>
               <w:t xml:space="preserve"> ]</w:t>
             </w:r>
+            <w:proofErr w:type="gramEnd"/>
             <w:r>
               <w:rPr>
                 <w:color w:val="4F81BD" w:themeColor="accent1"/>
@@ -4460,16 +4677,34 @@
                 <w:b w:val="0"/>
                 <w:bCs w:val="0"/>
               </w:rPr>
-              <w:t xml:space="preserve">International Conference on Learning Representations (ICLR)  </w:t>
-            </w:r>
-            <w:r>
-              <w:rPr>
-                <w:color w:val="4F81BD" w:themeColor="accent1"/>
-                <w:sz w:val="16"/>
-                <w:szCs w:val="16"/>
-              </w:rPr>
-              <w:t xml:space="preserve">[ </w:t>
-            </w:r>
+              <w:t>International Conference on Learning Representations (</w:t>
+            </w:r>
+            <w:proofErr w:type="gramStart"/>
+            <w:r>
+              <w:rPr>
+                <w:b w:val="0"/>
+                <w:bCs w:val="0"/>
+              </w:rPr>
+              <w:t xml:space="preserve">ICLR)  </w:t>
+            </w:r>
+            <w:r>
+              <w:rPr>
+                <w:color w:val="4F81BD" w:themeColor="accent1"/>
+                <w:sz w:val="16"/>
+                <w:szCs w:val="16"/>
+              </w:rPr>
+              <w:t>[</w:t>
+            </w:r>
+            <w:proofErr w:type="gramEnd"/>
+            <w:r>
+              <w:rPr>
+                <w:color w:val="4F81BD" w:themeColor="accent1"/>
+                <w:sz w:val="16"/>
+                <w:szCs w:val="16"/>
+              </w:rPr>
+              <w:t xml:space="preserve"> </w:t>
+            </w:r>
+            <w:proofErr w:type="gramStart"/>
             <w:r>
               <w:rPr>
                 <w:color w:val="4F81BD" w:themeColor="accent1"/>
@@ -4486,6 +4721,7 @@
               </w:rPr>
               <w:t xml:space="preserve"> ]</w:t>
             </w:r>
+            <w:proofErr w:type="gramEnd"/>
             <w:r>
               <w:rPr>
                 <w:color w:val="4F81BD" w:themeColor="accent1"/>
@@ -4525,16 +4761,34 @@
                 <w:b w:val="0"/>
                 <w:bCs w:val="0"/>
               </w:rPr>
-              <w:t xml:space="preserve">AWS Quantum Networks Workshop (QNW)  </w:t>
-            </w:r>
-            <w:r>
-              <w:rPr>
-                <w:color w:val="4F81BD" w:themeColor="accent1"/>
-                <w:sz w:val="16"/>
-                <w:szCs w:val="16"/>
-              </w:rPr>
-              <w:t xml:space="preserve">[ </w:t>
-            </w:r>
+              <w:t>AWS Quantum Networks Workshop (</w:t>
+            </w:r>
+            <w:proofErr w:type="gramStart"/>
+            <w:r>
+              <w:rPr>
+                <w:b w:val="0"/>
+                <w:bCs w:val="0"/>
+              </w:rPr>
+              <w:t xml:space="preserve">QNW)  </w:t>
+            </w:r>
+            <w:r>
+              <w:rPr>
+                <w:color w:val="4F81BD" w:themeColor="accent1"/>
+                <w:sz w:val="16"/>
+                <w:szCs w:val="16"/>
+              </w:rPr>
+              <w:t>[</w:t>
+            </w:r>
+            <w:proofErr w:type="gramEnd"/>
+            <w:r>
+              <w:rPr>
+                <w:color w:val="4F81BD" w:themeColor="accent1"/>
+                <w:sz w:val="16"/>
+                <w:szCs w:val="16"/>
+              </w:rPr>
+              <w:t xml:space="preserve"> </w:t>
+            </w:r>
+            <w:proofErr w:type="gramStart"/>
             <w:r>
               <w:rPr>
                 <w:color w:val="4F81BD" w:themeColor="accent1"/>
@@ -4551,6 +4805,7 @@
               </w:rPr>
               <w:t xml:space="preserve"> ]</w:t>
             </w:r>
+            <w:proofErr w:type="gramEnd"/>
             <w:r>
               <w:rPr>
                 <w:color w:val="4F81BD" w:themeColor="accent1"/>
@@ -4601,16 +4856,34 @@
                 <w:b w:val="0"/>
                 <w:bCs w:val="0"/>
               </w:rPr>
-              <w:t xml:space="preserve"> Workshop  </w:t>
-            </w:r>
-            <w:r>
-              <w:rPr>
-                <w:color w:val="4F81BD" w:themeColor="accent1"/>
-                <w:sz w:val="16"/>
-                <w:szCs w:val="16"/>
-              </w:rPr>
-              <w:t xml:space="preserve">[ </w:t>
-            </w:r>
+              <w:t xml:space="preserve"> </w:t>
+            </w:r>
+            <w:proofErr w:type="gramStart"/>
+            <w:r>
+              <w:rPr>
+                <w:b w:val="0"/>
+                <w:bCs w:val="0"/>
+              </w:rPr>
+              <w:t xml:space="preserve">Workshop  </w:t>
+            </w:r>
+            <w:r>
+              <w:rPr>
+                <w:color w:val="4F81BD" w:themeColor="accent1"/>
+                <w:sz w:val="16"/>
+                <w:szCs w:val="16"/>
+              </w:rPr>
+              <w:t>[</w:t>
+            </w:r>
+            <w:proofErr w:type="gramEnd"/>
+            <w:r>
+              <w:rPr>
+                <w:color w:val="4F81BD" w:themeColor="accent1"/>
+                <w:sz w:val="16"/>
+                <w:szCs w:val="16"/>
+              </w:rPr>
+              <w:t xml:space="preserve"> </w:t>
+            </w:r>
+            <w:proofErr w:type="gramStart"/>
             <w:r>
               <w:rPr>
                 <w:color w:val="4F81BD" w:themeColor="accent1"/>
@@ -4627,6 +4900,7 @@
               </w:rPr>
               <w:t xml:space="preserve"> ]</w:t>
             </w:r>
+            <w:proofErr w:type="gramEnd"/>
             <w:r>
               <w:rPr>
                 <w:color w:val="4F81BD" w:themeColor="accent1"/>
@@ -4666,16 +4940,34 @@
                 <w:b w:val="0"/>
                 <w:bCs w:val="0"/>
               </w:rPr>
-              <w:t xml:space="preserve">International Laser Ranging Service (ILRS) Technical Workshop  </w:t>
-            </w:r>
-            <w:r>
-              <w:rPr>
-                <w:color w:val="4F81BD" w:themeColor="accent1"/>
-                <w:sz w:val="16"/>
-                <w:szCs w:val="16"/>
-              </w:rPr>
-              <w:t xml:space="preserve">[ </w:t>
-            </w:r>
+              <w:t xml:space="preserve">International Laser Ranging Service (ILRS) Technical </w:t>
+            </w:r>
+            <w:proofErr w:type="gramStart"/>
+            <w:r>
+              <w:rPr>
+                <w:b w:val="0"/>
+                <w:bCs w:val="0"/>
+              </w:rPr>
+              <w:t xml:space="preserve">Workshop  </w:t>
+            </w:r>
+            <w:r>
+              <w:rPr>
+                <w:color w:val="4F81BD" w:themeColor="accent1"/>
+                <w:sz w:val="16"/>
+                <w:szCs w:val="16"/>
+              </w:rPr>
+              <w:t>[</w:t>
+            </w:r>
+            <w:proofErr w:type="gramEnd"/>
+            <w:r>
+              <w:rPr>
+                <w:color w:val="4F81BD" w:themeColor="accent1"/>
+                <w:sz w:val="16"/>
+                <w:szCs w:val="16"/>
+              </w:rPr>
+              <w:t xml:space="preserve"> </w:t>
+            </w:r>
+            <w:proofErr w:type="gramStart"/>
             <w:r>
               <w:rPr>
                 <w:color w:val="4F81BD" w:themeColor="accent1"/>
@@ -4692,6 +4984,7 @@
               </w:rPr>
               <w:t xml:space="preserve"> ]</w:t>
             </w:r>
+            <w:proofErr w:type="gramEnd"/>
             <w:r>
               <w:rPr>
                 <w:color w:val="4F81BD" w:themeColor="accent1"/>
@@ -4731,15 +5024,32 @@
                 <w:b w:val="0"/>
                 <w:bCs w:val="0"/>
               </w:rPr>
-              <w:t xml:space="preserve">NRL Research Presentations and Performance Reviews  </w:t>
-            </w:r>
-            <w:r>
-              <w:rPr>
-                <w:color w:val="4F81BD" w:themeColor="accent1"/>
-                <w:sz w:val="16"/>
-                <w:szCs w:val="16"/>
-              </w:rPr>
-              <w:t>[ 201</w:t>
+              <w:t xml:space="preserve">NRL Research Presentations and Performance </w:t>
+            </w:r>
+            <w:proofErr w:type="gramStart"/>
+            <w:r>
+              <w:rPr>
+                <w:b w:val="0"/>
+                <w:bCs w:val="0"/>
+              </w:rPr>
+              <w:t xml:space="preserve">Reviews  </w:t>
+            </w:r>
+            <w:r>
+              <w:rPr>
+                <w:color w:val="4F81BD" w:themeColor="accent1"/>
+                <w:sz w:val="16"/>
+                <w:szCs w:val="16"/>
+              </w:rPr>
+              <w:t>[</w:t>
+            </w:r>
+            <w:proofErr w:type="gramEnd"/>
+            <w:r>
+              <w:rPr>
+                <w:color w:val="4F81BD" w:themeColor="accent1"/>
+                <w:sz w:val="16"/>
+                <w:szCs w:val="16"/>
+              </w:rPr>
+              <w:t xml:space="preserve"> 201</w:t>
             </w:r>
             <w:r>
               <w:rPr>
@@ -4757,13 +5067,23 @@
               </w:rPr>
               <w:t xml:space="preserve"> – </w:t>
             </w:r>
-            <w:r>
-              <w:rPr>
-                <w:color w:val="4F81BD" w:themeColor="accent1"/>
-                <w:sz w:val="16"/>
-                <w:szCs w:val="16"/>
-              </w:rPr>
-              <w:t xml:space="preserve">2024 ]  </w:t>
+            <w:proofErr w:type="gramStart"/>
+            <w:r>
+              <w:rPr>
+                <w:color w:val="4F81BD" w:themeColor="accent1"/>
+                <w:sz w:val="16"/>
+                <w:szCs w:val="16"/>
+              </w:rPr>
+              <w:t>2024 ]</w:t>
+            </w:r>
+            <w:proofErr w:type="gramEnd"/>
+            <w:r>
+              <w:rPr>
+                <w:color w:val="4F81BD" w:themeColor="accent1"/>
+                <w:sz w:val="16"/>
+                <w:szCs w:val="16"/>
+              </w:rPr>
+              <w:t xml:space="preserve">  </w:t>
             </w:r>
             <w:r>
               <w:rPr>
@@ -4987,16 +5307,30 @@
               <w:keepNext w:val="0"/>
             </w:pPr>
             <w:r>
-              <w:t xml:space="preserve">Peer Mentorship  </w:t>
-            </w:r>
-            <w:r>
-              <w:rPr>
-                <w:color w:val="4F81BD" w:themeColor="accent1"/>
-                <w:sz w:val="16"/>
-                <w:szCs w:val="16"/>
-              </w:rPr>
-              <w:t xml:space="preserve">[ </w:t>
-            </w:r>
+              <w:t xml:space="preserve">Peer </w:t>
+            </w:r>
+            <w:proofErr w:type="gramStart"/>
+            <w:r>
+              <w:t xml:space="preserve">Mentorship  </w:t>
+            </w:r>
+            <w:r>
+              <w:rPr>
+                <w:color w:val="4F81BD" w:themeColor="accent1"/>
+                <w:sz w:val="16"/>
+                <w:szCs w:val="16"/>
+              </w:rPr>
+              <w:t>[</w:t>
+            </w:r>
+            <w:proofErr w:type="gramEnd"/>
+            <w:r>
+              <w:rPr>
+                <w:color w:val="4F81BD" w:themeColor="accent1"/>
+                <w:sz w:val="16"/>
+                <w:szCs w:val="16"/>
+              </w:rPr>
+              <w:t xml:space="preserve"> </w:t>
+            </w:r>
+            <w:proofErr w:type="gramStart"/>
             <w:r>
               <w:rPr>
                 <w:color w:val="4F81BD" w:themeColor="accent1"/>
@@ -5011,8 +5345,18 @@
                 <w:sz w:val="16"/>
                 <w:szCs w:val="16"/>
               </w:rPr>
-              <w:t xml:space="preserve">  – </w:t>
-            </w:r>
+              <w:t xml:space="preserve">  –</w:t>
+            </w:r>
+            <w:proofErr w:type="gramEnd"/>
+            <w:r>
+              <w:rPr>
+                <w:color w:val="4F81BD" w:themeColor="accent1"/>
+                <w:sz w:val="16"/>
+                <w:szCs w:val="16"/>
+              </w:rPr>
+              <w:t xml:space="preserve"> </w:t>
+            </w:r>
+            <w:proofErr w:type="gramStart"/>
             <w:r>
               <w:rPr>
                 <w:color w:val="4F81BD" w:themeColor="accent1"/>
@@ -5029,6 +5373,7 @@
               </w:rPr>
               <w:t>]</w:t>
             </w:r>
+            <w:proofErr w:type="gramEnd"/>
             <w:r>
               <w:rPr>
                 <w:color w:val="4F81BD" w:themeColor="accent1"/>
@@ -5055,7 +5400,11 @@
               <w:keepNext w:val="0"/>
             </w:pPr>
             <w:r>
-              <w:t>University and Department Tours</w:t>
+              <w:t xml:space="preserve">University and Department </w:t>
+            </w:r>
+            <w:proofErr w:type="gramStart"/>
+            <w:r>
+              <w:t>Tours</w:t>
             </w:r>
             <w:r>
               <w:rPr>
@@ -5070,8 +5419,18 @@
                 <w:sz w:val="16"/>
                 <w:szCs w:val="16"/>
               </w:rPr>
-              <w:t xml:space="preserve">[ </w:t>
-            </w:r>
+              <w:t>[</w:t>
+            </w:r>
+            <w:proofErr w:type="gramEnd"/>
+            <w:r>
+              <w:rPr>
+                <w:color w:val="4F81BD" w:themeColor="accent1"/>
+                <w:sz w:val="16"/>
+                <w:szCs w:val="16"/>
+              </w:rPr>
+              <w:t xml:space="preserve"> </w:t>
+            </w:r>
+            <w:proofErr w:type="gramStart"/>
             <w:r>
               <w:rPr>
                 <w:color w:val="4F81BD" w:themeColor="accent1"/>
@@ -5086,8 +5445,18 @@
                 <w:sz w:val="16"/>
                 <w:szCs w:val="16"/>
               </w:rPr>
-              <w:t xml:space="preserve">  – </w:t>
-            </w:r>
+              <w:t xml:space="preserve">  –</w:t>
+            </w:r>
+            <w:proofErr w:type="gramEnd"/>
+            <w:r>
+              <w:rPr>
+                <w:color w:val="4F81BD" w:themeColor="accent1"/>
+                <w:sz w:val="16"/>
+                <w:szCs w:val="16"/>
+              </w:rPr>
+              <w:t xml:space="preserve"> </w:t>
+            </w:r>
+            <w:proofErr w:type="gramStart"/>
             <w:r>
               <w:rPr>
                 <w:color w:val="4F81BD" w:themeColor="accent1"/>
@@ -5104,6 +5473,7 @@
               </w:rPr>
               <w:t>]</w:t>
             </w:r>
+            <w:proofErr w:type="gramEnd"/>
             <w:r>
               <w:rPr>
                 <w:color w:val="4F81BD" w:themeColor="accent1"/>
@@ -5153,16 +5523,34 @@
                 <w:b w:val="0"/>
                 <w:bCs w:val="0"/>
               </w:rPr>
-              <w:t xml:space="preserve"> Kappa Nu  </w:t>
-            </w:r>
-            <w:r>
-              <w:rPr>
-                <w:color w:val="4F81BD" w:themeColor="accent1"/>
-                <w:sz w:val="16"/>
-                <w:szCs w:val="16"/>
-              </w:rPr>
-              <w:t xml:space="preserve">[ </w:t>
-            </w:r>
+              <w:t xml:space="preserve"> Kappa </w:t>
+            </w:r>
+            <w:proofErr w:type="gramStart"/>
+            <w:r>
+              <w:rPr>
+                <w:b w:val="0"/>
+                <w:bCs w:val="0"/>
+              </w:rPr>
+              <w:t xml:space="preserve">Nu  </w:t>
+            </w:r>
+            <w:r>
+              <w:rPr>
+                <w:color w:val="4F81BD" w:themeColor="accent1"/>
+                <w:sz w:val="16"/>
+                <w:szCs w:val="16"/>
+              </w:rPr>
+              <w:t>[</w:t>
+            </w:r>
+            <w:proofErr w:type="gramEnd"/>
+            <w:r>
+              <w:rPr>
+                <w:color w:val="4F81BD" w:themeColor="accent1"/>
+                <w:sz w:val="16"/>
+                <w:szCs w:val="16"/>
+              </w:rPr>
+              <w:t xml:space="preserve"> </w:t>
+            </w:r>
+            <w:proofErr w:type="gramStart"/>
             <w:r>
               <w:rPr>
                 <w:color w:val="4F81BD" w:themeColor="accent1"/>
@@ -5179,6 +5567,7 @@
               </w:rPr>
               <w:t xml:space="preserve"> ]</w:t>
             </w:r>
+            <w:proofErr w:type="gramEnd"/>
             <w:r>
               <w:rPr>
                 <w:color w:val="4F81BD" w:themeColor="accent1"/>
@@ -5351,8 +5740,13 @@
                     <w:keepNext w:val="0"/>
                   </w:pPr>
                   <w:r>
-                    <w:t>[ 6/2026 ]</w:t>
-                  </w:r>
+                    <w:t>[ 6/</w:t>
+                  </w:r>
+                  <w:proofErr w:type="gramStart"/>
+                  <w:r>
+                    <w:t>2026 ]</w:t>
+                  </w:r>
+                  <w:proofErr w:type="gramEnd"/>
                 </w:p>
               </w:tc>
             </w:tr>
@@ -5783,8 +6177,13 @@
                     <w:keepNext w:val="0"/>
                   </w:pPr>
                   <w:r>
-                    <w:t>[ 3/2023 ]</w:t>
-                  </w:r>
+                    <w:t>[ 3/</w:t>
+                  </w:r>
+                  <w:proofErr w:type="gramStart"/>
+                  <w:r>
+                    <w:t>2023 ]</w:t>
+                  </w:r>
+                  <w:proofErr w:type="gramEnd"/>
                 </w:p>
               </w:tc>
             </w:tr>
@@ -5924,8 +6323,13 @@
                     <w:keepNext w:val="0"/>
                   </w:pPr>
                   <w:r>
-                    <w:t>[ 12/2022 ]</w:t>
-                  </w:r>
+                    <w:t>[ 12/</w:t>
+                  </w:r>
+                  <w:proofErr w:type="gramStart"/>
+                  <w:r>
+                    <w:t>2022 ]</w:t>
+                  </w:r>
+                  <w:proofErr w:type="gramEnd"/>
                 </w:p>
               </w:tc>
             </w:tr>
@@ -6122,8 +6526,13 @@
                     <w:keepNext w:val="0"/>
                   </w:pPr>
                   <w:r>
-                    <w:t>[ 5/2022 ]</w:t>
-                  </w:r>
+                    <w:t>[ 5/</w:t>
+                  </w:r>
+                  <w:proofErr w:type="gramStart"/>
+                  <w:r>
+                    <w:t>2022 ]</w:t>
+                  </w:r>
+                  <w:proofErr w:type="gramEnd"/>
                 </w:p>
               </w:tc>
             </w:tr>
@@ -6284,8 +6693,13 @@
                     <w:keepNext w:val="0"/>
                   </w:pPr>
                   <w:r>
-                    <w:t>[ 1/2021 – 8/2022 ]</w:t>
-                  </w:r>
+                    <w:t>[ 1/2021 – 8/</w:t>
+                  </w:r>
+                  <w:proofErr w:type="gramStart"/>
+                  <w:r>
+                    <w:t>2022 ]</w:t>
+                  </w:r>
+                  <w:proofErr w:type="gramEnd"/>
                 </w:p>
               </w:tc>
             </w:tr>
@@ -6428,8 +6842,13 @@
                     <w:keepNext w:val="0"/>
                   </w:pPr>
                   <w:r>
-                    <w:t>[ 10/2021 – 12/2021 ]</w:t>
-                  </w:r>
+                    <w:t>[ 10/2021 – 12/</w:t>
+                  </w:r>
+                  <w:proofErr w:type="gramStart"/>
+                  <w:r>
+                    <w:t>2021 ]</w:t>
+                  </w:r>
+                  <w:proofErr w:type="gramEnd"/>
                 </w:p>
               </w:tc>
             </w:tr>
@@ -6545,8 +6964,13 @@
                     <w:keepNext w:val="0"/>
                   </w:pPr>
                   <w:r>
-                    <w:t>[ 4/2021 – 5/2021 ]</w:t>
-                  </w:r>
+                    <w:t>[ 4/2021 – 5/</w:t>
+                  </w:r>
+                  <w:proofErr w:type="gramStart"/>
+                  <w:r>
+                    <w:t>2021 ]</w:t>
+                  </w:r>
+                  <w:proofErr w:type="gramEnd"/>
                 </w:p>
               </w:tc>
             </w:tr>
@@ -6657,8 +7081,13 @@
                     <w:keepNext w:val="0"/>
                   </w:pPr>
                   <w:r>
-                    <w:t>[ 8/2016 – 12/2016 ]</w:t>
-                  </w:r>
+                    <w:t>[ 8/2016 – 12/</w:t>
+                  </w:r>
+                  <w:proofErr w:type="gramStart"/>
+                  <w:r>
+                    <w:t>2016 ]</w:t>
+                  </w:r>
+                  <w:proofErr w:type="gramEnd"/>
                 </w:p>
               </w:tc>
             </w:tr>
@@ -6773,7 +7202,15 @@
                     <w:keepNext w:val="0"/>
                   </w:pPr>
                   <w:r>
-                    <w:t xml:space="preserve">[ 8/2015 – 5/2016 ] </w:t>
+                    <w:t>[ 8/2015 – 5/</w:t>
+                  </w:r>
+                  <w:proofErr w:type="gramStart"/>
+                  <w:r>
+                    <w:t>2016 ]</w:t>
+                  </w:r>
+                  <w:proofErr w:type="gramEnd"/>
+                  <w:r>
+                    <w:t xml:space="preserve"> </w:t>
                   </w:r>
                 </w:p>
               </w:tc>
@@ -6789,7 +7226,15 @@
                     <w:pStyle w:val="Content"/>
                   </w:pPr>
                   <w:r>
-                    <w:t xml:space="preserve">Created a wireless off-the-shelf device for interfacing with vehicle OBDII system. Developed companion Linux and mobile application software for wireless data acquisition and interaction. Learned project management, project documentation such as request for proposal, and customer relations from instructors that have extensive backgrounds in the corporate world. </w:t>
+                    <w:t xml:space="preserve">Created a wireless off-the-shelf device for interfacing with vehicle OBDII system. Developed companion Linux and mobile application software for wireless data acquisition and interaction. Learned project management, project documentation such as </w:t>
+                  </w:r>
+                  <w:proofErr w:type="gramStart"/>
+                  <w:r>
+                    <w:t>request</w:t>
+                  </w:r>
+                  <w:proofErr w:type="gramEnd"/>
+                  <w:r>
+                    <w:t xml:space="preserve"> for proposal, and customer relations from instructors that have extensive backgrounds in the corporate world. </w:t>
                   </w:r>
                 </w:p>
               </w:tc>
@@ -6905,8 +7350,13 @@
                     <w:keepNext w:val="0"/>
                   </w:pPr>
                   <w:r>
-                    <w:t>[ 1/2015 – 5/2015 ]</w:t>
-                  </w:r>
+                    <w:t>[ 1/2015 – 5/</w:t>
+                  </w:r>
+                  <w:proofErr w:type="gramStart"/>
+                  <w:r>
+                    <w:t>2015 ]</w:t>
+                  </w:r>
+                  <w:proofErr w:type="gramEnd"/>
                 </w:p>
               </w:tc>
             </w:tr>
@@ -6921,7 +7371,15 @@
                     <w:pStyle w:val="Content"/>
                   </w:pPr>
                   <w:r>
-                    <w:t>Developed a RTL-SDR receiver system called ‘</w:t>
+                    <w:t xml:space="preserve">Developed </w:t>
+                  </w:r>
+                  <w:proofErr w:type="gramStart"/>
+                  <w:r>
+                    <w:t>a</w:t>
+                  </w:r>
+                  <w:proofErr w:type="gramEnd"/>
+                  <w:r>
+                    <w:t xml:space="preserve"> RTL-SDR receiver system called ‘</w:t>
                   </w:r>
                   <w:proofErr w:type="spellStart"/>
                   <w:r>
@@ -7039,8 +7497,13 @@
                     <w:keepNext w:val="0"/>
                   </w:pPr>
                   <w:r>
-                    <w:t>[ 7/2015 – 08/2015 ]</w:t>
-                  </w:r>
+                    <w:t>[ 7/2015 – 08/</w:t>
+                  </w:r>
+                  <w:proofErr w:type="gramStart"/>
+                  <w:r>
+                    <w:t>2015 ]</w:t>
+                  </w:r>
+                  <w:proofErr w:type="gramEnd"/>
                 </w:p>
               </w:tc>
             </w:tr>
@@ -8352,7 +8815,15 @@
                 <w:b w:val="0"/>
                 <w:bCs w:val="0"/>
               </w:rPr>
-              <w:t>IEEE Honor Society</w:t>
+              <w:t xml:space="preserve">IEEE Honor </w:t>
+            </w:r>
+            <w:proofErr w:type="gramStart"/>
+            <w:r>
+              <w:rPr>
+                <w:b w:val="0"/>
+                <w:bCs w:val="0"/>
+              </w:rPr>
+              <w:t>Society</w:t>
             </w:r>
             <w:r>
               <w:t xml:space="preserve">  </w:t>
@@ -8363,8 +8834,27 @@
                 <w:sz w:val="16"/>
                 <w:szCs w:val="24"/>
               </w:rPr>
-              <w:t>[ 2021 – Present ]</w:t>
-            </w:r>
+              <w:t>[</w:t>
+            </w:r>
+            <w:proofErr w:type="gramEnd"/>
+            <w:r>
+              <w:rPr>
+                <w:color w:val="4F81BD" w:themeColor="accent1"/>
+                <w:sz w:val="16"/>
+                <w:szCs w:val="24"/>
+              </w:rPr>
+              <w:t xml:space="preserve"> 2021 – </w:t>
+            </w:r>
+            <w:proofErr w:type="gramStart"/>
+            <w:r>
+              <w:rPr>
+                <w:color w:val="4F81BD" w:themeColor="accent1"/>
+                <w:sz w:val="16"/>
+                <w:szCs w:val="24"/>
+              </w:rPr>
+              <w:t>Present ]</w:t>
+            </w:r>
+            <w:proofErr w:type="gramEnd"/>
           </w:p>
           <w:p>
             <w:pPr>
@@ -8375,6 +8865,7 @@
                 <w:szCs w:val="10"/>
               </w:rPr>
             </w:pPr>
+            <w:proofErr w:type="gramStart"/>
             <w:r>
               <w:t xml:space="preserve">IEEE  </w:t>
             </w:r>
@@ -8384,8 +8875,27 @@
                 <w:sz w:val="16"/>
                 <w:szCs w:val="24"/>
               </w:rPr>
-              <w:t>[ 2021 – Present ]</w:t>
-            </w:r>
+              <w:t>[</w:t>
+            </w:r>
+            <w:proofErr w:type="gramEnd"/>
+            <w:r>
+              <w:rPr>
+                <w:color w:val="4F81BD" w:themeColor="accent1"/>
+                <w:sz w:val="16"/>
+                <w:szCs w:val="24"/>
+              </w:rPr>
+              <w:t xml:space="preserve"> 2021 – </w:t>
+            </w:r>
+            <w:proofErr w:type="gramStart"/>
+            <w:r>
+              <w:rPr>
+                <w:color w:val="4F81BD" w:themeColor="accent1"/>
+                <w:sz w:val="16"/>
+                <w:szCs w:val="24"/>
+              </w:rPr>
+              <w:t>Present ]</w:t>
+            </w:r>
+            <w:proofErr w:type="gramEnd"/>
           </w:p>
         </w:tc>
       </w:tr>
@@ -8513,7 +9023,15 @@
                 <w:b w:val="0"/>
                 <w:bCs w:val="0"/>
               </w:rPr>
-              <w:t>Department of Electrical and Computer Engineering</w:t>
+              <w:t xml:space="preserve">Department of Electrical and Computer </w:t>
+            </w:r>
+            <w:proofErr w:type="gramStart"/>
+            <w:r>
+              <w:rPr>
+                <w:b w:val="0"/>
+                <w:bCs w:val="0"/>
+              </w:rPr>
+              <w:t>Engineering</w:t>
             </w:r>
             <w:r>
               <w:t xml:space="preserve"> </w:t>
@@ -8527,14 +9045,23 @@
                 <w:sz w:val="16"/>
                 <w:szCs w:val="24"/>
               </w:rPr>
-              <w:t>[ 202</w:t>
-            </w:r>
+              <w:t>[</w:t>
+            </w:r>
+            <w:proofErr w:type="gramEnd"/>
             <w:r>
               <w:rPr>
                 <w:color w:val="4F81BD" w:themeColor="accent1"/>
                 <w:sz w:val="16"/>
                 <w:szCs w:val="24"/>
               </w:rPr>
+              <w:t xml:space="preserve"> 202</w:t>
+            </w:r>
+            <w:r>
+              <w:rPr>
+                <w:color w:val="4F81BD" w:themeColor="accent1"/>
+                <w:sz w:val="16"/>
+                <w:szCs w:val="24"/>
+              </w:rPr>
               <w:t>2</w:t>
             </w:r>
             <w:r>
@@ -8543,8 +9070,18 @@
                 <w:sz w:val="16"/>
                 <w:szCs w:val="24"/>
               </w:rPr>
-              <w:t xml:space="preserve"> – Present ]</w:t>
-            </w:r>
+              <w:t xml:space="preserve"> – </w:t>
+            </w:r>
+            <w:proofErr w:type="gramStart"/>
+            <w:r>
+              <w:rPr>
+                <w:color w:val="4F81BD" w:themeColor="accent1"/>
+                <w:sz w:val="16"/>
+                <w:szCs w:val="24"/>
+              </w:rPr>
+              <w:t>Present ]</w:t>
+            </w:r>
+            <w:proofErr w:type="gramEnd"/>
           </w:p>
           <w:p>
             <w:pPr>
@@ -8990,7 +9527,15 @@
                 <w:b w:val="0"/>
                 <w:bCs w:val="0"/>
               </w:rPr>
-              <w:t>employment, Virginia Tech</w:t>
+              <w:t xml:space="preserve">employment, Virginia </w:t>
+            </w:r>
+            <w:proofErr w:type="gramStart"/>
+            <w:r>
+              <w:rPr>
+                <w:b w:val="0"/>
+                <w:bCs w:val="0"/>
+              </w:rPr>
+              <w:t>Tech</w:t>
             </w:r>
             <w:r>
               <w:t xml:space="preserve">  </w:t>
@@ -9001,7 +9546,16 @@
                 <w:sz w:val="16"/>
                 <w:szCs w:val="16"/>
               </w:rPr>
-              <w:t xml:space="preserve">[ </w:t>
+              <w:t>[</w:t>
+            </w:r>
+            <w:proofErr w:type="gramEnd"/>
+            <w:r>
+              <w:rPr>
+                <w:color w:val="4F81BD" w:themeColor="accent1"/>
+                <w:sz w:val="16"/>
+                <w:szCs w:val="16"/>
+              </w:rPr>
+              <w:t xml:space="preserve"> </w:t>
             </w:r>
             <w:r>
               <w:rPr>
@@ -9025,15 +9579,33 @@
                 <w:sz w:val="16"/>
                 <w:szCs w:val="16"/>
               </w:rPr>
-              <w:t>12/2016</w:t>
-            </w:r>
-            <w:r>
-              <w:rPr>
-                <w:color w:val="4F81BD" w:themeColor="accent1"/>
-                <w:sz w:val="16"/>
-                <w:szCs w:val="16"/>
-              </w:rPr>
-              <w:t xml:space="preserve"> ] </w:t>
+              <w:t>12/</w:t>
+            </w:r>
+            <w:proofErr w:type="gramStart"/>
+            <w:r>
+              <w:rPr>
+                <w:color w:val="4F81BD" w:themeColor="accent1"/>
+                <w:sz w:val="16"/>
+                <w:szCs w:val="16"/>
+              </w:rPr>
+              <w:t>2016</w:t>
+            </w:r>
+            <w:r>
+              <w:rPr>
+                <w:color w:val="4F81BD" w:themeColor="accent1"/>
+                <w:sz w:val="16"/>
+                <w:szCs w:val="16"/>
+              </w:rPr>
+              <w:t xml:space="preserve"> ]</w:t>
+            </w:r>
+            <w:proofErr w:type="gramEnd"/>
+            <w:r>
+              <w:rPr>
+                <w:color w:val="4F81BD" w:themeColor="accent1"/>
+                <w:sz w:val="16"/>
+                <w:szCs w:val="16"/>
+              </w:rPr>
+              <w:t xml:space="preserve"> </w:t>
             </w:r>
             <w:r>
               <w:rPr>
@@ -9103,7 +9675,15 @@
                 <w:b w:val="0"/>
                 <w:bCs w:val="0"/>
               </w:rPr>
-              <w:t>, employment, Germanna Community College</w:t>
+              <w:t xml:space="preserve">, employment, Germanna Community </w:t>
+            </w:r>
+            <w:proofErr w:type="gramStart"/>
+            <w:r>
+              <w:rPr>
+                <w:b w:val="0"/>
+                <w:bCs w:val="0"/>
+              </w:rPr>
+              <w:t>College</w:t>
             </w:r>
             <w:r>
               <w:t xml:space="preserve">  </w:t>
@@ -9114,7 +9694,16 @@
                 <w:sz w:val="16"/>
                 <w:szCs w:val="16"/>
               </w:rPr>
-              <w:t xml:space="preserve">[ </w:t>
+              <w:t>[</w:t>
+            </w:r>
+            <w:proofErr w:type="gramEnd"/>
+            <w:r>
+              <w:rPr>
+                <w:color w:val="4F81BD" w:themeColor="accent1"/>
+                <w:sz w:val="16"/>
+                <w:szCs w:val="16"/>
+              </w:rPr>
+              <w:t xml:space="preserve"> </w:t>
             </w:r>
             <w:r>
               <w:rPr>
@@ -9138,15 +9727,33 @@
                 <w:sz w:val="16"/>
                 <w:szCs w:val="16"/>
               </w:rPr>
-              <w:t>5/2012</w:t>
-            </w:r>
-            <w:r>
-              <w:rPr>
-                <w:color w:val="4F81BD" w:themeColor="accent1"/>
-                <w:sz w:val="16"/>
-                <w:szCs w:val="16"/>
-              </w:rPr>
-              <w:t xml:space="preserve"> ] </w:t>
+              <w:t>5/</w:t>
+            </w:r>
+            <w:proofErr w:type="gramStart"/>
+            <w:r>
+              <w:rPr>
+                <w:color w:val="4F81BD" w:themeColor="accent1"/>
+                <w:sz w:val="16"/>
+                <w:szCs w:val="16"/>
+              </w:rPr>
+              <w:t>2012</w:t>
+            </w:r>
+            <w:r>
+              <w:rPr>
+                <w:color w:val="4F81BD" w:themeColor="accent1"/>
+                <w:sz w:val="16"/>
+                <w:szCs w:val="16"/>
+              </w:rPr>
+              <w:t xml:space="preserve"> ]</w:t>
+            </w:r>
+            <w:proofErr w:type="gramEnd"/>
+            <w:r>
+              <w:rPr>
+                <w:color w:val="4F81BD" w:themeColor="accent1"/>
+                <w:sz w:val="16"/>
+                <w:szCs w:val="16"/>
+              </w:rPr>
+              <w:t xml:space="preserve"> </w:t>
             </w:r>
             <w:r>
               <w:rPr>
@@ -9222,6 +9829,7 @@
             <w:r>
               <w:t xml:space="preserve">Chi Alpha Campus </w:t>
             </w:r>
+            <w:proofErr w:type="gramStart"/>
             <w:r>
               <w:t>Ministries</w:t>
             </w:r>
@@ -9234,7 +9842,16 @@
                 <w:sz w:val="16"/>
                 <w:szCs w:val="16"/>
               </w:rPr>
-              <w:t>[ 201</w:t>
+              <w:t>[</w:t>
+            </w:r>
+            <w:proofErr w:type="gramEnd"/>
+            <w:r>
+              <w:rPr>
+                <w:color w:val="4F81BD" w:themeColor="accent1"/>
+                <w:sz w:val="16"/>
+                <w:szCs w:val="16"/>
+              </w:rPr>
+              <w:t xml:space="preserve"> 201</w:t>
             </w:r>
             <w:r>
               <w:rPr>
@@ -9252,6 +9869,7 @@
               </w:rPr>
               <w:t xml:space="preserve"> – </w:t>
             </w:r>
+            <w:proofErr w:type="gramStart"/>
             <w:r>
               <w:rPr>
                 <w:color w:val="4F81BD" w:themeColor="accent1"/>
@@ -9266,7 +9884,16 @@
                 <w:sz w:val="16"/>
                 <w:szCs w:val="16"/>
               </w:rPr>
-              <w:t xml:space="preserve"> ] </w:t>
+              <w:t xml:space="preserve"> ]</w:t>
+            </w:r>
+            <w:proofErr w:type="gramEnd"/>
+            <w:r>
+              <w:rPr>
+                <w:color w:val="4F81BD" w:themeColor="accent1"/>
+                <w:sz w:val="16"/>
+                <w:szCs w:val="16"/>
+              </w:rPr>
+              <w:t xml:space="preserve"> </w:t>
             </w:r>
             <w:r>
               <w:rPr>
@@ -9351,15 +9978,28 @@
               <w:keepNext w:val="0"/>
             </w:pPr>
             <w:r>
-              <w:t xml:space="preserve">Church Audio-Visual (AV), Information Technology (IT), and Experience Teams  </w:t>
-            </w:r>
-            <w:r>
-              <w:rPr>
-                <w:color w:val="4F81BD" w:themeColor="accent1"/>
-                <w:sz w:val="16"/>
-                <w:szCs w:val="16"/>
-              </w:rPr>
-              <w:t>[ 20</w:t>
+              <w:t xml:space="preserve">Church Audio-Visual (AV), Information Technology (IT), and Experience </w:t>
+            </w:r>
+            <w:proofErr w:type="gramStart"/>
+            <w:r>
+              <w:t xml:space="preserve">Teams  </w:t>
+            </w:r>
+            <w:r>
+              <w:rPr>
+                <w:color w:val="4F81BD" w:themeColor="accent1"/>
+                <w:sz w:val="16"/>
+                <w:szCs w:val="16"/>
+              </w:rPr>
+              <w:t>[</w:t>
+            </w:r>
+            <w:proofErr w:type="gramEnd"/>
+            <w:r>
+              <w:rPr>
+                <w:color w:val="4F81BD" w:themeColor="accent1"/>
+                <w:sz w:val="16"/>
+                <w:szCs w:val="16"/>
+              </w:rPr>
+              <w:t xml:space="preserve"> 20</w:t>
             </w:r>
             <w:r>
               <w:rPr>
@@ -9377,6 +10017,7 @@
               </w:rPr>
               <w:t xml:space="preserve"> – </w:t>
             </w:r>
+            <w:proofErr w:type="gramStart"/>
             <w:r>
               <w:rPr>
                 <w:color w:val="4F81BD" w:themeColor="accent1"/>
@@ -9393,6 +10034,7 @@
               </w:rPr>
               <w:t xml:space="preserve"> ]</w:t>
             </w:r>
+            <w:proofErr w:type="gramEnd"/>
             <w:r>
               <w:rPr>
                 <w:color w:val="4F81BD" w:themeColor="accent1"/>
@@ -9454,16 +10096,39 @@
               <w:keepNext w:val="0"/>
             </w:pPr>
             <w:r>
-              <w:t xml:space="preserve">Virginia Tech Fencing Club  </w:t>
-            </w:r>
-            <w:r>
-              <w:rPr>
-                <w:color w:val="4F81BD" w:themeColor="accent1"/>
-                <w:sz w:val="16"/>
-                <w:szCs w:val="16"/>
-              </w:rPr>
-              <w:t>[ 2013 – 2014 ]</w:t>
-            </w:r>
+              <w:t xml:space="preserve">Virginia Tech Fencing </w:t>
+            </w:r>
+            <w:proofErr w:type="gramStart"/>
+            <w:r>
+              <w:t xml:space="preserve">Club  </w:t>
+            </w:r>
+            <w:r>
+              <w:rPr>
+                <w:color w:val="4F81BD" w:themeColor="accent1"/>
+                <w:sz w:val="16"/>
+                <w:szCs w:val="16"/>
+              </w:rPr>
+              <w:t>[</w:t>
+            </w:r>
+            <w:proofErr w:type="gramEnd"/>
+            <w:r>
+              <w:rPr>
+                <w:color w:val="4F81BD" w:themeColor="accent1"/>
+                <w:sz w:val="16"/>
+                <w:szCs w:val="16"/>
+              </w:rPr>
+              <w:t xml:space="preserve"> 2013 – </w:t>
+            </w:r>
+            <w:proofErr w:type="gramStart"/>
+            <w:r>
+              <w:rPr>
+                <w:color w:val="4F81BD" w:themeColor="accent1"/>
+                <w:sz w:val="16"/>
+                <w:szCs w:val="16"/>
+              </w:rPr>
+              <w:t>2014 ]</w:t>
+            </w:r>
+            <w:proofErr w:type="gramEnd"/>
             <w:r>
               <w:rPr>
                 <w:rFonts w:ascii="Helvetica Neue" w:hAnsi="Helvetica Neue"/>
@@ -10838,8 +11503,8 @@
   <w:abstractNum w:abstractNumId="14" w15:restartNumberingAfterBreak="0">
     <w:nsid w:val="17E30478"/>
     <w:multiLevelType w:val="hybridMultilevel"/>
-    <w:tmpl w:val="613C92E8"/>
-    <w:lvl w:ilvl="0" w:tplc="0409000F">
+    <w:tmpl w:val="CBAC147C"/>
+    <w:lvl w:ilvl="0" w:tplc="15EAF08A">
       <w:start w:val="1"/>
       <w:numFmt w:val="decimal"/>
       <w:lvlText w:val="%1."/>
@@ -10847,6 +11512,10 @@
       <w:pPr>
         <w:ind w:left="720" w:hanging="360"/>
       </w:pPr>
+      <w:rPr>
+        <w:b w:val="0"/>
+        <w:bCs w:val="0"/>
+      </w:rPr>
     </w:lvl>
     <w:lvl w:ilvl="1" w:tplc="04090019" w:tentative="1">
       <w:start w:val="1"/>
@@ -12633,6 +13302,7 @@
     <w:rsid w:val="00095F4B"/>
     <w:rsid w:val="001078C8"/>
     <w:rsid w:val="00170EC8"/>
+    <w:rsid w:val="0017750C"/>
     <w:rsid w:val="001E6351"/>
     <w:rsid w:val="0021240F"/>
     <w:rsid w:val="002141FB"/>
@@ -12673,6 +13343,7 @@
     <w:rsid w:val="00B3182F"/>
     <w:rsid w:val="00B67F5F"/>
     <w:rsid w:val="00B85965"/>
+    <w:rsid w:val="00B90649"/>
     <w:rsid w:val="00BA4BB8"/>
     <w:rsid w:val="00BE09F0"/>
     <w:rsid w:val="00BF3AAB"/>
@@ -12680,6 +13351,7 @@
     <w:rsid w:val="00C135B0"/>
     <w:rsid w:val="00CA3FC5"/>
     <w:rsid w:val="00CC0A20"/>
+    <w:rsid w:val="00D11653"/>
     <w:rsid w:val="00E16A43"/>
     <w:rsid w:val="00E61DFF"/>
     <w:rsid w:val="00EA0651"/>

--- a/derieux-cv.docx
+++ b/derieux-cv.docx
@@ -6726,7 +6726,7 @@
                     <w:t>machine learning frameworks with data fusion to grow "smart" garden alleys in Makassar City, Indonesia</w:t>
                   </w:r>
                   <w:r>
-                    <w:t xml:space="preserve"> in to </w:t>
+                    <w:t xml:space="preserve"> to </w:t>
                   </w:r>
                   <w:r>
                     <w:t xml:space="preserve">bolster </w:t>
@@ -13298,6 +13298,7 @@
     <w:rsidRoot w:val="009B4380"/>
     <w:rsid w:val="00016ABB"/>
     <w:rsid w:val="00024160"/>
+    <w:rsid w:val="00057E12"/>
     <w:rsid w:val="000666D2"/>
     <w:rsid w:val="00095F4B"/>
     <w:rsid w:val="001078C8"/>

--- a/derieux-cv.docx
+++ b/derieux-cv.docx
@@ -2359,6 +2359,13 @@
                   <w:r>
                     <w:t>Electronics Engineer</w:t>
                   </w:r>
+                  <w:r>
+                    <w:rPr>
+                      <w:b w:val="0"/>
+                      <w:bCs w:val="0"/>
+                    </w:rPr>
+                    <w:t>, TS/SCI clearance</w:t>
+                  </w:r>
                 </w:p>
               </w:tc>
               <w:tc>
@@ -2398,7 +2405,7 @@
                     <w:pStyle w:val="Location"/>
                   </w:pPr>
                   <w:r>
-                    <w:t>U.S. Naval Research Laboratory (NRL), Washington DC, TS/SCI clearance</w:t>
+                    <w:t>U.S. Naval Research Laboratory (NRL), Washington DC</w:t>
                   </w:r>
                 </w:p>
                 <w:p>
@@ -2494,6 +2501,13 @@
                   <w:r>
                     <w:t>Electrical Engineering Co-op</w:t>
                   </w:r>
+                  <w:r>
+                    <w:rPr>
+                      <w:b w:val="0"/>
+                      <w:bCs w:val="0"/>
+                    </w:rPr>
+                    <w:t>, Secret clearance</w:t>
+                  </w:r>
                 </w:p>
               </w:tc>
               <w:tc>
@@ -2530,7 +2544,7 @@
                     <w:pStyle w:val="Location"/>
                   </w:pPr>
                   <w:r>
-                    <w:t>U.S. Naval Research Laboratory (NRL), Washington DC, Secret clearance</w:t>
+                    <w:t>U.S. Naval Research Laboratory (NRL), Washington DC</w:t>
                   </w:r>
                 </w:p>
                 <w:p>
@@ -13364,6 +13378,7 @@
     <w:rsid w:val="00FC7234"/>
     <w:rsid w:val="00FE52AF"/>
     <w:rsid w:val="00FE5E44"/>
+    <w:rsid w:val="00FF1792"/>
   </w:rsids>
   <m:mathPr>
     <m:mathFont m:val="Cambria Math"/>
